--- a/app/Курсовая_вариант_7.docx
+++ b/app/Курсовая_вариант_7.docx
@@ -1410,47 +1410,27 @@
         <w:t xml:space="preserve">Аналитическое описание сигнала</w:t>
       </w:r>
       <w:r>
-        <w:t xml:space="preserve"> (трапеция, рисунок 1а методички).</w:t>
-      </w:r>
-    </w:p>
-    <w:p>
-      <w:pPr>
-        <w:ind w:firstLine="709"/>
-        <w:spacing w:line="360" w:lineRule="auto"/>
-        <w:jc w:val="both"/>
-      </w:pPr>
-      <w:r>
-        <w:t xml:space="preserve">Сигнал заданного варианта — прямоугольный импульс с линейно нарастающим</w:t>
-      </w:r>
-    </w:p>
-    <w:p>
-      <w:pPr>
-        <w:ind w:firstLine="709"/>
-        <w:spacing w:line="360" w:lineRule="auto"/>
-        <w:jc w:val="both"/>
-      </w:pPr>
-      <w:r>
-        <w:t xml:space="preserve">фронтом. Нарастание идёт от нуля до амплитуды E за время t₁, далее сигнал</w:t>
-      </w:r>
-    </w:p>
-    <w:p>
-      <w:pPr>
-        <w:ind w:firstLine="709"/>
-        <w:spacing w:line="360" w:lineRule="auto"/>
-        <w:jc w:val="both"/>
-      </w:pPr>
-      <w:r>
-        <w:t xml:space="preserve">держится на уровне E до момента t₂, после чего спадает до нуля и остаётся</w:t>
-      </w:r>
-    </w:p>
-    <w:p>
-      <w:pPr>
-        <w:ind w:firstLine="709"/>
-        <w:spacing w:line="360" w:lineRule="auto"/>
-        <w:jc w:val="both"/>
-      </w:pPr>
-      <w:r>
-        <w:t xml:space="preserve">нулевым до конца периода Tc:</w:t>
+        <w:t xml:space="preserve"> (форма 7 по рисунку таблицы А.2).</w:t>
+      </w:r>
+    </w:p>
+    <w:p>
+      <w:pPr>
+        <w:ind w:firstLine="709"/>
+        <w:spacing w:line="360" w:lineRule="auto"/>
+        <w:jc w:val="both"/>
+      </w:pPr>
+      <w:r>
+        <w:t xml:space="preserve">Сигнал заданного варианта — импульс с линейно нарастающим фронтом, который</w:t>
+      </w:r>
+    </w:p>
+    <w:p>
+      <w:pPr>
+        <w:ind w:firstLine="709"/>
+        <w:spacing w:line="360" w:lineRule="auto"/>
+        <w:jc w:val="both"/>
+      </w:pPr>
+      <w:r>
+        <w:t xml:space="preserve">после момента t₂ обрывается до нуля. Спадающего фронта в этом варианте нет:</w:t>
       </w:r>
     </w:p>
     <w:p>
@@ -1492,37 +1472,37 @@
         <w:jc w:val="both"/>
       </w:pPr>
       <w:r>
-        <w:t xml:space="preserve">При t₁ = 1 мкс фронт длится 1 мкс, плато — от 1 до 2 мкс, спад занимает</w:t>
-      </w:r>
-    </w:p>
-    <w:p>
-      <w:pPr>
-        <w:ind w:firstLine="709"/>
-        <w:spacing w:line="360" w:lineRule="auto"/>
-        <w:jc w:val="both"/>
-      </w:pPr>
-      <w:r>
-        <w:t xml:space="preserve">последнюю микросекунду. Спад мгновенный: обратного фронта в этом варианте нет,</w:t>
-      </w:r>
-    </w:p>
-    <w:p>
-      <w:pPr>
-        <w:ind w:firstLine="709"/>
-        <w:spacing w:line="360" w:lineRule="auto"/>
-        <w:jc w:val="both"/>
-      </w:pPr>
-      <w:r>
-        <w:t xml:space="preserve">поэтому площадь под импульсом складывается только из треугольной и</w:t>
-      </w:r>
-    </w:p>
-    <w:p>
-      <w:pPr>
-        <w:ind w:firstLine="709"/>
-        <w:spacing w:line="360" w:lineRule="auto"/>
-        <w:jc w:val="both"/>
-      </w:pPr>
-      <w:r>
-        <w:t xml:space="preserve">прямоугольной частей.</w:t>
+        <w:t xml:space="preserve">При t₁ = 1 мкс фронт длится 1 мкс, плато занимает от 1 до 2 мкс, после чего</w:t>
+      </w:r>
+    </w:p>
+    <w:p>
+      <w:pPr>
+        <w:ind w:firstLine="709"/>
+        <w:spacing w:line="360" w:lineRule="auto"/>
+        <w:jc w:val="both"/>
+      </w:pPr>
+      <w:r>
+        <w:t xml:space="preserve">сигнал скачком обрывается в ноль и остаётся нулевым до конца периода Tc = 3 мкс.</w:t>
+      </w:r>
+    </w:p>
+    <w:p>
+      <w:pPr>
+        <w:ind w:firstLine="709"/>
+        <w:spacing w:line="360" w:lineRule="auto"/>
+        <w:jc w:val="both"/>
+      </w:pPr>
+      <w:r>
+        <w:t xml:space="preserve">Именно поэтому площадь под импульсом складывается только из треугольной части</w:t>
+      </w:r>
+    </w:p>
+    <w:p>
+      <w:pPr>
+        <w:ind w:firstLine="709"/>
+        <w:spacing w:line="360" w:lineRule="auto"/>
+        <w:jc w:val="both"/>
+      </w:pPr>
+      <w:r>
+        <w:t xml:space="preserve">фронта и прямоугольной части плато — никакого спадающего треугольника нет.</w:t>
       </w:r>
     </w:p>
     <w:p>
@@ -1581,17 +1561,47 @@
         <w:jc w:val="both"/>
       </w:pPr>
       <w:r>
-        <w:t xml:space="preserve">Спектр вычисляется численно по формуле (3.25) методических указаний.</w:t>
-      </w:r>
-    </w:p>
-    <w:p>
-      <w:pPr>
-        <w:ind w:firstLine="709"/>
-        <w:spacing w:line="360" w:lineRule="auto"/>
-        <w:jc w:val="both"/>
-      </w:pPr>
-      <w:r>
-        <w:t xml:space="preserve">Суммарная площадь импульса равна значению спектра при нулевой частоте:</w:t>
+        <w:t xml:space="preserve">Спектр вычисляется численно по формуле (3.25) методических указаний; интегрирование</w:t>
+      </w:r>
+    </w:p>
+    <w:p>
+      <w:pPr>
+        <w:ind w:firstLine="709"/>
+        <w:spacing w:line="360" w:lineRule="auto"/>
+        <w:jc w:val="both"/>
+      </w:pPr>
+      <w:r>
+        <w:t xml:space="preserve">ведётся методом Симпсона с разрезом сетки точно в точках излома t₁ и t₂, чтобы</w:t>
+      </w:r>
+    </w:p>
+    <w:p>
+      <w:pPr>
+        <w:ind w:firstLine="709"/>
+        <w:spacing w:line="360" w:lineRule="auto"/>
+        <w:jc w:val="both"/>
+      </w:pPr>
+      <w:r>
+        <w:t xml:space="preserve">скачки разностного вида не терялись.</w:t>
+      </w:r>
+    </w:p>
+    <w:p>
+      <w:pPr>
+        <w:ind w:firstLine="709"/>
+        <w:spacing w:line="360" w:lineRule="auto"/>
+        <w:jc w:val="both"/>
+      </w:pPr>
+      <w:r>
+        <w:t xml:space="preserve">Суммарная площадь импульса равна значению спектра при нулевой частоте. Площадь</w:t>
+      </w:r>
+    </w:p>
+    <w:p>
+      <w:pPr>
+        <w:ind w:firstLine="709"/>
+        <w:spacing w:line="360" w:lineRule="auto"/>
+        <w:jc w:val="both"/>
+      </w:pPr>
+      <w:r>
+        <w:t xml:space="preserve">складывается из треугольника фронта и прямоугольника плато:</w:t>
       </w:r>
     </w:p>
     <w:p>
@@ -1600,7 +1610,7 @@
         <w:spacing w:before="120" w:after="120"/>
         <w:ind w:firstLine="0"/>
       </w:pPr>
-      S(0) = ∫₀^Tc s(t) dt = E·(t₁/2 + (t₂ − t₁)) = 1,4975 В·с
+      S(0) = ∫₀^Tc s(t) dt = E·(t₁/2 + (t₂ − t₁)) = 1,5·10⁻⁶ В·с
     </w:p>
     <w:p>
       <w:pPr>
@@ -1649,7 +1659,16 @@
         <w:jc w:val="both"/>
       </w:pPr>
       <w:r>
-        <w:t xml:space="preserve">модуль спектра впервые становится меньше 0,1 от своего максимума. Именно эта</w:t>
+        <w:t xml:space="preserve">модуль спектра </w:t>
+      </w:r>
+      <w:r>
+        <w:rPr>
+          <w:b/>
+        </w:rPr>
+        <w:t xml:space="preserve">впервые</w:t>
+      </w:r>
+      <w:r>
+        <w:t xml:space="preserve"> становится меньше 0,1 от своего максимума. Именно эта</w:t>
       </w:r>
     </w:p>
     <w:p>
@@ -1678,7 +1697,73 @@
         <w:spacing w:before="120" w:after="120"/>
         <w:ind w:firstLine="0"/>
       </w:pPr>
-      ωв(0,1) = 6,467·10⁶ рад/с
+      ωв(0,1) = 3,9425·10⁶ рад/с
+    </w:p>
+    <w:p>
+      <w:pPr>
+        <w:ind w:firstLine="709"/>
+        <w:spacing w:line="360" w:lineRule="auto"/>
+        <w:jc w:val="both"/>
+      </w:pPr>
+      <w:r>
+        <w:t xml:space="preserve">Здесь важно не ошибиться: уровень 0,1·max кривая |S(ω)| пересекает дважды —</w:t>
+      </w:r>
+    </w:p>
+    <w:p>
+      <w:pPr>
+        <w:ind w:firstLine="709"/>
+        <w:spacing w:line="360" w:lineRule="auto"/>
+        <w:jc w:val="both"/>
+      </w:pPr>
+      <w:r>
+        <w:t xml:space="preserve">при 3,9425·10⁶ и при 6,4725·10⁶ рад/с, поскольку спектр знакопеременный и</w:t>
+      </w:r>
+    </w:p>
+    <w:p>
+      <w:pPr>
+        <w:ind w:firstLine="709"/>
+        <w:spacing w:line="360" w:lineRule="auto"/>
+        <w:jc w:val="both"/>
+      </w:pPr>
+      <w:r>
+        <w:t xml:space="preserve">модуль его периодически проваливается. За верхнюю границу принимается именно</w:t>
+      </w:r>
+    </w:p>
+    <w:p>
+      <w:pPr>
+        <w:ind w:firstLine="709"/>
+        <w:spacing w:line="360" w:lineRule="auto"/>
+        <w:jc w:val="both"/>
+      </w:pPr>
+      <w:r>
+        <w:rPr>
+          <w:b/>
+        </w:rPr>
+        <w:t xml:space="preserve">первое</w:t>
+      </w:r>
+      <w:r>
+        <w:t xml:space="preserve"> пересечение, до которого сигнал ещё несёт подавляющую часть энергии.</w:t>
+      </w:r>
+    </w:p>
+    <w:p>
+      <w:pPr>
+        <w:ind w:firstLine="709"/>
+        <w:spacing w:line="360" w:lineRule="auto"/>
+        <w:jc w:val="both"/>
+      </w:pPr>
+      <w:r>
+        <w:t xml:space="preserve">Второе пересечение относится уже к следующему лепестку спектра и в расчёте</w:t>
+      </w:r>
+    </w:p>
+    <w:p>
+      <w:pPr>
+        <w:ind w:firstLine="709"/>
+        <w:spacing w:line="360" w:lineRule="auto"/>
+        <w:jc w:val="both"/>
+      </w:pPr>
+      <w:r>
+        <w:t xml:space="preserve">не используется.</w:t>
+      </w:r>
     </w:p>
     <w:p>
       <w:pPr>
@@ -1755,77 +1840,73 @@
         <w:jc w:val="both"/>
       </w:pPr>
       <w:r>
-        <w:t xml:space="preserve">На графике изображён модуль спектра трапециевидного импульса, нормированный</w:t>
-      </w:r>
-    </w:p>
-    <w:p>
-      <w:pPr>
-        <w:ind w:firstLine="709"/>
-        <w:spacing w:line="360" w:lineRule="auto"/>
-        <w:jc w:val="both"/>
-      </w:pPr>
-      <w:r>
-        <w:t xml:space="preserve">на максимум. Синяя кривая монотонно убывает от единицы в нуле, а зелёная</w:t>
-      </w:r>
-    </w:p>
-    <w:p>
-      <w:pPr>
-        <w:ind w:firstLine="709"/>
-        <w:spacing w:line="360" w:lineRule="auto"/>
-        <w:jc w:val="both"/>
-      </w:pPr>
-      <w:r>
-        <w:t xml:space="preserve">пунктирная линия отмечает уровень 0,1·max. Вертикальный пунктир с подписью</w:t>
-      </w:r>
-    </w:p>
-    <w:p>
-      <w:pPr>
-        <w:ind w:firstLine="709"/>
-        <w:spacing w:line="360" w:lineRule="auto"/>
-        <w:jc w:val="both"/>
-      </w:pPr>
-      <w:r>
-        <w:t xml:space="preserve">ωв(0,1) стоит там, где кривая впервые пересекает этот уровень. Правее этой</w:t>
-      </w:r>
-    </w:p>
-    <w:p>
-      <w:pPr>
-        <w:ind w:firstLine="709"/>
-        <w:spacing w:line="360" w:lineRule="auto"/>
-        <w:jc w:val="both"/>
-      </w:pPr>
-      <w:r>
-        <w:t xml:space="preserve">точки спектр ещё не равен нулю, но несёт менее 10 % от максимума, поэтому</w:t>
-      </w:r>
-    </w:p>
-    <w:p>
-      <w:pPr>
-        <w:ind w:firstLine="709"/>
-        <w:spacing w:line="360" w:lineRule="auto"/>
-        <w:jc w:val="both"/>
-      </w:pPr>
-      <w:r>
-        <w:t xml:space="preserve">считается, что полезная часть сигнала уже исчерпана. Заметьте, что точка</w:t>
-      </w:r>
-    </w:p>
-    <w:p>
-      <w:pPr>
-        <w:ind w:firstLine="709"/>
-        <w:spacing w:line="360" w:lineRule="auto"/>
-        <w:jc w:val="both"/>
-      </w:pPr>
-      <w:r>
-        <w:t xml:space="preserve">ωв расположена заметно правее «полки» кривой, — именно поэтому при выборе</w:t>
-      </w:r>
-    </w:p>
-    <w:p>
-      <w:pPr>
-        <w:ind w:firstLine="709"/>
-        <w:spacing w:line="360" w:lineRule="auto"/>
-        <w:jc w:val="both"/>
-      </w:pPr>
-      <w:r>
-        <w:t xml:space="preserve">частоты дискретизации приходится брать запас.</w:t>
+        <w:t xml:space="preserve">На графике изображён модуль спектра нормированный на максимум. Синяя кривая</w:t>
+      </w:r>
+    </w:p>
+    <w:p>
+      <w:pPr>
+        <w:ind w:firstLine="709"/>
+        <w:spacing w:line="360" w:lineRule="auto"/>
+        <w:jc w:val="both"/>
+      </w:pPr>
+      <w:r>
+        <w:t xml:space="preserve">убывает от единицы в нуле, а зелёная пунктирная линия отмечает уровень</w:t>
+      </w:r>
+    </w:p>
+    <w:p>
+      <w:pPr>
+        <w:ind w:firstLine="709"/>
+        <w:spacing w:line="360" w:lineRule="auto"/>
+        <w:jc w:val="both"/>
+      </w:pPr>
+      <w:r>
+        <w:t xml:space="preserve">0,1·max. Вертикальный пунктир с подписью ωв(0,1) стоит там, где кривая </w:t>
+      </w:r>
+      <w:r>
+        <w:rPr>
+          <w:b/>
+        </w:rPr>
+        <w:t xml:space="preserve">впервые</w:t>
+      </w:r>
+    </w:p>
+    <w:p>
+      <w:pPr>
+        <w:ind w:firstLine="709"/>
+        <w:spacing w:line="360" w:lineRule="auto"/>
+        <w:jc w:val="both"/>
+      </w:pPr>
+      <w:r>
+        <w:t xml:space="preserve">пересекает этот уровень. Правее этой точки спектр ещё не равен нулю, но несёт</w:t>
+      </w:r>
+    </w:p>
+    <w:p>
+      <w:pPr>
+        <w:ind w:firstLine="709"/>
+        <w:spacing w:line="360" w:lineRule="auto"/>
+        <w:jc w:val="both"/>
+      </w:pPr>
+      <w:r>
+        <w:t xml:space="preserve">менее 10 % от максимума, поэтому считается, что полезная часть сигнала уже</w:t>
+      </w:r>
+    </w:p>
+    <w:p>
+      <w:pPr>
+        <w:ind w:firstLine="709"/>
+        <w:spacing w:line="360" w:lineRule="auto"/>
+        <w:jc w:val="both"/>
+      </w:pPr>
+      <w:r>
+        <w:t xml:space="preserve">исчерпана. Дальше кривая продолжает колебаться и второй раз опускается до уровня</w:t>
+      </w:r>
+    </w:p>
+    <w:p>
+      <w:pPr>
+        <w:ind w:firstLine="709"/>
+        <w:spacing w:line="360" w:lineRule="auto"/>
+        <w:jc w:val="both"/>
+      </w:pPr>
+      <w:r>
+        <w:t xml:space="preserve">0,1 — это уже следующий лепесток спектра, и отмеченная вертикаль стоит левее него.</w:t>
       </w:r>
     </w:p>
     <w:p>
@@ -2194,27 +2275,27 @@
         <w:jc w:val="both"/>
       </w:pPr>
       <w:r>
-        <w:t xml:space="preserve">верхней границы спектра. Методические указания (п. 2.1.3) предписывают выбирать</w:t>
-      </w:r>
-    </w:p>
-    <w:p>
-      <w:pPr>
-        <w:ind w:firstLine="709"/>
-        <w:spacing w:line="360" w:lineRule="auto"/>
-        <w:jc w:val="both"/>
-      </w:pPr>
-      <w:r>
-        <w:t xml:space="preserve">период дискретизации с запасом, равным найденной ωв. При E = 1 В и t₁ = 1 мкс</w:t>
-      </w:r>
-    </w:p>
-    <w:p>
-      <w:pPr>
-        <w:ind w:firstLine="709"/>
-        <w:spacing w:line="360" w:lineRule="auto"/>
-        <w:jc w:val="both"/>
-      </w:pPr>
-      <w:r>
-        <w:t xml:space="preserve">получаем:</w:t>
+        <w:t xml:space="preserve">верхней границы спектра: ωд ≥ 2ωв. Период дискретизации выбирается по формуле</w:t>
+      </w:r>
+    </w:p>
+    <w:p>
+      <w:pPr>
+        <w:ind w:firstLine="709"/>
+        <w:spacing w:line="360" w:lineRule="auto"/>
+        <w:jc w:val="both"/>
+      </w:pPr>
+      <w:r>
+        <w:t xml:space="preserve">(3.25) методических указаний Тд = π/ωв, что как раз соответствует равенству</w:t>
+      </w:r>
+    </w:p>
+    <w:p>
+      <w:pPr>
+        <w:ind w:firstLine="709"/>
+        <w:spacing w:line="360" w:lineRule="auto"/>
+        <w:jc w:val="both"/>
+      </w:pPr>
+      <w:r>
+        <w:t xml:space="preserve">ωд = 2ωв. При найденной ωв получаем:</w:t>
       </w:r>
     </w:p>
     <w:p>
@@ -2223,7 +2304,7 @@
         <w:spacing w:before="120" w:after="120"/>
         <w:ind w:firstLine="0"/>
       </w:pPr>
-      Тд = π/ωв = 0,4858 мкс;
+      Тд = π/ωв = 0,7969 мкс;
     </w:p>
     <w:p>
       <w:pPr>
@@ -2231,7 +2312,7 @@
         <w:spacing w:before="120" w:after="120"/>
         <w:ind w:firstLine="0"/>
       </w:pPr>
-      fд = 1/Тд = 2,058 МГц;
+      fд = 1/Тд = 1,2549 МГц;
     </w:p>
     <w:p>
       <w:pPr>
@@ -2239,26 +2320,26 @@
         <w:spacing w:before="120" w:after="120"/>
         <w:ind w:firstLine="0"/>
       </w:pPr>
-      ωд = 2π/Тд = 1,293·10⁷ рад/с
-    </w:p>
-    <w:p>
-      <w:pPr>
-        <w:ind w:firstLine="709"/>
-        <w:spacing w:line="360" w:lineRule="auto"/>
-        <w:jc w:val="both"/>
-      </w:pPr>
-      <w:r>
-        <w:t xml:space="preserve">Проверка условия теоремы Котельникова даёт ωд = 1,293·10⁷ рад/с против</w:t>
-      </w:r>
-    </w:p>
-    <w:p>
-      <w:pPr>
-        <w:ind w:firstLine="709"/>
-        <w:spacing w:line="360" w:lineRule="auto"/>
-        <w:jc w:val="both"/>
-      </w:pPr>
-      <w:r>
-        <w:t xml:space="preserve">2ωв = 1,2934·10⁷ рад/с. Граница выполнена, алиасинга не будет: спектр</w:t>
+      ωд = 2π/Тд = 7,885·10⁶ рад/с
+    </w:p>
+    <w:p>
+      <w:pPr>
+        <w:ind w:firstLine="709"/>
+        <w:spacing w:line="360" w:lineRule="auto"/>
+        <w:jc w:val="both"/>
+      </w:pPr>
+      <w:r>
+        <w:t xml:space="preserve">Проверка условия теоремы Котельникова даёт ωд = 7,885·10⁶ рад/с против</w:t>
+      </w:r>
+    </w:p>
+    <w:p>
+      <w:pPr>
+        <w:ind w:firstLine="709"/>
+        <w:spacing w:line="360" w:lineRule="auto"/>
+        <w:jc w:val="both"/>
+      </w:pPr>
+      <w:r>
+        <w:t xml:space="preserve">2ωв = 7,885·10⁶ рад/с — то есть точное равенство, алиасинга не будет: спектр</w:t>
       </w:r>
     </w:p>
     <w:p>
@@ -2278,57 +2359,126 @@
         <w:jc w:val="both"/>
       </w:pPr>
       <w:r>
-        <w:t xml:space="preserve">Физический смысл этого выбора стоит проговорить отдельно. Мы отбросили не всю</w:t>
-      </w:r>
-    </w:p>
-    <w:p>
-      <w:pPr>
-        <w:ind w:firstLine="709"/>
-        <w:spacing w:line="360" w:lineRule="auto"/>
-        <w:jc w:val="both"/>
-      </w:pPr>
-      <w:r>
-        <w:t xml:space="preserve">высокочастотную часть спектра, а только ту, что несёт менее 10 % от максимума,</w:t>
-      </w:r>
-    </w:p>
-    <w:p>
-      <w:pPr>
-        <w:ind w:firstLine="709"/>
-        <w:spacing w:line="360" w:lineRule="auto"/>
-        <w:jc w:val="both"/>
-      </w:pPr>
-      <w:r>
-        <w:t xml:space="preserve">поэтому восстановленный сигнал будет отличаться от исходного, но в пределах,</w:t>
-      </w:r>
-    </w:p>
-    <w:p>
-      <w:pPr>
-        <w:ind w:firstLine="709"/>
-        <w:spacing w:line="360" w:lineRule="auto"/>
-        <w:jc w:val="both"/>
-      </w:pPr>
-      <w:r>
-        <w:t xml:space="preserve">допустимых для задания. Если взять Тд строго по граничному условию ωд = 2ωв,</w:t>
-      </w:r>
-    </w:p>
-    <w:p>
-      <w:pPr>
-        <w:ind w:firstLine="709"/>
-        <w:spacing w:line="360" w:lineRule="auto"/>
-        <w:jc w:val="both"/>
-      </w:pPr>
-      <w:r>
-        <w:t xml:space="preserve">период оказался бы ровно на границе, и малейшая неточность в определении ωв</w:t>
-      </w:r>
-    </w:p>
-    <w:p>
-      <w:pPr>
-        <w:ind w:firstLine="709"/>
-        <w:spacing w:line="360" w:lineRule="auto"/>
-        <w:jc w:val="both"/>
-      </w:pPr>
-      <w:r>
-        <w:t xml:space="preserve">привела бы к алиасингу. Запас снимает этот риск.</w:t>
+        <w:t xml:space="preserve">Слово «с запасом» здесь требует уточнения, иначе легко прийти к неверному</w:t>
+      </w:r>
+    </w:p>
+    <w:p>
+      <w:pPr>
+        <w:ind w:firstLine="709"/>
+        <w:spacing w:line="360" w:lineRule="auto"/>
+        <w:jc w:val="both"/>
+      </w:pPr>
+      <w:r>
+        <w:t xml:space="preserve">выводу. Формула Тд = π/ωв даёт </w:t>
+      </w:r>
+      <w:r>
+        <w:rPr>
+          <w:b/>
+        </w:rPr>
+        <w:t xml:space="preserve">ровно границу</w:t>
+      </w:r>
+      <w:r>
+        <w:t xml:space="preserve"> ωд = 2ωв, а не превышение</w:t>
+      </w:r>
+    </w:p>
+    <w:p>
+      <w:pPr>
+        <w:ind w:firstLine="709"/>
+        <w:spacing w:line="360" w:lineRule="auto"/>
+        <w:jc w:val="both"/>
+      </w:pPr>
+      <w:r>
+        <w:t xml:space="preserve">её: запас здесь равен нулю. Это допустимо — условие Котельникова выполняется</w:t>
+      </w:r>
+    </w:p>
+    <w:p>
+      <w:pPr>
+        <w:ind w:firstLine="709"/>
+        <w:spacing w:line="360" w:lineRule="auto"/>
+        <w:jc w:val="both"/>
+      </w:pPr>
+      <w:r>
+        <w:t xml:space="preserve">как неравенство «≥», и равенство ему удовлетворяет. Практически же стоит</w:t>
+      </w:r>
+    </w:p>
+    <w:p>
+      <w:pPr>
+        <w:ind w:firstLine="709"/>
+        <w:spacing w:line="360" w:lineRule="auto"/>
+        <w:jc w:val="both"/>
+      </w:pPr>
+      <w:r>
+        <w:t xml:space="preserve">иметь в виду следующее: ωв найдена по порогу 0,1 от максимума, то есть</w:t>
+      </w:r>
+    </w:p>
+    <w:p>
+      <w:pPr>
+        <w:ind w:firstLine="709"/>
+        <w:spacing w:line="360" w:lineRule="auto"/>
+        <w:jc w:val="both"/>
+      </w:pPr>
+      <w:r>
+        <w:t xml:space="preserve">достаточно грубо, поэтому фактическая ширина спектра заведомо меньше 2ωв, и</w:t>
+      </w:r>
+    </w:p>
+    <w:p>
+      <w:pPr>
+        <w:ind w:firstLine="709"/>
+        <w:spacing w:line="360" w:lineRule="auto"/>
+        <w:jc w:val="both"/>
+      </w:pPr>
+      <w:r>
+        <w:t xml:space="preserve">алиасинга на практике не возникает. Дополнительно уменьшать Тд не нужно:</w:t>
+      </w:r>
+    </w:p>
+    <w:p>
+      <w:pPr>
+        <w:ind w:firstLine="709"/>
+        <w:spacing w:line="360" w:lineRule="auto"/>
+        <w:jc w:val="both"/>
+      </w:pPr>
+      <w:r>
+        <w:t xml:space="preserve">это привело бы к избыточному числу отсчётов без выигрыша в качестве.</w:t>
+      </w:r>
+    </w:p>
+    <w:p>
+      <w:pPr>
+        <w:ind w:firstLine="709"/>
+        <w:spacing w:line="360" w:lineRule="auto"/>
+        <w:jc w:val="both"/>
+      </w:pPr>
+      <w:r>
+        <w:t xml:space="preserve">Отдельно отметим, что отрезок частот выше ωв мы отбросили не полностью —</w:t>
+      </w:r>
+    </w:p>
+    <w:p>
+      <w:pPr>
+        <w:ind w:firstLine="709"/>
+        <w:spacing w:line="360" w:lineRule="auto"/>
+        <w:jc w:val="both"/>
+      </w:pPr>
+      <w:r>
+        <w:t xml:space="preserve">осталось то, что несёт менее 10 % от максимума. Поэтому восстановленный сигнал</w:t>
+      </w:r>
+    </w:p>
+    <w:p>
+      <w:pPr>
+        <w:ind w:firstLine="709"/>
+        <w:spacing w:line="360" w:lineRule="auto"/>
+        <w:jc w:val="both"/>
+      </w:pPr>
+      <w:r>
+        <w:t xml:space="preserve">будет немного отличаться от исходного, и это расхождение укладывается в</w:t>
+      </w:r>
+    </w:p>
+    <w:p>
+      <w:pPr>
+        <w:ind w:firstLine="709"/>
+        <w:spacing w:line="360" w:lineRule="auto"/>
+        <w:jc w:val="both"/>
+      </w:pPr>
+      <w:r>
+        <w:t xml:space="preserve">требования задания.</w:t>
       </w:r>
     </w:p>
     <w:p>
@@ -2357,17 +2507,17 @@
         <w:jc w:val="both"/>
       </w:pPr>
       <w:r>
-        <w:t xml:space="preserve">с периодом Тд. При t₁ = 1 мкс и Тд = 0,4858 мкс на длине сигнала получается</w:t>
-      </w:r>
-    </w:p>
-    <w:p>
-      <w:pPr>
-        <w:ind w:firstLine="709"/>
-        <w:spacing w:line="360" w:lineRule="auto"/>
-        <w:jc w:val="both"/>
-      </w:pPr>
-      <w:r>
-        <w:t xml:space="preserve">пять ненулевых отсчётов:</w:t>
+        <w:t xml:space="preserve">с периодом Тд. При t₁ = 1 мкс и Тд = 0,7969 мкс сигнал занимает всего три узла</w:t>
+      </w:r>
+    </w:p>
+    <w:p>
+      <w:pPr>
+        <w:ind w:firstLine="709"/>
+        <w:spacing w:line="360" w:lineRule="auto"/>
+        <w:jc w:val="both"/>
+      </w:pPr>
+      <w:r>
+        <w:t xml:space="preserve">сетки, и только два из них ненулевые:</w:t>
       </w:r>
     </w:p>
     <w:tbl>
@@ -2388,7 +2538,7 @@
         </w:trPr>
         <w:tc>
           <w:tcPr>
-            <w:tcW w:w="1328" w:type="dxa"/>
+            <w:tcW w:w="2325" w:type="dxa"/>
             <w:vAlign w:val="center"/>
           </w:tcPr>
           <w:p>
@@ -2405,7 +2555,7 @@
         </w:tc>
         <w:tc>
           <w:tcPr>
-            <w:tcW w:w="1328" w:type="dxa"/>
+            <w:tcW w:w="2325" w:type="dxa"/>
             <w:vAlign w:val="center"/>
           </w:tcPr>
           <w:p>
@@ -2422,7 +2572,7 @@
         </w:tc>
         <w:tc>
           <w:tcPr>
-            <w:tcW w:w="1328" w:type="dxa"/>
+            <w:tcW w:w="2325" w:type="dxa"/>
             <w:vAlign w:val="center"/>
           </w:tcPr>
           <w:p>
@@ -2439,7 +2589,7 @@
         </w:tc>
         <w:tc>
           <w:tcPr>
-            <w:tcW w:w="1328" w:type="dxa"/>
+            <w:tcW w:w="2325" w:type="dxa"/>
             <w:vAlign w:val="center"/>
           </w:tcPr>
           <w:p>
@@ -2451,57 +2601,6 @@
                 <w:b/>
               </w:rPr>
               <w:t xml:space="preserve">2</w:t>
-            </w:r>
-          </w:p>
-        </w:tc>
-        <w:tc>
-          <w:tcPr>
-            <w:tcW w:w="1328" w:type="dxa"/>
-            <w:vAlign w:val="center"/>
-          </w:tcPr>
-          <w:p>
-            <w:pPr>
-              <w:spacing w:before="40" w:after="40"/>
-            </w:pPr>
-            <w:r>
-              <w:rPr>
-                <w:b/>
-              </w:rPr>
-              <w:t xml:space="preserve">3</w:t>
-            </w:r>
-          </w:p>
-        </w:tc>
-        <w:tc>
-          <w:tcPr>
-            <w:tcW w:w="1328" w:type="dxa"/>
-            <w:vAlign w:val="center"/>
-          </w:tcPr>
-          <w:p>
-            <w:pPr>
-              <w:spacing w:before="40" w:after="40"/>
-            </w:pPr>
-            <w:r>
-              <w:rPr>
-                <w:b/>
-              </w:rPr>
-              <w:t xml:space="preserve">4</w:t>
-            </w:r>
-          </w:p>
-        </w:tc>
-        <w:tc>
-          <w:tcPr>
-            <w:tcW w:w="1328" w:type="dxa"/>
-            <w:vAlign w:val="center"/>
-          </w:tcPr>
-          <w:p>
-            <w:pPr>
-              <w:spacing w:before="40" w:after="40"/>
-            </w:pPr>
-            <w:r>
-              <w:rPr>
-                <w:b/>
-              </w:rPr>
-              <w:t xml:space="preserve">5</w:t>
             </w:r>
           </w:p>
         </w:tc>
@@ -2530,7 +2629,7 @@
         </w:trPr>
         <w:tc>
           <w:tcPr>
-            <w:tcW w:w="1328" w:type="dxa"/>
+            <w:tcW w:w="2325" w:type="dxa"/>
             <w:vAlign w:val="center"/>
           </w:tcPr>
           <w:p>
@@ -2547,7 +2646,7 @@
         </w:tc>
         <w:tc>
           <w:tcPr>
-            <w:tcW w:w="1328" w:type="dxa"/>
+            <w:tcW w:w="2325" w:type="dxa"/>
             <w:vAlign w:val="center"/>
           </w:tcPr>
           <w:p>
@@ -2564,86 +2663,35 @@
         </w:tc>
         <w:tc>
           <w:tcPr>
-            <w:tcW w:w="1328" w:type="dxa"/>
-            <w:vAlign w:val="center"/>
-          </w:tcPr>
-          <w:p>
-            <w:pPr>
-              <w:spacing w:before="40" w:after="40"/>
-            </w:pPr>
-            <w:r>
-              <w:rPr>
-                <w:b/>
-              </w:rPr>
-              <w:t xml:space="preserve">0,486</w:t>
-            </w:r>
-          </w:p>
-        </w:tc>
-        <w:tc>
-          <w:tcPr>
-            <w:tcW w:w="1328" w:type="dxa"/>
-            <w:vAlign w:val="center"/>
-          </w:tcPr>
-          <w:p>
-            <w:pPr>
-              <w:spacing w:before="40" w:after="40"/>
-            </w:pPr>
-            <w:r>
-              <w:rPr>
-                <w:b/>
-              </w:rPr>
-              <w:t xml:space="preserve">0,972</w:t>
-            </w:r>
-          </w:p>
-        </w:tc>
-        <w:tc>
-          <w:tcPr>
-            <w:tcW w:w="1328" w:type="dxa"/>
-            <w:vAlign w:val="center"/>
-          </w:tcPr>
-          <w:p>
-            <w:pPr>
-              <w:spacing w:before="40" w:after="40"/>
-            </w:pPr>
-            <w:r>
-              <w:rPr>
-                <w:b/>
-              </w:rPr>
-              <w:t xml:space="preserve">1,458</w:t>
-            </w:r>
-          </w:p>
-        </w:tc>
-        <w:tc>
-          <w:tcPr>
-            <w:tcW w:w="1328" w:type="dxa"/>
-            <w:vAlign w:val="center"/>
-          </w:tcPr>
-          <w:p>
-            <w:pPr>
-              <w:spacing w:before="40" w:after="40"/>
-            </w:pPr>
-            <w:r>
-              <w:rPr>
-                <w:b/>
-              </w:rPr>
-              <w:t xml:space="preserve">1,943</w:t>
-            </w:r>
-          </w:p>
-        </w:tc>
-        <w:tc>
-          <w:tcPr>
-            <w:tcW w:w="1328" w:type="dxa"/>
-            <w:vAlign w:val="center"/>
-          </w:tcPr>
-          <w:p>
-            <w:pPr>
-              <w:spacing w:before="40" w:after="40"/>
-            </w:pPr>
-            <w:r>
-              <w:rPr>
-                <w:b/>
-              </w:rPr>
-              <w:t xml:space="preserve">2,429</w:t>
+            <w:tcW w:w="2325" w:type="dxa"/>
+            <w:vAlign w:val="center"/>
+          </w:tcPr>
+          <w:p>
+            <w:pPr>
+              <w:spacing w:before="40" w:after="40"/>
+            </w:pPr>
+            <w:r>
+              <w:rPr>
+                <w:b/>
+              </w:rPr>
+              <w:t xml:space="preserve">0,797</w:t>
+            </w:r>
+          </w:p>
+        </w:tc>
+        <w:tc>
+          <w:tcPr>
+            <w:tcW w:w="2325" w:type="dxa"/>
+            <w:vAlign w:val="center"/>
+          </w:tcPr>
+          <w:p>
+            <w:pPr>
+              <w:spacing w:before="40" w:after="40"/>
+            </w:pPr>
+            <w:r>
+              <w:rPr>
+                <w:b/>
+              </w:rPr>
+              <w:t xml:space="preserve">1,594</w:t>
             </w:r>
           </w:p>
         </w:tc>
@@ -2672,7 +2720,7 @@
         </w:trPr>
         <w:tc>
           <w:tcPr>
-            <w:tcW w:w="1328" w:type="dxa"/>
+            <w:tcW w:w="2325" w:type="dxa"/>
             <w:vAlign w:val="center"/>
           </w:tcPr>
           <w:p>
@@ -2689,7 +2737,7 @@
         </w:tc>
         <w:tc>
           <w:tcPr>
-            <w:tcW w:w="1328" w:type="dxa"/>
+            <w:tcW w:w="2325" w:type="dxa"/>
             <w:vAlign w:val="center"/>
           </w:tcPr>
           <w:p>
@@ -2706,41 +2754,24 @@
         </w:tc>
         <w:tc>
           <w:tcPr>
-            <w:tcW w:w="1328" w:type="dxa"/>
-            <w:vAlign w:val="center"/>
-          </w:tcPr>
-          <w:p>
-            <w:pPr>
-              <w:spacing w:before="40" w:after="40"/>
-            </w:pPr>
-            <w:r>
-              <w:rPr>
-                <w:b/>
-              </w:rPr>
-              <w:t xml:space="preserve">0,486</w:t>
-            </w:r>
-          </w:p>
-        </w:tc>
-        <w:tc>
-          <w:tcPr>
-            <w:tcW w:w="1328" w:type="dxa"/>
-            <w:vAlign w:val="center"/>
-          </w:tcPr>
-          <w:p>
-            <w:pPr>
-              <w:spacing w:before="40" w:after="40"/>
-            </w:pPr>
-            <w:r>
-              <w:rPr>
-                <w:b/>
-              </w:rPr>
-              <w:t xml:space="preserve">0,972</w:t>
-            </w:r>
-          </w:p>
-        </w:tc>
-        <w:tc>
-          <w:tcPr>
-            <w:tcW w:w="1328" w:type="dxa"/>
+            <w:tcW w:w="2325" w:type="dxa"/>
+            <w:vAlign w:val="center"/>
+          </w:tcPr>
+          <w:p>
+            <w:pPr>
+              <w:spacing w:before="40" w:after="40"/>
+            </w:pPr>
+            <w:r>
+              <w:rPr>
+                <w:b/>
+              </w:rPr>
+              <w:t xml:space="preserve">0,797</w:t>
+            </w:r>
+          </w:p>
+        </w:tc>
+        <w:tc>
+          <w:tcPr>
+            <w:tcW w:w="2325" w:type="dxa"/>
             <w:vAlign w:val="center"/>
           </w:tcPr>
           <w:p>
@@ -2752,40 +2783,6 @@
                 <w:b/>
               </w:rPr>
               <w:t xml:space="preserve">1,000</w:t>
-            </w:r>
-          </w:p>
-        </w:tc>
-        <w:tc>
-          <w:tcPr>
-            <w:tcW w:w="1328" w:type="dxa"/>
-            <w:vAlign w:val="center"/>
-          </w:tcPr>
-          <w:p>
-            <w:pPr>
-              <w:spacing w:before="40" w:after="40"/>
-            </w:pPr>
-            <w:r>
-              <w:rPr>
-                <w:b/>
-              </w:rPr>
-              <w:t xml:space="preserve">1,000</w:t>
-            </w:r>
-          </w:p>
-        </w:tc>
-        <w:tc>
-          <w:tcPr>
-            <w:tcW w:w="1328" w:type="dxa"/>
-            <w:vAlign w:val="center"/>
-          </w:tcPr>
-          <w:p>
-            <w:pPr>
-              <w:spacing w:before="40" w:after="40"/>
-            </w:pPr>
-            <w:r>
-              <w:rPr>
-                <w:b/>
-              </w:rPr>
-              <w:t xml:space="preserve">0,000</w:t>
             </w:r>
           </w:p>
         </w:tc>
@@ -2803,97 +2800,107 @@
         <w:jc w:val="both"/>
       </w:pPr>
       <w:r>
-        <w:t xml:space="preserve">Структура отсчётного сигнала читается прямо из таблицы. Отсчёты n = 0 и n = 1</w:t>
-      </w:r>
-    </w:p>
-    <w:p>
-      <w:pPr>
-        <w:ind w:firstLine="709"/>
-        <w:spacing w:line="360" w:lineRule="auto"/>
-        <w:jc w:val="both"/>
-      </w:pPr>
-      <w:r>
-        <w:t xml:space="preserve">попадают на нарастающий фронт и образуют линейно возрастающую пару. Отсчёты</w:t>
-      </w:r>
-    </w:p>
-    <w:p>
-      <w:pPr>
-        <w:ind w:firstLine="709"/>
-        <w:spacing w:line="360" w:lineRule="auto"/>
-        <w:jc w:val="both"/>
-      </w:pPr>
-      <w:r>
-        <w:t xml:space="preserve">n = 3 и n = 4 попадают на плато и равны единице. Начиная с n = 5 сигнал уже</w:t>
-      </w:r>
-    </w:p>
-    <w:p>
-      <w:pPr>
-        <w:ind w:firstLine="709"/>
-        <w:spacing w:line="360" w:lineRule="auto"/>
-        <w:jc w:val="both"/>
-      </w:pPr>
-      <w:r>
-        <w:t xml:space="preserve">обнулился, поскольку 5·Тд = 2,429 мкс &gt; t₂ = 2 мкс.</w:t>
-      </w:r>
-    </w:p>
-    <w:p>
-      <w:pPr>
-        <w:ind w:firstLine="709"/>
-        <w:spacing w:line="360" w:lineRule="auto"/>
-        <w:jc w:val="both"/>
-      </w:pPr>
-      <w:r>
-        <w:t xml:space="preserve">Отдельно отмечу момент, который часто принимают за ошибку: отсчёт n = 2 равен</w:t>
-      </w:r>
-    </w:p>
-    <w:p>
-      <w:pPr>
-        <w:ind w:firstLine="709"/>
-        <w:spacing w:line="360" w:lineRule="auto"/>
-        <w:jc w:val="both"/>
-      </w:pPr>
-      <w:r>
-        <w:t xml:space="preserve">0,972, а не единице. Фронт сигнала к этому моменту ещё не завершён, так как</w:t>
-      </w:r>
-    </w:p>
-    <w:p>
-      <w:pPr>
-        <w:ind w:firstLine="709"/>
-        <w:spacing w:line="360" w:lineRule="auto"/>
-        <w:jc w:val="both"/>
-      </w:pPr>
-      <w:r>
-        <w:t xml:space="preserve">2·Тд = 0,972 мкс &lt; t₁ = 1 мкс. По той же причине отсчёт n = 3, уже попавший</w:t>
-      </w:r>
-    </w:p>
-    <w:p>
-      <w:pPr>
-        <w:ind w:firstLine="709"/>
-        <w:spacing w:line="360" w:lineRule="auto"/>
-        <w:jc w:val="both"/>
-      </w:pPr>
-      <w:r>
-        <w:t xml:space="preserve">на плато, равен ровно единице: 3·Тд = 1,458 мкс больше t₁. Таким образом, на</w:t>
-      </w:r>
-    </w:p>
-    <w:p>
-      <w:pPr>
-        <w:ind w:firstLine="709"/>
-        <w:spacing w:line="360" w:lineRule="auto"/>
-        <w:jc w:val="both"/>
-      </w:pPr>
-      <w:r>
-        <w:t xml:space="preserve">весь фронт сигнала приходится всего два отсчёта, и это главный источник</w:t>
-      </w:r>
-    </w:p>
-    <w:p>
-      <w:pPr>
-        <w:ind w:firstLine="709"/>
-        <w:spacing w:line="360" w:lineRule="auto"/>
-        <w:jc w:val="both"/>
-      </w:pPr>
-      <w:r>
-        <w:t xml:space="preserve">искажений при восстановлении.</w:t>
+        <w:t xml:space="preserve">Структура отсчётного сигнала читается прямо из таблицы. Отсчёт n = 0 попадает</w:t>
+      </w:r>
+    </w:p>
+    <w:p>
+      <w:pPr>
+        <w:ind w:firstLine="709"/>
+        <w:spacing w:line="360" w:lineRule="auto"/>
+        <w:jc w:val="both"/>
+      </w:pPr>
+      <w:r>
+        <w:t xml:space="preserve">в начало сигнала, где s(0) = 0. Отсчёт n = 1 приходится на крутой фронт и равен</w:t>
+      </w:r>
+    </w:p>
+    <w:p>
+      <w:pPr>
+        <w:ind w:firstLine="709"/>
+        <w:spacing w:line="360" w:lineRule="auto"/>
+        <w:jc w:val="both"/>
+      </w:pPr>
+      <w:r>
+        <w:t xml:space="preserve">0,797. Отсчёт n = 2 уже попал на плато, но плато короткое: 2·Тд = 1,594 мкс,</w:t>
+      </w:r>
+    </w:p>
+    <w:p>
+      <w:pPr>
+        <w:ind w:firstLine="709"/>
+        <w:spacing w:line="360" w:lineRule="auto"/>
+        <w:jc w:val="both"/>
+      </w:pPr>
+      <w:r>
+        <w:t xml:space="preserve">а сигнал обрывается при t₂ = 2 мкс, поэтому отсчёты n = 3 и далее равны нулю.</w:t>
+      </w:r>
+    </w:p>
+    <w:p>
+      <w:pPr>
+        <w:ind w:firstLine="709"/>
+        <w:spacing w:line="360" w:lineRule="auto"/>
+        <w:jc w:val="both"/>
+      </w:pPr>
+      <w:r>
+        <w:t xml:space="preserve">Главное, что стоит здесь отметить, — вся длительность сигнала уместилась в</w:t>
+      </w:r>
+    </w:p>
+    <w:p>
+      <w:pPr>
+        <w:ind w:firstLine="709"/>
+        <w:spacing w:line="360" w:lineRule="auto"/>
+        <w:jc w:val="both"/>
+      </w:pPr>
+      <w:r>
+        <w:t xml:space="preserve">два ненулевых отсчёта. Это прямое следствие того, что период дискретизации</w:t>
+      </w:r>
+    </w:p>
+    <w:p>
+      <w:pPr>
+        <w:ind w:firstLine="709"/>
+        <w:spacing w:line="360" w:lineRule="auto"/>
+        <w:jc w:val="both"/>
+      </w:pPr>
+      <w:r>
+        <w:t xml:space="preserve">близок к длительности сигнала. Плато длиной 1 мкс при Тд = 0,797 мкс даёт</w:t>
+      </w:r>
+    </w:p>
+    <w:p>
+      <w:pPr>
+        <w:ind w:firstLine="709"/>
+        <w:spacing w:line="360" w:lineRule="auto"/>
+        <w:jc w:val="both"/>
+      </w:pPr>
+      <w:r>
+        <w:t xml:space="preserve">всего один отсчёт единичной величины, и подробная форма сигнала при</w:t>
+      </w:r>
+    </w:p>
+    <w:p>
+      <w:pPr>
+        <w:ind w:firstLine="709"/>
+        <w:spacing w:line="360" w:lineRule="auto"/>
+        <w:jc w:val="both"/>
+      </w:pPr>
+      <w:r>
+        <w:t xml:space="preserve">дискретизации не сохраняется. Именно это, а не численная погрешность, является</w:t>
+      </w:r>
+    </w:p>
+    <w:p>
+      <w:pPr>
+        <w:ind w:firstLine="709"/>
+        <w:spacing w:line="360" w:lineRule="auto"/>
+        <w:jc w:val="both"/>
+      </w:pPr>
+      <w:r>
+        <w:t xml:space="preserve">главным источником искажений при восстановлении: восстанавливать по сути</w:t>
+      </w:r>
+    </w:p>
+    <w:p>
+      <w:pPr>
+        <w:ind w:firstLine="709"/>
+        <w:spacing w:line="360" w:lineRule="auto"/>
+        <w:jc w:val="both"/>
+      </w:pPr>
+      <w:r>
+        <w:t xml:space="preserve">приходится два-три точки.</w:t>
       </w:r>
     </w:p>
     <w:p>
@@ -2912,26 +2919,16 @@
         <w:spacing w:before="120" w:after="120"/>
         <w:ind w:firstLine="0"/>
       </w:pPr>
-      X(z) = 0,000 + 0,486·z⁻¹ + 0,972·z⁻² + 1,000·z⁻³ + 1,000·z⁻⁴ + 0,000·z⁻⁵
-    </w:p>
-    <w:p>
-      <w:pPr>
-        <w:ind w:firstLine="709"/>
-        <w:spacing w:line="360" w:lineRule="auto"/>
-        <w:jc w:val="both"/>
-      </w:pPr>
-      <w:r>
-        <w:t xml:space="preserve">Сумма отсчётов равна 3,458 В — она пригодится как проверка суммы модулей</w:t>
-      </w:r>
-    </w:p>
-    <w:p>
-      <w:pPr>
-        <w:ind w:firstLine="709"/>
-        <w:spacing w:line="360" w:lineRule="auto"/>
-        <w:jc w:val="both"/>
-      </w:pPr>
-      <w:r>
-        <w:t xml:space="preserve">коэффициентов ДПФ.</w:t>
+      X(z) = 0,797·z⁻¹ + 1,000·z⁻²
+    </w:p>
+    <w:p>
+      <w:pPr>
+        <w:ind w:firstLine="709"/>
+        <w:spacing w:line="360" w:lineRule="auto"/>
+        <w:jc w:val="both"/>
+      </w:pPr>
+      <w:r>
+        <w:t xml:space="preserve">Сумма отсчётов равна 1,797 В.</w:t>
       </w:r>
     </w:p>
     <w:p>
@@ -2979,7 +2976,7 @@
         <w:spacing w:before="120" w:after="120"/>
       </w:pPr>
       <w:r>
-        <w:t xml:space="preserve">Рисунок 4 — Отсчёты x(nТд) сигнала при Тд = 0,486 мкс</w:t>
+        <w:t xml:space="preserve">Рисунок 4 — Отсчёты x(nТд) сигнала при Тд = 0,797 мкс</w:t>
       </w:r>
     </w:p>
     <w:p>
@@ -3019,37 +3016,27 @@
         <w:jc w:val="both"/>
       </w:pPr>
       <w:r>
-        <w:t xml:space="preserve">не подразумевается. Слева виден короткий нарастающий отсчёт, в середине — два</w:t>
-      </w:r>
-    </w:p>
-    <w:p>
-      <w:pPr>
-        <w:ind w:firstLine="709"/>
-        <w:spacing w:line="360" w:lineRule="auto"/>
-        <w:jc w:val="both"/>
-      </w:pPr>
-      <w:r>
-        <w:t xml:space="preserve">отсчёта полной высоты, соответствующие плато, а дальше ось остаётся пустой.</w:t>
-      </w:r>
-    </w:p>
-    <w:p>
-      <w:pPr>
-        <w:ind w:firstLine="709"/>
-        <w:spacing w:line="360" w:lineRule="auto"/>
-        <w:jc w:val="both"/>
-      </w:pPr>
-      <w:r>
-        <w:t xml:space="preserve">Именно такое соотношение числа отсчётов на фронте и на плато определяет</w:t>
-      </w:r>
-    </w:p>
-    <w:p>
-      <w:pPr>
-        <w:ind w:firstLine="709"/>
-        <w:spacing w:line="360" w:lineRule="auto"/>
-        <w:jc w:val="both"/>
-      </w:pPr>
-      <w:r>
-        <w:t xml:space="preserve">качество дальнейшего восстановления сигнала.</w:t>
+        <w:t xml:space="preserve">не подразумевается. Видно всего два ненулевых столбика — нарастающий на фронте и</w:t>
+      </w:r>
+    </w:p>
+    <w:p>
+      <w:pPr>
+        <w:ind w:firstLine="709"/>
+        <w:spacing w:line="360" w:lineRule="auto"/>
+        <w:jc w:val="both"/>
+      </w:pPr>
+      <w:r>
+        <w:t xml:space="preserve">единичный на плато, — после чего ось остаётся пустой. Такое малое число</w:t>
+      </w:r>
+    </w:p>
+    <w:p>
+      <w:pPr>
+        <w:ind w:firstLine="709"/>
+        <w:spacing w:line="360" w:lineRule="auto"/>
+        <w:jc w:val="both"/>
+      </w:pPr>
+      <w:r>
+        <w:t xml:space="preserve">отсчётов и есть цена выбранного периода дискретизации.</w:t>
       </w:r>
     </w:p>
     <w:p>
@@ -3362,7 +3349,7 @@
               <w:rPr>
                 <w:b/>
               </w:rPr>
-              <w:t xml:space="preserve">0,288</w:t>
+              <w:t xml:space="preserve">0,150</w:t>
             </w:r>
           </w:p>
         </w:tc>
@@ -3379,7 +3366,7 @@
               <w:rPr>
                 <w:b/>
               </w:rPr>
-              <w:t xml:space="preserve">0,248</w:t>
+              <w:t xml:space="preserve">0,145</w:t>
             </w:r>
           </w:p>
         </w:tc>
@@ -3396,7 +3383,7 @@
               <w:rPr>
                 <w:b/>
               </w:rPr>
-              <w:t xml:space="preserve">0,149</w:t>
+              <w:t xml:space="preserve">0,130</w:t>
             </w:r>
           </w:p>
         </w:tc>
@@ -3413,7 +3400,7 @@
               <w:rPr>
                 <w:b/>
               </w:rPr>
-              <w:t xml:space="preserve">0,043</w:t>
+              <w:t xml:space="preserve">0,107</w:t>
             </w:r>
           </w:p>
         </w:tc>
@@ -3430,6 +3417,23 @@
               <w:rPr>
                 <w:b/>
               </w:rPr>
+              <w:t xml:space="preserve">0,076</w:t>
+            </w:r>
+          </w:p>
+        </w:tc>
+        <w:tc>
+          <w:tcPr>
+            <w:tcW w:w="930" w:type="dxa"/>
+            <w:vAlign w:val="center"/>
+          </w:tcPr>
+          <w:p>
+            <w:pPr>
+              <w:spacing w:before="40" w:after="40"/>
+            </w:pPr>
+            <w:r>
+              <w:rPr>
+                <w:b/>
+              </w:rPr>
               <w:t xml:space="preserve">0,042</w:t>
             </w:r>
           </w:p>
@@ -3447,24 +3451,7 @@
               <w:rPr>
                 <w:b/>
               </w:rPr>
-              <w:t xml:space="preserve">0,053</w:t>
-            </w:r>
-          </w:p>
-        </w:tc>
-        <w:tc>
-          <w:tcPr>
-            <w:tcW w:w="930" w:type="dxa"/>
-            <w:vAlign w:val="center"/>
-          </w:tcPr>
-          <w:p>
-            <w:pPr>
-              <w:spacing w:before="40" w:after="40"/>
-            </w:pPr>
-            <w:r>
-              <w:rPr>
-                <w:b/>
-              </w:rPr>
-              <w:t xml:space="preserve">0,041</w:t>
+              <w:t xml:space="preserve">0,017</w:t>
             </w:r>
           </w:p>
         </w:tc>
@@ -3538,7 +3525,7 @@
               <w:rPr>
                 <w:b/>
               </w:rPr>
-              <w:t xml:space="preserve">−82,2</w:t>
+              <w:t xml:space="preserve">−46,7</w:t>
             </w:r>
           </w:p>
         </w:tc>
@@ -3555,7 +3542,7 @@
               <w:rPr>
                 <w:b/>
               </w:rPr>
-              <w:t xml:space="preserve">−167,2</w:t>
+              <w:t xml:space="preserve">−93,7</w:t>
             </w:r>
           </w:p>
         </w:tc>
@@ -3572,7 +3559,7 @@
               <w:rPr>
                 <w:b/>
               </w:rPr>
-              <w:t xml:space="preserve">86,8</w:t>
+              <w:t xml:space="preserve">−141,5</w:t>
             </w:r>
           </w:p>
         </w:tc>
@@ -3589,7 +3576,7 @@
               <w:rPr>
                 <w:b/>
               </w:rPr>
-              <w:t xml:space="preserve">−117,2</w:t>
+              <w:t xml:space="preserve">168,9</w:t>
             </w:r>
           </w:p>
         </w:tc>
@@ -3606,7 +3593,7 @@
               <w:rPr>
                 <w:b/>
               </w:rPr>
-              <w:t xml:space="preserve">133,1</w:t>
+              <w:t xml:space="preserve">112,1</w:t>
             </w:r>
           </w:p>
         </w:tc>
@@ -3671,17 +3658,91 @@
         <w:jc w:val="both"/>
       </w:pPr>
       <w:r>
-        <w:t xml:space="preserve">Контрольная проверка: сумма модулей |Cₖ| равна сумме отсчётов Σx(n) = 3,458 В,</w:t>
-      </w:r>
-    </w:p>
-    <w:p>
-      <w:pPr>
-        <w:ind w:firstLine="709"/>
-        <w:spacing w:line="360" w:lineRule="auto"/>
-        <w:jc w:val="both"/>
-      </w:pPr>
-      <w:r>
-        <w:t xml:space="preserve">то есть при разложении энергия не теряется.</w:t>
+        <w:rPr>
+          <w:b/>
+        </w:rPr>
+        <w:t xml:space="preserve">Контрольная проверка выполняется по равенству Парсеваля</w:t>
+      </w:r>
+      <w:r>
+        <w:t xml:space="preserve">, а не сравнением</w:t>
+      </w:r>
+    </w:p>
+    <w:p>
+      <w:pPr>
+        <w:ind w:firstLine="709"/>
+        <w:spacing w:line="360" w:lineRule="auto"/>
+        <w:jc w:val="both"/>
+      </w:pPr>
+      <w:r>
+        <w:t xml:space="preserve">сумм модулей. Для дискретного преобразования Фурье справедливо</w:t>
+      </w:r>
+    </w:p>
+    <w:p>
+      <w:pPr>
+        <w:jc w:val="center"/>
+        <w:spacing w:before="120" w:after="120"/>
+        <w:ind w:firstLine="0"/>
+      </w:pPr>
+      N·Σ|Cₖ|² = Σx(n)²
+    </w:p>
+    <w:p>
+      <w:pPr>
+        <w:ind w:firstLine="709"/>
+        <w:spacing w:line="360" w:lineRule="auto"/>
+        <w:jc w:val="both"/>
+      </w:pPr>
+      <w:r>
+        <w:t xml:space="preserve">и в нашем случае обе части дают 1,63498, то есть тождество выполняется с</w:t>
+      </w:r>
+    </w:p>
+    <w:p>
+      <w:pPr>
+        <w:ind w:firstLine="709"/>
+        <w:spacing w:line="360" w:lineRule="auto"/>
+        <w:jc w:val="both"/>
+      </w:pPr>
+      <w:r>
+        <w:t xml:space="preserve">точностью ошибок округления. Зато утверждение «сумма модулей коэффициентов</w:t>
+      </w:r>
+    </w:p>
+    <w:p>
+      <w:pPr>
+        <w:ind w:firstLine="709"/>
+        <w:spacing w:line="360" w:lineRule="auto"/>
+        <w:jc w:val="both"/>
+      </w:pPr>
+      <w:r>
+        <w:t xml:space="preserve">равна сумме отсчётов» здесь неверно: Σ|Cₖ| = 1,166, тогда как Σx(n) = 1,797 В.</w:t>
+      </w:r>
+    </w:p>
+    <w:p>
+      <w:pPr>
+        <w:ind w:firstLine="709"/>
+        <w:spacing w:line="360" w:lineRule="auto"/>
+        <w:jc w:val="both"/>
+      </w:pPr>
+      <w:r>
+        <w:t xml:space="preserve">Эти две величины сравнивать нельзя — они имеют разную природу: сумма отсчётов</w:t>
+      </w:r>
+    </w:p>
+    <w:p>
+      <w:pPr>
+        <w:ind w:firstLine="709"/>
+        <w:spacing w:line="360" w:lineRule="auto"/>
+        <w:jc w:val="both"/>
+      </w:pPr>
+      <w:r>
+        <w:t xml:space="preserve">равна нулевому коэффициенту ДПФ C₀ = Σx(n)/N, а не сумме модулей. Именно</w:t>
+      </w:r>
+    </w:p>
+    <w:p>
+      <w:pPr>
+        <w:ind w:firstLine="709"/>
+        <w:spacing w:line="360" w:lineRule="auto"/>
+        <w:jc w:val="both"/>
+      </w:pPr>
+      <w:r>
+        <w:t xml:space="preserve">поэтому корректная проверка — это Парсеваль, сумма квадратов.</w:t>
       </w:r>
     </w:p>
     <w:p>
@@ -3739,67 +3800,107 @@
         <w:jc w:val="both"/>
       </w:pPr>
       <w:r>
-        <w:t xml:space="preserve">На рисунке показан модуль коэффициентов |Cₖ| по номеру гармоники k. Видно,</w:t>
-      </w:r>
-    </w:p>
-    <w:p>
-      <w:pPr>
-        <w:ind w:firstLine="709"/>
-        <w:spacing w:line="360" w:lineRule="auto"/>
-        <w:jc w:val="both"/>
-      </w:pPr>
-      <w:r>
-        <w:t xml:space="preserve">что спектр сосредоточен в области малых номеров: основная энергия приходится</w:t>
-      </w:r>
-    </w:p>
-    <w:p>
-      <w:pPr>
-        <w:ind w:firstLine="709"/>
-        <w:spacing w:line="360" w:lineRule="auto"/>
-        <w:jc w:val="both"/>
-      </w:pPr>
-      <w:r>
-        <w:t xml:space="preserve">на k = 0 и k = 1, а при k ≥ 5 модули уже почти одинаково малы и слегка</w:t>
-      </w:r>
-    </w:p>
-    <w:p>
-      <w:pPr>
-        <w:ind w:firstLine="709"/>
-        <w:spacing w:line="360" w:lineRule="auto"/>
-        <w:jc w:val="both"/>
-      </w:pPr>
-      <w:r>
-        <w:t xml:space="preserve">возрастают к концу массива. Это обусловлено конечным числом точек и тем, что</w:t>
-      </w:r>
-    </w:p>
-    <w:p>
-      <w:pPr>
-        <w:ind w:firstLine="709"/>
-        <w:spacing w:line="360" w:lineRule="auto"/>
-        <w:jc w:val="both"/>
-      </w:pPr>
-      <w:r>
-        <w:t xml:space="preserve">отсчётная последовательность обрезана. Именно такая картина и ожидается для</w:t>
-      </w:r>
-    </w:p>
-    <w:p>
-      <w:pPr>
-        <w:ind w:firstLine="709"/>
-        <w:spacing w:line="360" w:lineRule="auto"/>
-        <w:jc w:val="both"/>
-      </w:pPr>
-      <w:r>
-        <w:t xml:space="preserve">одиночного импульса: энергия сконцентрирована внизу шкалы частот, а не</w:t>
-      </w:r>
-    </w:p>
-    <w:p>
-      <w:pPr>
-        <w:ind w:firstLine="709"/>
-        <w:spacing w:line="360" w:lineRule="auto"/>
-        <w:jc w:val="both"/>
-      </w:pPr>
-      <w:r>
-        <w:t xml:space="preserve">распределена по ней равномерно.</w:t>
+        <w:t xml:space="preserve">На рисунке показан модуль коэффициентов |Cₖ| по номеру гармоники k. Кривая</w:t>
+      </w:r>
+    </w:p>
+    <w:p>
+      <w:pPr>
+        <w:ind w:firstLine="709"/>
+        <w:spacing w:line="360" w:lineRule="auto"/>
+        <w:jc w:val="both"/>
+      </w:pPr>
+      <w:r>
+        <w:t xml:space="preserve">убывает от 0,150 при k = 0 до минимума 0,017 при k = 6 — то есть спектр</w:t>
+      </w:r>
+    </w:p>
+    <w:p>
+      <w:pPr>
+        <w:ind w:firstLine="709"/>
+        <w:spacing w:line="360" w:lineRule="auto"/>
+        <w:jc w:val="both"/>
+      </w:pPr>
+      <w:r>
+        <w:t xml:space="preserve">сосредоточен в области малых номеров гармоник, что и ожидается для короткого</w:t>
+      </w:r>
+    </w:p>
+    <w:p>
+      <w:pPr>
+        <w:ind w:firstLine="709"/>
+        <w:spacing w:line="360" w:lineRule="auto"/>
+        <w:jc w:val="both"/>
+      </w:pPr>
+      <w:r>
+        <w:t xml:space="preserve">импульса. Симметричный «хвост» с k = 7 до k = 11 — это отражение тех же</w:t>
+      </w:r>
+    </w:p>
+    <w:p>
+      <w:pPr>
+        <w:ind w:firstLine="709"/>
+        <w:spacing w:line="360" w:lineRule="auto"/>
+        <w:jc w:val="both"/>
+      </w:pPr>
+      <w:r>
+        <w:t xml:space="preserve">низкочастотных составляющих, соответствующее вещественности сигнала.</w:t>
+      </w:r>
+    </w:p>
+    <w:p>
+      <w:pPr>
+        <w:ind w:firstLine="709"/>
+        <w:spacing w:line="360" w:lineRule="auto"/>
+        <w:jc w:val="both"/>
+      </w:pPr>
+      <w:r>
+        <w:t xml:space="preserve">Обратим внимание на особенность: спад модулей здесь плавный и монотонный, без</w:t>
+      </w:r>
+    </w:p>
+    <w:p>
+      <w:pPr>
+        <w:ind w:firstLine="709"/>
+        <w:spacing w:line="360" w:lineRule="auto"/>
+        <w:jc w:val="both"/>
+      </w:pPr>
+      <w:r>
+        <w:t xml:space="preserve">резкого обрыва. Причина в том, что сигнал дискретирован всего двумя ненулевыми</w:t>
+      </w:r>
+    </w:p>
+    <w:p>
+      <w:pPr>
+        <w:ind w:firstLine="709"/>
+        <w:spacing w:line="360" w:lineRule="auto"/>
+        <w:jc w:val="both"/>
+      </w:pPr>
+      <w:r>
+        <w:t xml:space="preserve">отсчётами, а такой набор отсчётов разворачивается в широкий пологий спектр.</w:t>
+      </w:r>
+    </w:p>
+    <w:p>
+      <w:pPr>
+        <w:ind w:firstLine="709"/>
+        <w:spacing w:line="360" w:lineRule="auto"/>
+        <w:jc w:val="both"/>
+      </w:pPr>
+      <w:r>
+        <w:t xml:space="preserve">Чем короче отрезок сигнала, тем более «размазан» его спектр по гармоникам ДПФ —</w:t>
+      </w:r>
+    </w:p>
+    <w:p>
+      <w:pPr>
+        <w:ind w:firstLine="709"/>
+        <w:spacing w:line="360" w:lineRule="auto"/>
+        <w:jc w:val="both"/>
+      </w:pPr>
+      <w:r>
+        <w:t xml:space="preserve">это прямое следствие того, что частотное разрешение ДПФ определяется длиной</w:t>
+      </w:r>
+    </w:p>
+    <w:p>
+      <w:pPr>
+        <w:ind w:firstLine="709"/>
+        <w:spacing w:line="360" w:lineRule="auto"/>
+        <w:jc w:val="both"/>
+      </w:pPr>
+      <w:r>
+        <w:t xml:space="preserve">окна N·Тд, а здесь окно едва превышает длительность сигнала.</w:t>
       </w:r>
     </w:p>
     <w:p>
@@ -3870,65 +3971,6 @@
       </w:pPr>
       <w:r>
         <w:t xml:space="preserve">приведено на рисунке ниже.</w:t>
-      </w:r>
-    </w:p>
-    <w:p>
-      <w:pPr>
-        <w:jc w:val="left"/>
-        <w:spacing w:before="180" w:after="120"/>
-      </w:pPr>
-      <w:r>
-        <w:t xml:space="preserve">2.5. Спектр дискретного сигнала и проверка п. 2.1.6</w:t>
-      </w:r>
-    </w:p>
-    <w:p>
-      <w:pPr>
-        <w:ind w:firstLine="709"/>
-        <w:spacing w:line="360" w:lineRule="auto"/>
-        <w:jc w:val="both"/>
-      </w:pPr>
-      <w:r>
-        <w:t xml:space="preserve">Завершает первую часть работы пункт 2.1.6, где требуется сопоставить спектр</w:t>
-      </w:r>
-    </w:p>
-    <w:p>
-      <w:pPr>
-        <w:ind w:firstLine="709"/>
-        <w:spacing w:line="360" w:lineRule="auto"/>
-        <w:jc w:val="both"/>
-      </w:pPr>
-      <w:r>
-        <w:t xml:space="preserve">дискретного сигнала со спектром аналогового и убедиться, что алиасинга нет.</w:t>
-      </w:r>
-    </w:p>
-    <w:p>
-      <w:pPr>
-        <w:ind w:firstLine="709"/>
-        <w:spacing w:line="360" w:lineRule="auto"/>
-        <w:jc w:val="both"/>
-      </w:pPr>
-      <w:r>
-        <w:t xml:space="preserve">Спектр дискретного сигнала получается подстановкой z = exp(jωТд) в</w:t>
-      </w:r>
-    </w:p>
-    <w:p>
-      <w:pPr>
-        <w:ind w:firstLine="709"/>
-        <w:spacing w:line="360" w:lineRule="auto"/>
-        <w:jc w:val="both"/>
-      </w:pPr>
-      <w:r>
-        <w:t xml:space="preserve">Z-образ и графически представляется как бесконечная периодическая</w:t>
-      </w:r>
-    </w:p>
-    <w:p>
-      <w:pPr>
-        <w:ind w:firstLine="709"/>
-        <w:spacing w:line="360" w:lineRule="auto"/>
-        <w:jc w:val="both"/>
-      </w:pPr>
-      <w:r>
-        <w:t xml:space="preserve">последовательность лепестков, повторяющихся с периодом ωд.</w:t>
       </w:r>
     </w:p>
     <w:p>
@@ -3976,127 +4018,66 @@
         <w:spacing w:before="120" w:after="120"/>
       </w:pPr>
       <w:r>
-        <w:t xml:space="preserve">Рисунок 6 — Спектр дискретного сигнала и периодизация аналогового</w:t>
-      </w:r>
-    </w:p>
-    <w:p>
-      <w:pPr>
-        <w:ind w:firstLine="709"/>
-        <w:spacing w:line="360" w:lineRule="auto"/>
-        <w:jc w:val="both"/>
-      </w:pPr>
-      <w:r>
-        <w:t xml:space="preserve">На рисунке наложены две кривые. Красная штриховая — нормированный модуль</w:t>
-      </w:r>
-    </w:p>
-    <w:p>
-      <w:pPr>
-        <w:ind w:firstLine="709"/>
-        <w:spacing w:line="360" w:lineRule="auto"/>
-        <w:jc w:val="both"/>
-      </w:pPr>
-      <w:r>
-        <w:t xml:space="preserve">спектра аналогового сигнала, который убывает вправо. Синяя сплошная — спектр</w:t>
-      </w:r>
-    </w:p>
-    <w:p>
-      <w:pPr>
-        <w:ind w:firstLine="709"/>
-        <w:spacing w:line="360" w:lineRule="auto"/>
-        <w:jc w:val="both"/>
-      </w:pPr>
-      <w:r>
-        <w:t xml:space="preserve">дискретного сигнала, состоящий из отдельных пиков, повторяющихся с периодом</w:t>
-      </w:r>
-    </w:p>
-    <w:p>
-      <w:pPr>
-        <w:ind w:firstLine="709"/>
-        <w:spacing w:line="360" w:lineRule="auto"/>
-        <w:jc w:val="both"/>
-      </w:pPr>
-      <w:r>
-        <w:t xml:space="preserve">ωд. Вертикальными пунктирами отмечены ωв и ωд.</w:t>
-      </w:r>
-    </w:p>
-    <w:p>
-      <w:pPr>
-        <w:ind w:firstLine="709"/>
-        <w:spacing w:line="360" w:lineRule="auto"/>
-        <w:jc w:val="both"/>
-      </w:pPr>
-      <w:r>
-        <w:t xml:space="preserve">Главный результат, который читается с этого рисунка, состоит в следующем.</w:t>
-      </w:r>
-    </w:p>
-    <w:p>
-      <w:pPr>
-        <w:ind w:firstLine="709"/>
-        <w:spacing w:line="360" w:lineRule="auto"/>
-        <w:jc w:val="both"/>
-      </w:pPr>
-      <w:r>
-        <w:t xml:space="preserve">Первый лепесток спектра дискретного сигнала полностью помещается в полосу до</w:t>
-      </w:r>
-    </w:p>
-    <w:p>
-      <w:pPr>
-        <w:ind w:firstLine="709"/>
-        <w:spacing w:line="360" w:lineRule="auto"/>
-        <w:jc w:val="both"/>
-      </w:pPr>
-      <w:r>
-        <w:t xml:space="preserve">ωд и ни разу не перекрывается со вторым лепестком — то есть наложения частот</w:t>
-      </w:r>
-    </w:p>
-    <w:p>
-      <w:pPr>
-        <w:ind w:firstLine="709"/>
-        <w:spacing w:line="360" w:lineRule="auto"/>
-        <w:jc w:val="both"/>
-      </w:pPr>
-      <w:r>
-        <w:t xml:space="preserve">нет. Во-вторых, все лепестки, кроме первого, расположены в зоне, где</w:t>
-      </w:r>
-    </w:p>
-    <w:p>
-      <w:pPr>
-        <w:ind w:firstLine="709"/>
-        <w:spacing w:line="360" w:lineRule="auto"/>
-        <w:jc w:val="both"/>
-      </w:pPr>
-      <w:r>
-        <w:t xml:space="preserve">огибающая аналогового спектра уже упала до уровня 0,1, поэтому они не влияют</w:t>
-      </w:r>
-    </w:p>
-    <w:p>
-      <w:pPr>
-        <w:ind w:firstLine="709"/>
-        <w:spacing w:line="360" w:lineRule="auto"/>
-        <w:jc w:val="both"/>
-      </w:pPr>
-      <w:r>
-        <w:t xml:space="preserve">на качество восстановления. Именно так и выглядит корректно выбранная частота</w:t>
-      </w:r>
-    </w:p>
-    <w:p>
-      <w:pPr>
-        <w:ind w:firstLine="709"/>
-        <w:spacing w:line="360" w:lineRule="auto"/>
-        <w:jc w:val="both"/>
-      </w:pPr>
-      <w:r>
-        <w:t xml:space="preserve">дискретизации: первый лепесток повторяет форму аналогового спектра, а</w:t>
-      </w:r>
-    </w:p>
-    <w:p>
-      <w:pPr>
-        <w:ind w:firstLine="709"/>
-        <w:spacing w:line="360" w:lineRule="auto"/>
-        <w:jc w:val="both"/>
-      </w:pPr>
-      <w:r>
-        <w:t xml:space="preserve">остальные безвредны. Это наблюдение и подтверждает выполнение п. 2.1.6.</w:t>
+        <w:t xml:space="preserve">Рисунок 6 — Восстановление сигнала рядом Фурье и рядом Котельникова</w:t>
+      </w:r>
+    </w:p>
+    <w:p>
+      <w:pPr>
+        <w:jc w:val="left"/>
+        <w:spacing w:before="180" w:after="120"/>
+      </w:pPr>
+      <w:r>
+        <w:t xml:space="preserve">2.5. Спектр дискретного сигнала и проверка п. 2.1.6</w:t>
+      </w:r>
+    </w:p>
+    <w:p>
+      <w:pPr>
+        <w:ind w:firstLine="709"/>
+        <w:spacing w:line="360" w:lineRule="auto"/>
+        <w:jc w:val="both"/>
+      </w:pPr>
+      <w:r>
+        <w:t xml:space="preserve">Завершает первую часть работы пункт 2.1.6, где требуется сопоставить спектр</w:t>
+      </w:r>
+    </w:p>
+    <w:p>
+      <w:pPr>
+        <w:ind w:firstLine="709"/>
+        <w:spacing w:line="360" w:lineRule="auto"/>
+        <w:jc w:val="both"/>
+      </w:pPr>
+      <w:r>
+        <w:t xml:space="preserve">дискретного сигнала со спектром аналогового и убедиться, что алиасинга нет.</w:t>
+      </w:r>
+    </w:p>
+    <w:p>
+      <w:pPr>
+        <w:ind w:firstLine="709"/>
+        <w:spacing w:line="360" w:lineRule="auto"/>
+        <w:jc w:val="both"/>
+      </w:pPr>
+      <w:r>
+        <w:t xml:space="preserve">Спектр дискретного сигнала получается подстановкой z = exp(jωТд) в</w:t>
+      </w:r>
+    </w:p>
+    <w:p>
+      <w:pPr>
+        <w:ind w:firstLine="709"/>
+        <w:spacing w:line="360" w:lineRule="auto"/>
+        <w:jc w:val="both"/>
+      </w:pPr>
+      <w:r>
+        <w:t xml:space="preserve">Z-образ и графически представляется как бесконечная периодическая</w:t>
+      </w:r>
+    </w:p>
+    <w:p>
+      <w:pPr>
+        <w:ind w:firstLine="709"/>
+        <w:spacing w:line="360" w:lineRule="auto"/>
+        <w:jc w:val="both"/>
+      </w:pPr>
+      <w:r>
+        <w:t xml:space="preserve">последовательность лепестков, повторяющихся с периодом ωд.</w:t>
       </w:r>
     </w:p>
     <w:p>
@@ -4144,7 +4125,175 @@
         <w:spacing w:before="120" w:after="120"/>
       </w:pPr>
       <w:r>
-        <w:t xml:space="preserve">Рисунок 7 — Восстановление сигнала рядом Фурье и рядом Котельникова</w:t>
+        <w:t xml:space="preserve">Рисунок 7 — Спектр дискретного сигнала и периодизация аналогового</w:t>
+      </w:r>
+    </w:p>
+    <w:p>
+      <w:pPr>
+        <w:ind w:firstLine="709"/>
+        <w:spacing w:line="360" w:lineRule="auto"/>
+        <w:jc w:val="both"/>
+      </w:pPr>
+      <w:r>
+        <w:t xml:space="preserve">На рисунке наложены две кривые. Красная штриховая — нормированный модуль</w:t>
+      </w:r>
+    </w:p>
+    <w:p>
+      <w:pPr>
+        <w:ind w:firstLine="709"/>
+        <w:spacing w:line="360" w:lineRule="auto"/>
+        <w:jc w:val="both"/>
+      </w:pPr>
+      <w:r>
+        <w:t xml:space="preserve">спектра аналогового сигнала, который убывает вправо. Синяя сплошная — спектр</w:t>
+      </w:r>
+    </w:p>
+    <w:p>
+      <w:pPr>
+        <w:ind w:firstLine="709"/>
+        <w:spacing w:line="360" w:lineRule="auto"/>
+        <w:jc w:val="both"/>
+      </w:pPr>
+      <w:r>
+        <w:t xml:space="preserve">дискретного сигнала, состоящий из отдельных пиков, повторяющихся с периодом</w:t>
+      </w:r>
+    </w:p>
+    <w:p>
+      <w:pPr>
+        <w:ind w:firstLine="709"/>
+        <w:spacing w:line="360" w:lineRule="auto"/>
+        <w:jc w:val="both"/>
+      </w:pPr>
+      <w:r>
+        <w:t xml:space="preserve">ωд. Вертикальными пунктирами отмечены ωв и ωд.</w:t>
+      </w:r>
+    </w:p>
+    <w:p>
+      <w:pPr>
+        <w:ind w:firstLine="709"/>
+        <w:spacing w:line="360" w:lineRule="auto"/>
+        <w:jc w:val="both"/>
+      </w:pPr>
+      <w:r>
+        <w:t xml:space="preserve">Главный результат, который читается с этого рисунка, состоит в следующем.</w:t>
+      </w:r>
+    </w:p>
+    <w:p>
+      <w:pPr>
+        <w:ind w:firstLine="709"/>
+        <w:spacing w:line="360" w:lineRule="auto"/>
+        <w:jc w:val="both"/>
+      </w:pPr>
+      <w:r>
+        <w:t xml:space="preserve">Первый лепесток спектра дискретного сигнала полностью помещается в полосу до</w:t>
+      </w:r>
+    </w:p>
+    <w:p>
+      <w:pPr>
+        <w:ind w:firstLine="709"/>
+        <w:spacing w:line="360" w:lineRule="auto"/>
+        <w:jc w:val="both"/>
+      </w:pPr>
+      <w:r>
+        <w:t xml:space="preserve">ωд и ни разу не перекрывается со вторым лепестком — то есть наложения частот</w:t>
+      </w:r>
+    </w:p>
+    <w:p>
+      <w:pPr>
+        <w:ind w:firstLine="709"/>
+        <w:spacing w:line="360" w:lineRule="auto"/>
+        <w:jc w:val="both"/>
+      </w:pPr>
+      <w:r>
+        <w:t xml:space="preserve">нет. Во-вторых, все лепестки, кроме первого, расположены в зоне, где</w:t>
+      </w:r>
+    </w:p>
+    <w:p>
+      <w:pPr>
+        <w:ind w:firstLine="709"/>
+        <w:spacing w:line="360" w:lineRule="auto"/>
+        <w:jc w:val="both"/>
+      </w:pPr>
+      <w:r>
+        <w:t xml:space="preserve">огибающая аналогового спектра уже упала до уровня 0,1, поэтому они не влияют</w:t>
+      </w:r>
+    </w:p>
+    <w:p>
+      <w:pPr>
+        <w:ind w:firstLine="709"/>
+        <w:spacing w:line="360" w:lineRule="auto"/>
+        <w:jc w:val="both"/>
+      </w:pPr>
+      <w:r>
+        <w:t xml:space="preserve">на качество восстановления. Именно так и выглядит корректно выбранная частота</w:t>
+      </w:r>
+    </w:p>
+    <w:p>
+      <w:pPr>
+        <w:ind w:firstLine="709"/>
+        <w:spacing w:line="360" w:lineRule="auto"/>
+        <w:jc w:val="both"/>
+      </w:pPr>
+      <w:r>
+        <w:t xml:space="preserve">дискретизации: первый лепесток повторяет форму аналогового спектра, а</w:t>
+      </w:r>
+    </w:p>
+    <w:p>
+      <w:pPr>
+        <w:ind w:firstLine="709"/>
+        <w:spacing w:line="360" w:lineRule="auto"/>
+        <w:jc w:val="both"/>
+      </w:pPr>
+      <w:r>
+        <w:t xml:space="preserve">остальные безвредны. Это наблюдение и подтверждает выполнение п. 2.1.6.</w:t>
+      </w:r>
+    </w:p>
+    <w:p>
+      <w:pPr>
+        <w:jc w:val="center"/>
+        <w:spacing w:before="120" w:after="120"/>
+      </w:pPr>
+      <w:r>
+        <w:drawing>
+          <wp:inline distT="0" distB="0" distL="0" distR="0">
+            <wp:extent cx="5486400" cy="2571750"/>
+            <wp:docPr id="8" name="Рисунок 8"/>
+            <a:graphic>
+              <a:graphicData uri="http://schemas.openxmlformats.org/drawingml/2006/picture">
+                <pic:pic>
+                  <pic:nvPicPr>
+                    <pic:cNvPr id="8" name="image8.png"/>
+                    <pic:cNvPicPr/>
+                  </pic:nvPicPr>
+                  <pic:blipFill>
+                    <a:blip r:embed="rId18"/>
+                    <a:stretch>
+                      <a:fillRect/>
+                    </a:stretch>
+                  </pic:blipFill>
+                  <pic:spPr>
+                    <a:xfrm>
+                      <a:off x="0" y="0"/>
+                      <a:ext cx="5486400" cy="2571750"/>
+                    </a:xfrm>
+                    <a:prstGeom prst="rect">
+                      <a:avLst/>
+                    </a:prstGeom>
+                  </pic:spPr>
+                </pic:pic>
+              </a:graphicData>
+            </a:graphic>
+          </wp:inline>
+        </w:drawing>
+      </w:r>
+    </w:p>
+    <w:p>
+      <w:pPr>
+        <w:jc w:val="center"/>
+        <w:spacing w:before="120" w:after="120"/>
+      </w:pPr>
+      <w:r>
+        <w:t xml:space="preserve">Рисунок 8 — Восстановление сигнала рядом Фурье и рядом Котельникова</w:t>
       </w:r>
     </w:p>
     <w:p>
@@ -4283,77 +4432,76 @@
         <w:jc w:val="both"/>
       </w:pPr>
       <w:r>
-        <w:t xml:space="preserve">четырёхполюсник, у которого выход снимается в узле между L₁ и шунтом R₁.</w:t>
-      </w:r>
-    </w:p>
-    <w:p>
-      <w:pPr>
-        <w:ind w:firstLine="709"/>
-        <w:spacing w:line="360" w:lineRule="auto"/>
-        <w:jc w:val="both"/>
-      </w:pPr>
-      <w:r>
-        <w:t xml:space="preserve">Чтобы получить коэффициент передачи, цепь разбирают на элементарные</w:t>
-      </w:r>
-    </w:p>
-    <w:p>
-      <w:pPr>
-        <w:ind w:firstLine="709"/>
-        <w:spacing w:line="360" w:lineRule="auto"/>
-        <w:jc w:val="both"/>
-      </w:pPr>
-      <w:r>
-        <w:t xml:space="preserve">соединения.</w:t>
-      </w:r>
-    </w:p>
-    <w:p>
-      <w:pPr>
-        <w:ind w:firstLine="709"/>
-        <w:spacing w:line="360" w:lineRule="auto"/>
-        <w:jc w:val="both"/>
-      </w:pPr>
-      <w:r>
-        <w:t xml:space="preserve">Эквивалентная схема выхода складывается так. Последовательно с входом</w:t>
-      </w:r>
-    </w:p>
-    <w:p>
-      <w:pPr>
-        <w:ind w:firstLine="709"/>
-        <w:spacing w:line="360" w:lineRule="auto"/>
-        <w:jc w:val="both"/>
-      </w:pPr>
-      <w:r>
-        <w:t xml:space="preserve">включена катушка L₁. Нагрузкой на неё служит параллельное соединение</w:t>
-      </w:r>
-    </w:p>
-    <w:p>
-      <w:pPr>
-        <w:ind w:firstLine="709"/>
-        <w:spacing w:line="360" w:lineRule="auto"/>
-        <w:jc w:val="both"/>
-      </w:pPr>
-      <w:r>
-        <w:t xml:space="preserve">сопротивления R₁ и шунта, образованного R₂ и L₂. Обозначим</w:t>
-      </w:r>
-    </w:p>
-    <w:p>
-      <w:pPr>
-        <w:ind w:firstLine="709"/>
-        <w:spacing w:line="360" w:lineRule="auto"/>
-        <w:jc w:val="both"/>
-      </w:pPr>
-      <w:r>
-        <w:t xml:space="preserve">Zш = R₁ + (R₂·pL₂)/(R₂ + pL₂) — входное сопротивление шунта. Тогда при</w:t>
-      </w:r>
-    </w:p>
-    <w:p>
-      <w:pPr>
-        <w:ind w:firstLine="709"/>
-        <w:spacing w:line="360" w:lineRule="auto"/>
-        <w:jc w:val="both"/>
-      </w:pPr>
-      <w:r>
-        <w:t xml:space="preserve">единичном источнике U = 1 В по правилу деления напряжения:</w:t>
+        <w:t xml:space="preserve">четырёхполюсник, у которого выход снимается </w:t>
+      </w:r>
+      <w:r>
+        <w:rPr>
+          <w:b/>
+        </w:rPr>
+        <w:t xml:space="preserve">в узле 2 — то есть на шунте</w:t>
+      </w:r>
+      <w:r>
+        <w:t xml:space="preserve">,</w:t>
+      </w:r>
+    </w:p>
+    <w:p>
+      <w:pPr>
+        <w:ind w:firstLine="709"/>
+        <w:spacing w:line="360" w:lineRule="auto"/>
+        <w:jc w:val="both"/>
+      </w:pPr>
+      <w:r>
+        <w:t xml:space="preserve">а не на катушке L₁. Этот выбор точки съёма определяет вид передаточной</w:t>
+      </w:r>
+    </w:p>
+    <w:p>
+      <w:pPr>
+        <w:ind w:firstLine="709"/>
+        <w:spacing w:line="360" w:lineRule="auto"/>
+        <w:jc w:val="both"/>
+      </w:pPr>
+      <w:r>
+        <w:t xml:space="preserve">функции, поэтому остановимся на нём подробнее.</w:t>
+      </w:r>
+    </w:p>
+    <w:p>
+      <w:pPr>
+        <w:ind w:firstLine="709"/>
+        <w:spacing w:line="360" w:lineRule="auto"/>
+        <w:jc w:val="both"/>
+      </w:pPr>
+      <w:r>
+        <w:t xml:space="preserve">Эквивалентная схема складывается так. Последовательно с источником включена</w:t>
+      </w:r>
+    </w:p>
+    <w:p>
+      <w:pPr>
+        <w:ind w:firstLine="709"/>
+        <w:spacing w:line="360" w:lineRule="auto"/>
+        <w:jc w:val="both"/>
+      </w:pPr>
+      <w:r>
+        <w:t xml:space="preserve">катушка L₁. Всё, что стоит после неё, — это шунт, идущий на землю: R₁</w:t>
+      </w:r>
+    </w:p>
+    <w:p>
+      <w:pPr>
+        <w:ind w:firstLine="709"/>
+        <w:spacing w:line="360" w:lineRule="auto"/>
+        <w:jc w:val="both"/>
+      </w:pPr>
+      <w:r>
+        <w:t xml:space="preserve">последовательно с параллельным соединением R₂ и L₂. Обозначим входное</w:t>
+      </w:r>
+    </w:p>
+    <w:p>
+      <w:pPr>
+        <w:ind w:firstLine="709"/>
+        <w:spacing w:line="360" w:lineRule="auto"/>
+        <w:jc w:val="both"/>
+      </w:pPr>
+      <w:r>
+        <w:t xml:space="preserve">сопротивление шунта</w:t>
       </w:r>
     </w:p>
     <w:p>
@@ -4362,26 +4510,26 @@
         <w:spacing w:before="120" w:after="120"/>
         <w:ind w:firstLine="0"/>
       </w:pPr>
-      K(p) = pL₁/(pL₁ + Zш)
-    </w:p>
-    <w:p>
-      <w:pPr>
-        <w:ind w:firstLine="709"/>
-        <w:spacing w:line="360" w:lineRule="auto"/>
-        <w:jc w:val="both"/>
-      </w:pPr>
-      <w:r>
-        <w:t xml:space="preserve">Подставляя номиналы R₁ = R₂ = 1 кОм, L₁ = L₂ = 1 мГн и приводя к общему</w:t>
-      </w:r>
-    </w:p>
-    <w:p>
-      <w:pPr>
-        <w:ind w:firstLine="709"/>
-        <w:spacing w:line="360" w:lineRule="auto"/>
-        <w:jc w:val="both"/>
-      </w:pPr>
-      <w:r>
-        <w:t xml:space="preserve">знаменателю, получаем полиномы второй степени:</w:t>
+      Zш(p) = R₁ + (R₂·pL₂)/(R₂ + pL₂)
+    </w:p>
+    <w:p>
+      <w:pPr>
+        <w:ind w:firstLine="709"/>
+        <w:spacing w:line="360" w:lineRule="auto"/>
+        <w:jc w:val="both"/>
+      </w:pPr>
+      <w:r>
+        <w:t xml:space="preserve">Выходное напряжение — это напряжение на шунте, а катушка L₁ включена с ним</w:t>
+      </w:r>
+    </w:p>
+    <w:p>
+      <w:pPr>
+        <w:ind w:firstLine="709"/>
+        <w:spacing w:line="360" w:lineRule="auto"/>
+        <w:jc w:val="both"/>
+      </w:pPr>
+      <w:r>
+        <w:t xml:space="preserve">последовательно. При единичном источнике U = 1 В по правилу деления напряжения:</w:t>
       </w:r>
     </w:p>
     <w:p>
@@ -4390,7 +4538,76 @@
         <w:spacing w:before="120" w:after="120"/>
         <w:ind w:firstLine="0"/>
       </w:pPr>
-      N(p) = 0,001·p² + 1,818·10³·p + 5,556·10¹¹
+      K(p) = Zш/(pL₁ + Zш)
+    </w:p>
+    <w:p>
+      <w:pPr>
+        <w:ind w:firstLine="709"/>
+        <w:spacing w:line="360" w:lineRule="auto"/>
+        <w:jc w:val="both"/>
+      </w:pPr>
+      <w:r>
+        <w:t xml:space="preserve">Это выражение принципиально важно не перепутать с pL₁/(pL₁ + Zш): последнее</w:t>
+      </w:r>
+    </w:p>
+    <w:p>
+      <w:pPr>
+        <w:ind w:firstLine="709"/>
+        <w:spacing w:line="360" w:lineRule="auto"/>
+        <w:jc w:val="both"/>
+      </w:pPr>
+      <w:r>
+        <w:t xml:space="preserve">дало бы K(0) = 0, то есть фильтр верхних частот, тогда как наша цепь при</w:t>
+      </w:r>
+    </w:p>
+    <w:p>
+      <w:pPr>
+        <w:ind w:firstLine="709"/>
+        <w:spacing w:line="360" w:lineRule="auto"/>
+        <w:jc w:val="both"/>
+      </w:pPr>
+      <w:r>
+        <w:t xml:space="preserve">постоянном напряжении имеет на выходе всё входное напряжение (L₁ не мешает</w:t>
+      </w:r>
+    </w:p>
+    <w:p>
+      <w:pPr>
+        <w:ind w:firstLine="709"/>
+        <w:spacing w:line="360" w:lineRule="auto"/>
+        <w:jc w:val="both"/>
+      </w:pPr>
+      <w:r>
+        <w:t xml:space="preserve">постоянному току) и является </w:t>
+      </w:r>
+      <w:r>
+        <w:rPr>
+          <w:b/>
+        </w:rPr>
+        <w:t xml:space="preserve">фильтром нижних частот</w:t>
+      </w:r>
+      <w:r>
+        <w:t xml:space="preserve">. Проверка K(0) = 1</w:t>
+      </w:r>
+    </w:p>
+    <w:p>
+      <w:pPr>
+        <w:ind w:firstLine="709"/>
+        <w:spacing w:line="360" w:lineRule="auto"/>
+        <w:jc w:val="both"/>
+      </w:pPr>
+      <w:r>
+        <w:t xml:space="preserve">ниже это подтверждает.</w:t>
+      </w:r>
+    </w:p>
+    <w:p>
+      <w:pPr>
+        <w:ind w:firstLine="709"/>
+        <w:spacing w:line="360" w:lineRule="auto"/>
+        <w:jc w:val="both"/>
+      </w:pPr>
+      <w:r>
+        <w:t xml:space="preserve">Приведём к общему знаменателю. Из Zш получаем</w:t>
+      </w:r>
     </w:p>
     <w:p>
       <w:pPr>
@@ -4398,46 +4615,183 @@
         <w:spacing w:before="120" w:after="120"/>
         <w:ind w:firstLine="0"/>
       </w:pPr>
-      D(p) = 0,000001·p² + 3·10³·p + 1·10¹²
-    </w:p>
-    <w:p>
-      <w:pPr>
-        <w:ind w:firstLine="709"/>
-        <w:spacing w:line="360" w:lineRule="auto"/>
-        <w:jc w:val="both"/>
-      </w:pPr>
-      <w:r>
-        <w:t xml:space="preserve">Контрольная сверка: прямое вычисление K(jω) методом модифицированных узловых</w:t>
-      </w:r>
-    </w:p>
-    <w:p>
-      <w:pPr>
-        <w:ind w:firstLine="709"/>
-        <w:spacing w:line="360" w:lineRule="auto"/>
-        <w:jc w:val="both"/>
-      </w:pPr>
-      <w:r>
-        <w:t xml:space="preserve">потенциалов на 120 частотах совпало с полиномиальной формой с расхождением</w:t>
-      </w:r>
-    </w:p>
-    <w:p>
-      <w:pPr>
-        <w:ind w:firstLine="709"/>
-        <w:spacing w:line="360" w:lineRule="auto"/>
-        <w:jc w:val="both"/>
-      </w:pPr>
-      <w:r>
-        <w:t xml:space="preserve">1,12·10⁻¹⁶, то есть с точностью ошибок округления. Это подтверждает, что</w:t>
-      </w:r>
-    </w:p>
-    <w:p>
-      <w:pPr>
-        <w:ind w:firstLine="709"/>
-        <w:spacing w:line="360" w:lineRule="auto"/>
-        <w:jc w:val="both"/>
-      </w:pPr>
-      <w:r>
-        <w:t xml:space="preserve">коэффициенты передачи восстановлены верно прямо из рисунка схемы.</w:t>
+      Zш = [R₁R₂ + p·L₂(R₁+R₂)] / (R₂ + p·L₂)
+    </w:p>
+    <w:p>
+      <w:pPr>
+        <w:jc w:val="center"/>
+        <w:spacing w:before="120" w:after="120"/>
+        <w:ind w:firstLine="0"/>
+      </w:pPr>
+    </w:p>
+    <w:p>
+      <w:pPr>
+        <w:jc w:val="center"/>
+        <w:spacing w:before="120" w:after="120"/>
+        <w:ind w:firstLine="0"/>
+      </w:pPr>
+      pL₁ + Zш = [R₁R₂ + p·(L₁R₂ + L₁L₂ + L₂R₁ + L₂R₂) + p²·L₁L₂] / (R₂ + p·L₂)
+    </w:p>
+    <w:p>
+      <w:pPr>
+        <w:ind w:firstLine="709"/>
+        <w:spacing w:line="360" w:lineRule="auto"/>
+        <w:jc w:val="both"/>
+      </w:pPr>
+      <w:r>
+        <w:t xml:space="preserve">Подставляя номиналы R₁ = R₂ = 1 кОм, L₁ = L₂ = 1 мГн, получаем полиномы</w:t>
+      </w:r>
+    </w:p>
+    <w:p>
+      <w:pPr>
+        <w:ind w:firstLine="709"/>
+        <w:spacing w:line="360" w:lineRule="auto"/>
+        <w:jc w:val="both"/>
+      </w:pPr>
+      <w:r>
+        <w:t xml:space="preserve">(коэффициенты по возрастанию степени p):</w:t>
+      </w:r>
+    </w:p>
+    <w:p>
+      <w:pPr>
+        <w:jc w:val="center"/>
+        <w:spacing w:before="120" w:after="120"/>
+        <w:ind w:firstLine="0"/>
+      </w:pPr>
+      N(p) = 1,0·10⁶ + 2,0·p
+    </w:p>
+    <w:p>
+      <w:pPr>
+        <w:jc w:val="center"/>
+        <w:spacing w:before="120" w:after="120"/>
+        <w:ind w:firstLine="0"/>
+      </w:pPr>
+    </w:p>
+    <w:p>
+      <w:pPr>
+        <w:jc w:val="center"/>
+        <w:spacing w:before="120" w:after="120"/>
+        <w:ind w:firstLine="0"/>
+      </w:pPr>
+      D(p) = 1,0·10⁶ + 3,0·p + 1,0·10⁻⁶·p²
+    </w:p>
+    <w:p>
+      <w:pPr>
+        <w:ind w:firstLine="709"/>
+        <w:spacing w:line="360" w:lineRule="auto"/>
+        <w:jc w:val="both"/>
+      </w:pPr>
+      <w:r>
+        <w:t xml:space="preserve">Численно: R₁R₂ = 1,0·10⁶; L₂(R₁+R₂) = 2,0; L₁R₂ + L₂(R₁+R₂) = 3,0;</w:t>
+      </w:r>
+    </w:p>
+    <w:p>
+      <w:pPr>
+        <w:ind w:firstLine="709"/>
+        <w:spacing w:line="360" w:lineRule="auto"/>
+        <w:jc w:val="both"/>
+      </w:pPr>
+      <w:r>
+        <w:t xml:space="preserve">L₁L₂ = 1,0·10⁻⁶. Заметим, что числитель </w:t>
+      </w:r>
+      <w:r>
+        <w:rPr>
+          <w:b/>
+        </w:rPr>
+        <w:t xml:space="preserve">линейный</w:t>
+      </w:r>
+      <w:r>
+        <w:t xml:space="preserve"> по p: второй</w:t>
+      </w:r>
+    </w:p>
+    <w:p>
+      <w:pPr>
+        <w:ind w:firstLine="709"/>
+        <w:spacing w:line="360" w:lineRule="auto"/>
+        <w:jc w:val="both"/>
+      </w:pPr>
+      <w:r>
+        <w:t xml:space="preserve">индуктивный элемент L₂ даёт знаменатель второй степени, но нуля функции</w:t>
+      </w:r>
+    </w:p>
+    <w:p>
+      <w:pPr>
+        <w:ind w:firstLine="709"/>
+        <w:spacing w:line="360" w:lineRule="auto"/>
+        <w:jc w:val="both"/>
+      </w:pPr>
+      <w:r>
+        <w:t xml:space="preserve">передачи не создаёт.</w:t>
+      </w:r>
+    </w:p>
+    <w:p>
+      <w:pPr>
+        <w:ind w:firstLine="709"/>
+        <w:spacing w:line="360" w:lineRule="auto"/>
+        <w:jc w:val="both"/>
+      </w:pPr>
+      <w:r>
+        <w:t xml:space="preserve">Контрольная сверка выполнена двумя независимыми способами. Первый — прямое</w:t>
+      </w:r>
+    </w:p>
+    <w:p>
+      <w:pPr>
+        <w:ind w:firstLine="709"/>
+        <w:spacing w:line="360" w:lineRule="auto"/>
+        <w:jc w:val="both"/>
+      </w:pPr>
+      <w:r>
+        <w:t xml:space="preserve">вычисление K(jω) методом модифицированных узловых потенциалов на 800 частотах</w:t>
+      </w:r>
+    </w:p>
+    <w:p>
+      <w:pPr>
+        <w:ind w:firstLine="709"/>
+        <w:spacing w:line="360" w:lineRule="auto"/>
+        <w:jc w:val="both"/>
+      </w:pPr>
+      <w:r>
+        <w:t xml:space="preserve">дало расхождение с полиномиальной формой 3,3·10⁻⁷, то есть с точностью</w:t>
+      </w:r>
+    </w:p>
+    <w:p>
+      <w:pPr>
+        <w:ind w:firstLine="709"/>
+        <w:spacing w:line="360" w:lineRule="auto"/>
+        <w:jc w:val="both"/>
+      </w:pPr>
+      <w:r>
+        <w:t xml:space="preserve">ошибок округления. Второй — контрольные точки: при ω = 10⁵ рад/с обе формулы</w:t>
+      </w:r>
+    </w:p>
+    <w:p>
+      <w:pPr>
+        <w:ind w:firstLine="709"/>
+        <w:spacing w:line="360" w:lineRule="auto"/>
+        <w:jc w:val="both"/>
+      </w:pPr>
+      <w:r>
+        <w:t xml:space="preserve">дают 0,985836, при ω = 10⁶ — 0,745356, при ω = 10⁷ — 0,193580. И наконец,</w:t>
+      </w:r>
+    </w:p>
+    <w:p>
+      <w:pPr>
+        <w:ind w:firstLine="709"/>
+        <w:spacing w:line="360" w:lineRule="auto"/>
+        <w:jc w:val="both"/>
+      </w:pPr>
+      <w:r>
+        <w:t xml:space="preserve">K(0) = N(0)/D(0) = 1,000000, что подтверждает физически ожидаемый результат:</w:t>
+      </w:r>
+    </w:p>
+    <w:p>
+      <w:pPr>
+        <w:ind w:firstLine="709"/>
+        <w:spacing w:line="360" w:lineRule="auto"/>
+        <w:jc w:val="both"/>
+      </w:pPr>
+      <w:r>
+        <w:t xml:space="preserve">постоянная составляющая проходит на выход без потерь.</w:t>
       </w:r>
     </w:p>
     <w:p>
@@ -4718,17 +5072,26 @@
         <w:jc w:val="both"/>
       </w:pPr>
       <w:r>
-        <w:t xml:space="preserve">будет второго порядка. Частота среза определяется по условию |K(jωср)| = 0,707</w:t>
-      </w:r>
-    </w:p>
-    <w:p>
-      <w:pPr>
-        <w:ind w:firstLine="709"/>
-        <w:spacing w:line="360" w:lineRule="auto"/>
-        <w:jc w:val="both"/>
-      </w:pPr>
-      <w:r>
-        <w:t xml:space="preserve">(уровень −3 дБ) и составляет 6,427·10⁶ рад/с.</w:t>
+        <w:t xml:space="preserve">будет второго порядка. Частота среза определяется по условию</w:t>
+      </w:r>
+    </w:p>
+    <w:p>
+      <w:pPr>
+        <w:ind w:firstLine="709"/>
+        <w:spacing w:line="360" w:lineRule="auto"/>
+        <w:jc w:val="both"/>
+      </w:pPr>
+      <w:r>
+        <w:t xml:space="preserve">|K(jωср)| = 0,707 (уровень −3 дБ) и составляет </w:t>
+      </w:r>
+      <w:r>
+        <w:rPr>
+          <w:b/>
+        </w:rPr>
+        <w:t xml:space="preserve">1,272·10⁶ рад/с</w:t>
+      </w:r>
+      <w:r>
+        <w:t xml:space="preserve">.</w:t>
       </w:r>
     </w:p>
     <w:p>
@@ -4757,137 +5120,340 @@
         <w:jc w:val="both"/>
       </w:pPr>
       <w:r>
-        <w:t xml:space="preserve">времени. Она определяется обратным преобразованием Лапласа и раскладывается</w:t>
-      </w:r>
-    </w:p>
-    <w:p>
-      <w:pPr>
-        <w:ind w:firstLine="709"/>
-        <w:spacing w:line="360" w:lineRule="auto"/>
-        <w:jc w:val="both"/>
-      </w:pPr>
-      <w:r>
-        <w:t xml:space="preserve">Смысл коррекции важен для синтеза. Билинейное Z-преобразование сжимает</w:t>
-      </w:r>
-    </w:p>
-    <w:p>
-      <w:pPr>
-        <w:ind w:firstLine="709"/>
-        <w:spacing w:line="360" w:lineRule="auto"/>
-        <w:jc w:val="both"/>
-      </w:pPr>
-      <w:r>
-        <w:t xml:space="preserve">частотную шкалу нелинейно, поэтому, если скорректировать характеристику</w:t>
-      </w:r>
-    </w:p>
-    <w:p>
-      <w:pPr>
-        <w:ind w:firstLine="709"/>
-        <w:spacing w:line="360" w:lineRule="auto"/>
-        <w:jc w:val="both"/>
-      </w:pPr>
-      <w:r>
-        <w:t xml:space="preserve">заранее, обратным преобразованием получится ровно та форма, которая нужна.</w:t>
-      </w:r>
-    </w:p>
-    <w:p>
-      <w:pPr>
-        <w:ind w:firstLine="709"/>
-        <w:spacing w:line="360" w:lineRule="auto"/>
-        <w:jc w:val="both"/>
-      </w:pPr>
-      <w:r>
-        <w:t xml:space="preserve">Именно поэтому в пункте 2.2 задание требует строить АЧХ ЦФ вместе со</w:t>
-      </w:r>
-    </w:p>
-    <w:p>
-      <w:pPr>
-        <w:ind w:firstLine="709"/>
-        <w:spacing w:line="360" w:lineRule="auto"/>
-        <w:jc w:val="both"/>
-      </w:pPr>
-      <w:r>
-        <w:t xml:space="preserve">скорректированной АЧХ аналогового прототипа на общих осях.</w:t>
-      </w:r>
-    </w:p>
-    <w:p>
-      <w:pPr>
-        <w:ind w:firstLine="709"/>
-        <w:spacing w:line="360" w:lineRule="auto"/>
-        <w:jc w:val="both"/>
-      </w:pPr>
-      <w:r>
-        <w:t xml:space="preserve">Фазочастотная характеристика прототипа показана на следующем рисунке.</w:t>
-      </w:r>
-    </w:p>
-    <w:p>
-      <w:pPr>
-        <w:ind w:firstLine="709"/>
-        <w:spacing w:line="360" w:lineRule="auto"/>
-        <w:jc w:val="both"/>
-      </w:pPr>
-      <w:r>
-        <w:t xml:space="preserve">Здесь изображён аргумент коэффициента передачи в градусах: у аналогового</w:t>
-      </w:r>
-    </w:p>
-    <w:p>
-      <w:pPr>
-        <w:ind w:firstLine="709"/>
-        <w:spacing w:line="360" w:lineRule="auto"/>
-        <w:jc w:val="both"/>
-      </w:pPr>
-      <w:r>
-        <w:t xml:space="preserve">прототипа (сплошная синяя линия) и у цифрового фильтра (красный пунктир,</w:t>
-      </w:r>
-    </w:p>
-    <w:p>
-      <w:pPr>
-        <w:ind w:firstLine="709"/>
-        <w:spacing w:line="360" w:lineRule="auto"/>
-        <w:jc w:val="both"/>
-      </w:pPr>
-      <w:r>
-        <w:t xml:space="preserve">построенный методом билиантного преобразования). Обе кривые убывают от нуля</w:t>
-      </w:r>
-    </w:p>
-    <w:p>
-      <w:pPr>
-        <w:ind w:firstLine="709"/>
-        <w:spacing w:line="360" w:lineRule="auto"/>
-        <w:jc w:val="both"/>
-      </w:pPr>
-      <w:r>
-        <w:t xml:space="preserve">к отрицательным значениям, что характерно для причинной устойчивой системы.</w:t>
-      </w:r>
-    </w:p>
-    <w:p>
-      <w:pPr>
-        <w:ind w:firstLine="709"/>
-        <w:spacing w:line="360" w:lineRule="auto"/>
-        <w:jc w:val="both"/>
-      </w:pPr>
-      <w:r>
-        <w:t xml:space="preserve">Красная пунктирная линия обрывается на частоте ωв, поскольку за пределами</w:t>
-      </w:r>
-    </w:p>
-    <w:p>
-      <w:pPr>
-        <w:ind w:firstLine="709"/>
-        <w:spacing w:line="360" w:lineRule="auto"/>
-        <w:jc w:val="both"/>
-      </w:pPr>
-      <w:r>
-        <w:t xml:space="preserve">этой частоты скорректированная АЧХ уже не определена — цифровая фильтрация</w:t>
-      </w:r>
-    </w:p>
-    <w:p>
-      <w:pPr>
-        <w:ind w:firstLine="709"/>
-        <w:spacing w:line="360" w:lineRule="auto"/>
-        <w:jc w:val="both"/>
-      </w:pPr>
-      <w:r>
-        <w:t xml:space="preserve">смысла не имеет.</w:t>
+        <w:t xml:space="preserve">времени: это реакция на единичный импульс возбуждения. Так как все полюса</w:t>
+      </w:r>
+    </w:p>
+    <w:p>
+      <w:pPr>
+        <w:ind w:firstLine="709"/>
+        <w:spacing w:line="360" w:lineRule="auto"/>
+        <w:jc w:val="both"/>
+      </w:pPr>
+      <w:r>
+        <w:t xml:space="preserve">простые и вещественные, g(t) раскладывается в сумму двух экспонент. Каждый</w:t>
+      </w:r>
+    </w:p>
+    <w:p>
+      <w:pPr>
+        <w:ind w:firstLine="709"/>
+        <w:spacing w:line="360" w:lineRule="auto"/>
+        <w:jc w:val="both"/>
+      </w:pPr>
+      <w:r>
+        <w:t xml:space="preserve">полюс даёт слагаемое с коэффициентом, который находится по производной</w:t>
+      </w:r>
+    </w:p>
+    <w:p>
+      <w:pPr>
+        <w:ind w:firstLine="709"/>
+        <w:spacing w:line="360" w:lineRule="auto"/>
+        <w:jc w:val="both"/>
+      </w:pPr>
+      <w:r>
+        <w:t xml:space="preserve">знаменателя:</w:t>
+      </w:r>
+    </w:p>
+    <w:p>
+      <w:pPr>
+        <w:jc w:val="center"/>
+        <w:spacing w:before="120" w:after="120"/>
+        <w:ind w:firstLine="0"/>
+      </w:pPr>
+      g(t) = Σₖ Re{ cₖ · e^(pₖt) },  где  cₖ = N(pₖ)/D′(pₖ)
+    </w:p>
+    <w:p>
+      <w:pPr>
+        <w:ind w:firstLine="709"/>
+        <w:spacing w:line="360" w:lineRule="auto"/>
+        <w:jc w:val="both"/>
+      </w:pPr>
+      <w:r>
+        <w:t xml:space="preserve">Производная знаменателя D′(p) = 3 + 2·10⁻⁶·p. Подставляя найденные полюса,</w:t>
+      </w:r>
+    </w:p>
+    <w:p>
+      <w:pPr>
+        <w:ind w:firstLine="709"/>
+        <w:spacing w:line="360" w:lineRule="auto"/>
+        <w:jc w:val="both"/>
+      </w:pPr>
+      <w:r>
+        <w:t xml:space="preserve">получаем:</w:t>
+      </w:r>
+    </w:p>
+    <w:tbl>
+      <w:tblPr>
+        <w:tblW w:w="9300" w:type="dxa"/>
+        <w:tblBorders>
+          <w:top w:val="single" w:sz="6" w:color="000000"/>
+          <w:left w:val="single" w:sz="6" w:color="000000"/>
+          <w:bottom w:val="single" w:sz="6" w:color="000000"/>
+          <w:right w:val="single" w:sz="6" w:color="000000"/>
+          <w:insideH w:val="single" w:sz="6" w:color="000000"/>
+          <w:insideV w:val="single" w:sz="6" w:color="000000"/>
+        </w:tblBorders>
+      </w:tblPr>
+      <w:tr>
+        <w:trPr>
+          <w:tblHeader/>
+        </w:trPr>
+        <w:tc>
+          <w:tcPr>
+            <w:tcW w:w="4650" w:type="dxa"/>
+            <w:vAlign w:val="center"/>
+          </w:tcPr>
+          <w:p>
+            <w:pPr>
+              <w:spacing w:before="40" w:after="40"/>
+            </w:pPr>
+            <w:r>
+              <w:rPr>
+                <w:b/>
+              </w:rPr>
+              <w:t xml:space="preserve">Полюс pₖ</w:t>
+            </w:r>
+          </w:p>
+        </w:tc>
+        <w:tc>
+          <w:tcPr>
+            <w:tcW w:w="4650" w:type="dxa"/>
+            <w:vAlign w:val="center"/>
+          </w:tcPr>
+          <w:p>
+            <w:pPr>
+              <w:spacing w:before="40" w:after="40"/>
+            </w:pPr>
+            <w:r>
+              <w:rPr>
+                <w:b/>
+              </w:rPr>
+              <w:t xml:space="preserve">cₖ = N(pₖ)/D′(pₖ)</w:t>
+            </w:r>
+          </w:p>
+        </w:tc>
+      </w:tr>
+    </w:tbl>
+    <w:p>
+      <w:pPr>
+        <w:spacing w:line="360" w:lineRule="auto"/>
+      </w:pPr>
+    </w:p>
+    <w:tbl>
+      <w:tblPr>
+        <w:tblW w:w="9300" w:type="dxa"/>
+        <w:tblBorders>
+          <w:top w:val="single" w:sz="6" w:color="000000"/>
+          <w:left w:val="single" w:sz="6" w:color="000000"/>
+          <w:bottom w:val="single" w:sz="6" w:color="000000"/>
+          <w:right w:val="single" w:sz="6" w:color="000000"/>
+          <w:insideH w:val="single" w:sz="6" w:color="000000"/>
+          <w:insideV w:val="single" w:sz="6" w:color="000000"/>
+        </w:tblBorders>
+      </w:tblPr>
+      <w:tr>
+        <w:trPr>
+          <w:tblHeader/>
+        </w:trPr>
+        <w:tc>
+          <w:tcPr>
+            <w:tcW w:w="4650" w:type="dxa"/>
+            <w:vAlign w:val="center"/>
+          </w:tcPr>
+          <w:p>
+            <w:pPr>
+              <w:spacing w:before="40" w:after="40"/>
+            </w:pPr>
+            <w:r>
+              <w:rPr>
+                <w:b/>
+              </w:rPr>
+              <w:t xml:space="preserve">p₁ = −2,618·10⁶</w:t>
+            </w:r>
+          </w:p>
+        </w:tc>
+        <w:tc>
+          <w:tcPr>
+            <w:tcW w:w="4650" w:type="dxa"/>
+            <w:vAlign w:val="center"/>
+          </w:tcPr>
+          <w:p>
+            <w:pPr>
+              <w:spacing w:before="40" w:after="40"/>
+            </w:pPr>
+            <w:r>
+              <w:rPr>
+                <w:b/>
+              </w:rPr>
+              <w:t xml:space="preserve">1,8944·10⁶</w:t>
+            </w:r>
+          </w:p>
+        </w:tc>
+      </w:tr>
+    </w:tbl>
+    <w:p>
+      <w:pPr>
+        <w:spacing w:line="360" w:lineRule="auto"/>
+      </w:pPr>
+    </w:p>
+    <w:tbl>
+      <w:tblPr>
+        <w:tblW w:w="9300" w:type="dxa"/>
+        <w:tblBorders>
+          <w:top w:val="single" w:sz="6" w:color="000000"/>
+          <w:left w:val="single" w:sz="6" w:color="000000"/>
+          <w:bottom w:val="single" w:sz="6" w:color="000000"/>
+          <w:right w:val="single" w:sz="6" w:color="000000"/>
+          <w:insideH w:val="single" w:sz="6" w:color="000000"/>
+          <w:insideV w:val="single" w:sz="6" w:color="000000"/>
+        </w:tblBorders>
+      </w:tblPr>
+      <w:tr>
+        <w:trPr>
+          <w:tblHeader/>
+        </w:trPr>
+        <w:tc>
+          <w:tcPr>
+            <w:tcW w:w="4650" w:type="dxa"/>
+            <w:vAlign w:val="center"/>
+          </w:tcPr>
+          <w:p>
+            <w:pPr>
+              <w:spacing w:before="40" w:after="40"/>
+            </w:pPr>
+            <w:r>
+              <w:rPr>
+                <w:b/>
+              </w:rPr>
+              <w:t xml:space="preserve">p₂ = −3,820·10⁵</w:t>
+            </w:r>
+          </w:p>
+        </w:tc>
+        <w:tc>
+          <w:tcPr>
+            <w:tcW w:w="4650" w:type="dxa"/>
+            <w:vAlign w:val="center"/>
+          </w:tcPr>
+          <w:p>
+            <w:pPr>
+              <w:spacing w:before="40" w:after="40"/>
+            </w:pPr>
+            <w:r>
+              <w:rPr>
+                <w:b/>
+              </w:rPr>
+              <w:t xml:space="preserve">1,0557·10⁵</w:t>
+            </w:r>
+          </w:p>
+        </w:tc>
+      </w:tr>
+    </w:tbl>
+    <w:p>
+      <w:pPr>
+        <w:spacing w:line="360" w:lineRule="auto"/>
+      </w:pPr>
+    </w:p>
+    <w:p>
+      <w:pPr>
+        <w:ind w:firstLine="709"/>
+        <w:spacing w:line="360" w:lineRule="auto"/>
+        <w:jc w:val="both"/>
+      </w:pPr>
+      <w:r>
+        <w:t xml:space="preserve">Таким образом, импульсная характеристика имеет вид</w:t>
+      </w:r>
+    </w:p>
+    <w:p>
+      <w:pPr>
+        <w:jc w:val="center"/>
+        <w:spacing w:before="120" w:after="120"/>
+        <w:ind w:firstLine="0"/>
+      </w:pPr>
+      g(t) = 1,8944·10⁶·e^(−2,618·10⁶·t) + 1,0557·10⁵·e^(−3,820·10⁵·t)
+    </w:p>
+    <w:p>
+      <w:pPr>
+        <w:ind w:firstLine="709"/>
+        <w:spacing w:line="360" w:lineRule="auto"/>
+        <w:jc w:val="both"/>
+      </w:pPr>
+      <w:r>
+        <w:t xml:space="preserve">Обе экспоненты убывают, поэтому g(t) стремится к нулю — это ещё одно</w:t>
+      </w:r>
+    </w:p>
+    <w:p>
+      <w:pPr>
+        <w:ind w:firstLine="709"/>
+        <w:spacing w:line="360" w:lineRule="auto"/>
+        <w:jc w:val="both"/>
+      </w:pPr>
+      <w:r>
+        <w:t xml:space="preserve">подтверждение устойчивости цепи. В начальный момент g(0) = 2,000·10⁶, затем</w:t>
+      </w:r>
+    </w:p>
+    <w:p>
+      <w:pPr>
+        <w:ind w:firstLine="709"/>
+        <w:spacing w:line="360" w:lineRule="auto"/>
+        <w:jc w:val="both"/>
+      </w:pPr>
+      <w:r>
+        <w:t xml:space="preserve">функция быстро спадает: уже при t = 1 мкс имеем g(t) = 2,10·10⁵, а при</w:t>
+      </w:r>
+    </w:p>
+    <w:p>
+      <w:pPr>
+        <w:ind w:firstLine="709"/>
+        <w:spacing w:line="360" w:lineRule="auto"/>
+        <w:jc w:val="both"/>
+      </w:pPr>
+      <w:r>
+        <w:t xml:space="preserve">t = 10 мкс — 2,32·10³.</w:t>
+      </w:r>
+    </w:p>
+    <w:p>
+      <w:pPr>
+        <w:ind w:firstLine="709"/>
+        <w:spacing w:line="360" w:lineRule="auto"/>
+        <w:jc w:val="both"/>
+      </w:pPr>
+      <w:r>
+        <w:rPr>
+          <w:b/>
+        </w:rPr>
+        <w:t xml:space="preserve">Контроль через интеграл.</w:t>
+      </w:r>
+      <w:r>
+        <w:t xml:space="preserve"> Площадь под импульсной характеристикой равна</w:t>
+      </w:r>
+    </w:p>
+    <w:p>
+      <w:pPr>
+        <w:ind w:firstLine="709"/>
+        <w:spacing w:line="360" w:lineRule="auto"/>
+        <w:jc w:val="both"/>
+      </w:pPr>
+      <w:r>
+        <w:t xml:space="preserve">передаточному усилению на постоянном токе: ∫g(t)dt = K(0) = 1. Численное</w:t>
+      </w:r>
+    </w:p>
+    <w:p>
+      <w:pPr>
+        <w:ind w:firstLine="709"/>
+        <w:spacing w:line="360" w:lineRule="auto"/>
+        <w:jc w:val="both"/>
+      </w:pPr>
+      <w:r>
+        <w:t xml:space="preserve">интегрирование даёт 1,001 — совпадение в пределах погрешности метода, что</w:t>
+      </w:r>
+    </w:p>
+    <w:p>
+      <w:pPr>
+        <w:ind w:firstLine="709"/>
+        <w:spacing w:line="360" w:lineRule="auto"/>
+        <w:jc w:val="both"/>
+      </w:pPr>
+      <w:r>
+        <w:t xml:space="preserve">ещё раз подтверждает правильность и полиномов, и разложения по полюсам.</w:t>
       </w:r>
     </w:p>
     <w:p>
@@ -4899,16 +5465,16 @@
         <w:drawing>
           <wp:inline distT="0" distB="0" distL="0" distR="0">
             <wp:extent cx="5486400" cy="2486025"/>
-            <wp:docPr id="8" name="Рисунок 8"/>
+            <wp:docPr id="9" name="Рисунок 9"/>
             <a:graphic>
               <a:graphicData uri="http://schemas.openxmlformats.org/drawingml/2006/picture">
                 <pic:pic>
                   <pic:nvPicPr>
-                    <pic:cNvPr id="8" name="image8.png"/>
+                    <pic:cNvPr id="9" name="image9.png"/>
                     <pic:cNvPicPr/>
                   </pic:nvPicPr>
                   <pic:blipFill>
-                    <a:blip r:embed="rId18"/>
+                    <a:blip r:embed="rId19"/>
                     <a:stretch>
                       <a:fillRect/>
                     </a:stretch>
@@ -4935,7 +5501,67 @@
         <w:spacing w:before="120" w:after="120"/>
       </w:pPr>
       <w:r>
-        <w:t xml:space="preserve">Рисунок 8 — Импульсная характеристика g(t) аналогового прототипа</w:t>
+        <w:t xml:space="preserve">Рисунок 9 — Импульсная характеристика g(t) аналогового прототипа</w:t>
+      </w:r>
+    </w:p>
+    <w:p>
+      <w:pPr>
+        <w:ind w:firstLine="709"/>
+        <w:spacing w:line="360" w:lineRule="auto"/>
+        <w:jc w:val="both"/>
+      </w:pPr>
+      <w:r>
+        <w:t xml:space="preserve">На рисунке изображён отклик цепи на единичное возбуждение. Кривая резко</w:t>
+      </w:r>
+    </w:p>
+    <w:p>
+      <w:pPr>
+        <w:ind w:firstLine="709"/>
+        <w:spacing w:line="360" w:lineRule="auto"/>
+        <w:jc w:val="both"/>
+      </w:pPr>
+      <w:r>
+        <w:t xml:space="preserve">нарастает в нуле, достигая значения 2,000·10⁶, а затем монотонно убывает,</w:t>
+      </w:r>
+    </w:p>
+    <w:p>
+      <w:pPr>
+        <w:ind w:firstLine="709"/>
+        <w:spacing w:line="360" w:lineRule="auto"/>
+        <w:jc w:val="both"/>
+      </w:pPr>
+      <w:r>
+        <w:t xml:space="preserve">постепенно переходя в нуль. Два участка спада соответствуют двум полюсам:</w:t>
+      </w:r>
+    </w:p>
+    <w:p>
+      <w:pPr>
+        <w:ind w:firstLine="709"/>
+        <w:spacing w:line="360" w:lineRule="auto"/>
+        <w:jc w:val="both"/>
+      </w:pPr>
+      <w:r>
+        <w:t xml:space="preserve">быстрое затухание с постоянной времени 1/2,618·10⁶ ≈ 0,38 мкс и медленное</w:t>
+      </w:r>
+    </w:p>
+    <w:p>
+      <w:pPr>
+        <w:ind w:firstLine="709"/>
+        <w:spacing w:line="360" w:lineRule="auto"/>
+        <w:jc w:val="both"/>
+      </w:pPr>
+      <w:r>
+        <w:t xml:space="preserve">с постоянной 1/3,820·10⁵ ≈ 2,6 мкс, которое и задаёт общий хвост</w:t>
+      </w:r>
+    </w:p>
+    <w:p>
+      <w:pPr>
+        <w:ind w:firstLine="709"/>
+        <w:spacing w:line="360" w:lineRule="auto"/>
+        <w:jc w:val="both"/>
+      </w:pPr>
+      <w:r>
+        <w:t xml:space="preserve">характеристики.</w:t>
       </w:r>
     </w:p>
     <w:p>
@@ -4976,16 +5602,16 @@
         <w:drawing>
           <wp:inline distT="0" distB="0" distL="0" distR="0">
             <wp:extent cx="5486400" cy="2828925"/>
-            <wp:docPr id="9" name="Рисунок 9"/>
+            <wp:docPr id="10" name="Рисунок 10"/>
             <a:graphic>
               <a:graphicData uri="http://schemas.openxmlformats.org/drawingml/2006/picture">
                 <pic:pic>
                   <pic:nvPicPr>
-                    <pic:cNvPr id="9" name="image9.png"/>
+                    <pic:cNvPr id="10" name="image10.png"/>
                     <pic:cNvPicPr/>
                   </pic:nvPicPr>
                   <pic:blipFill>
-                    <a:blip r:embed="rId19"/>
+                    <a:blip r:embed="rId20"/>
                     <a:stretch>
                       <a:fillRect/>
                     </a:stretch>
@@ -5012,7 +5638,7 @@
         <w:spacing w:before="120" w:after="120"/>
       </w:pPr>
       <w:r>
-        <w:t xml:space="preserve">Рисунок 9 — АЧХ аналогового прототипа и скорректированная АЧХ</w:t>
+        <w:t xml:space="preserve">Рисунок 10 — АЧХ аналогового прототипа и скорректированная АЧХ</w:t>
       </w:r>
     </w:p>
     <w:p>
@@ -5094,16 +5720,16 @@
         <w:drawing>
           <wp:inline distT="0" distB="0" distL="0" distR="0">
             <wp:extent cx="5486400" cy="2571750"/>
-            <wp:docPr id="10" name="Рисунок 10"/>
+            <wp:docPr id="11" name="Рисунок 11"/>
             <a:graphic>
               <a:graphicData uri="http://schemas.openxmlformats.org/drawingml/2006/picture">
                 <pic:pic>
                   <pic:nvPicPr>
-                    <pic:cNvPr id="10" name="image10.png"/>
+                    <pic:cNvPr id="11" name="image11.png"/>
                     <pic:cNvPicPr/>
                   </pic:nvPicPr>
                   <pic:blipFill>
-                    <a:blip r:embed="rId20"/>
+                    <a:blip r:embed="rId21"/>
                     <a:stretch>
                       <a:fillRect/>
                     </a:stretch>
@@ -5130,7 +5756,7 @@
         <w:spacing w:before="120" w:after="120"/>
       </w:pPr>
       <w:r>
-        <w:t xml:space="preserve">Рисунок 10 — ФЧХ аналогового прототипа и ЦФ</w:t>
+        <w:t xml:space="preserve">Рисунок 11 — ФЧХ аналогового прототипа и ЦФ</w:t>
       </w:r>
     </w:p>
     <w:p>
@@ -5187,17 +5813,17 @@
         <w:jc w:val="both"/>
       </w:pPr>
       <w:r>
-        <w:t xml:space="preserve">Смысл этой замены в том, что она переводит всю левую полуплоскость p в</w:t>
-      </w:r>
-    </w:p>
-    <w:p>
-      <w:pPr>
-        <w:ind w:firstLine="709"/>
-        <w:spacing w:line="360" w:lineRule="auto"/>
-        <w:jc w:val="both"/>
-      </w:pPr>
-      <w:r>
-        <w:t xml:space="preserve">внутри единичной окружности z, то есть автоматически обеспечивает устойчивость</w:t>
+        <w:t xml:space="preserve">Смысл этой замены в том, что она переводит всю левую полуплоскость p внутрь</w:t>
+      </w:r>
+    </w:p>
+    <w:p>
+      <w:pPr>
+        <w:ind w:firstLine="709"/>
+        <w:spacing w:line="360" w:lineRule="auto"/>
+        <w:jc w:val="both"/>
+      </w:pPr>
+      <w:r>
+        <w:t xml:space="preserve">единичной окружности z, то есть автоматически обеспечивает устойчивость</w:t>
       </w:r>
     </w:p>
     <w:p>
@@ -5235,7 +5861,57 @@
         <w:jc w:val="both"/>
       </w:pPr>
       <w:r>
-        <w:t xml:space="preserve">Подставляя K(p) и приводя к общему знаменателю (1 + z)², получаем передаточную</w:t>
+        <w:t xml:space="preserve">Смысл предварительной коррекции, которую задание требует построить по</w:t>
+      </w:r>
+    </w:p>
+    <w:p>
+      <w:pPr>
+        <w:ind w:firstLine="709"/>
+        <w:spacing w:line="360" w:lineRule="auto"/>
+        <w:jc w:val="both"/>
+      </w:pPr>
+      <w:r>
+        <w:t xml:space="preserve">формуле (4.7) методических указаний, в том, что билинейное преобразование</w:t>
+      </w:r>
+    </w:p>
+    <w:p>
+      <w:pPr>
+        <w:ind w:firstLine="709"/>
+        <w:spacing w:line="360" w:lineRule="auto"/>
+        <w:jc w:val="both"/>
+      </w:pPr>
+      <w:r>
+        <w:t xml:space="preserve">сжимает частотную шкалу нелинейно. Если скорректировать характеристику</w:t>
+      </w:r>
+    </w:p>
+    <w:p>
+      <w:pPr>
+        <w:ind w:firstLine="709"/>
+        <w:spacing w:line="360" w:lineRule="auto"/>
+        <w:jc w:val="both"/>
+      </w:pPr>
+      <w:r>
+        <w:t xml:space="preserve">прототипа заранее, с учётом этого сжатия, то обратным преобразованием</w:t>
+      </w:r>
+    </w:p>
+    <w:p>
+      <w:pPr>
+        <w:ind w:firstLine="709"/>
+        <w:spacing w:line="360" w:lineRule="auto"/>
+        <w:jc w:val="both"/>
+      </w:pPr>
+      <w:r>
+        <w:t xml:space="preserve">получится ровно та форма, которая нужна.</w:t>
+      </w:r>
+    </w:p>
+    <w:p>
+      <w:pPr>
+        <w:ind w:firstLine="709"/>
+        <w:spacing w:line="360" w:lineRule="auto"/>
+        <w:jc w:val="both"/>
+      </w:pPr>
+      <w:r>
+        <w:t xml:space="preserve">Подставляя K(p) и приводя к общему знаменателю (z + 1)², получаем передаточную</w:t>
       </w:r>
     </w:p>
     <w:p>
@@ -5263,7 +5939,7 @@
         <w:jc w:val="both"/>
       </w:pPr>
       <w:r>
-        <w:t xml:space="preserve">Численные коэффициенты, полученные с погрешностью порядка 1·10⁻¹²:</w:t>
+        <w:t xml:space="preserve">Численные коэффициенты при c = 2/Тд = 2,5099·10⁶:</w:t>
       </w:r>
     </w:p>
     <w:tbl>
@@ -5369,7 +6045,7 @@
               <w:rPr>
                 <w:b/>
               </w:rPr>
-              <w:t xml:space="preserve">0,0033169</w:t>
+              <w:t xml:space="preserve">0,4059425</w:t>
             </w:r>
           </w:p>
         </w:tc>
@@ -5426,7 +6102,7 @@
               <w:rPr>
                 <w:b/>
               </w:rPr>
-              <w:t xml:space="preserve">0,830205</w:t>
+              <w:t xml:space="preserve">0,1348706</w:t>
             </w:r>
           </w:p>
         </w:tc>
@@ -5483,7 +6159,7 @@
               <w:rPr>
                 <w:b/>
               </w:rPr>
-              <w:t xml:space="preserve">0,222532</w:t>
+              <w:t xml:space="preserve">−0,2710719</w:t>
             </w:r>
           </w:p>
         </w:tc>
@@ -5540,7 +6216,7 @@
               <w:rPr>
                 <w:b/>
               </w:rPr>
-              <w:t xml:space="preserve">0,830205</w:t>
+              <w:t xml:space="preserve">−0,7147369</w:t>
             </w:r>
           </w:p>
         </w:tc>
@@ -5597,7 +6273,7 @@
               <w:rPr>
                 <w:b/>
               </w:rPr>
-              <w:t xml:space="preserve">0,222532</w:t>
+              <w:t xml:space="preserve">−0,0155219</w:t>
             </w:r>
           </w:p>
         </w:tc>
@@ -5615,17 +6291,142 @@
         <w:jc w:val="both"/>
       </w:pPr>
       <w:r>
-        <w:t xml:space="preserve">Полюса цифрового фильтра — 0,8302 и 0,2225. Оба по модулю меньше единицы, что</w:t>
-      </w:r>
-    </w:p>
-    <w:p>
-      <w:pPr>
-        <w:ind w:firstLine="709"/>
-        <w:spacing w:line="360" w:lineRule="auto"/>
-        <w:jc w:val="both"/>
-      </w:pPr>
-      <w:r>
-        <w:t xml:space="preserve">ещё раз подтверждает устойчивость синтезированного фильтра.</w:t>
+        <w:rPr>
+          <w:b/>
+        </w:rPr>
+        <w:t xml:space="preserve">Полюса цифрового фильтра</w:t>
+      </w:r>
+      <w:r>
+        <w:t xml:space="preserve"> находятся как корни z² + a₁z + a₂ = 0 и равны</w:t>
+      </w:r>
+    </w:p>
+    <w:p>
+      <w:pPr>
+        <w:ind w:firstLine="709"/>
+        <w:spacing w:line="360" w:lineRule="auto"/>
+        <w:jc w:val="both"/>
+      </w:pPr>
+      <w:r>
+        <w:t xml:space="preserve">z₁ = 0,735831 и z₂ = −0,021094. Оба по модулю меньше единицы, значит ЦФ</w:t>
+      </w:r>
+    </w:p>
+    <w:p>
+      <w:pPr>
+        <w:ind w:firstLine="709"/>
+        <w:spacing w:line="360" w:lineRule="auto"/>
+        <w:jc w:val="both"/>
+      </w:pPr>
+      <w:r>
+        <w:t xml:space="preserve">устойчив. Существенно, что полюса здесь </w:t>
+      </w:r>
+      <w:r>
+        <w:rPr>
+          <w:b/>
+        </w:rPr>
+        <w:t xml:space="preserve">положительные и отрицательные</w:t>
+      </w:r>
+      <w:r>
+        <w:t xml:space="preserve">, а не</w:t>
+      </w:r>
+    </w:p>
+    <w:p>
+      <w:pPr>
+        <w:ind w:firstLine="709"/>
+        <w:spacing w:line="360" w:lineRule="auto"/>
+        <w:jc w:val="both"/>
+      </w:pPr>
+      <w:r>
+        <w:t xml:space="preserve">оба отрицательные: билинейное преобразование переводит каждую отрицательную</w:t>
+      </w:r>
+    </w:p>
+    <w:p>
+      <w:pPr>
+        <w:ind w:firstLine="709"/>
+        <w:spacing w:line="360" w:lineRule="auto"/>
+        <w:jc w:val="both"/>
+      </w:pPr>
+      <w:r>
+        <w:t xml:space="preserve">вещественную полуплоскость в положительную вещественную полуплоскость внутри</w:t>
+      </w:r>
+    </w:p>
+    <w:p>
+      <w:pPr>
+        <w:ind w:firstLine="709"/>
+        <w:spacing w:line="360" w:lineRule="auto"/>
+        <w:jc w:val="both"/>
+      </w:pPr>
+      <w:r>
+        <w:t xml:space="preserve">единичной окружности.</w:t>
+      </w:r>
+    </w:p>
+    <w:p>
+      <w:pPr>
+        <w:ind w:firstLine="709"/>
+        <w:spacing w:line="360" w:lineRule="auto"/>
+        <w:jc w:val="both"/>
+      </w:pPr>
+      <w:r>
+        <w:t xml:space="preserve">Две контрольные проверки подтверждают правильность синтеза. Первая: при</w:t>
+      </w:r>
+    </w:p>
+    <w:p>
+      <w:pPr>
+        <w:ind w:firstLine="709"/>
+        <w:spacing w:line="360" w:lineRule="auto"/>
+        <w:jc w:val="both"/>
+      </w:pPr>
+      <w:r>
+        <w:t xml:space="preserve">z = 1 должно выполняться H(1) = K(0), и действительно H(1) = 1,000000000 при</w:t>
+      </w:r>
+    </w:p>
+    <w:p>
+      <w:pPr>
+        <w:ind w:firstLine="709"/>
+        <w:spacing w:line="360" w:lineRule="auto"/>
+        <w:jc w:val="both"/>
+      </w:pPr>
+      <w:r>
+        <w:t xml:space="preserve">K(0) = 1,000000000. Вторая: при z = −1 имеем H(−1) = 0, что и должно быть —</w:t>
+      </w:r>
+    </w:p>
+    <w:p>
+      <w:pPr>
+        <w:ind w:firstLine="709"/>
+        <w:spacing w:line="360" w:lineRule="auto"/>
+        <w:jc w:val="both"/>
+      </w:pPr>
+      <w:r>
+        <w:t xml:space="preserve">это граница частотного отклика билинейного преобразования при ω = π/Тд.</w:t>
+      </w:r>
+    </w:p>
+    <w:p>
+      <w:pPr>
+        <w:ind w:firstLine="709"/>
+        <w:spacing w:line="360" w:lineRule="auto"/>
+        <w:jc w:val="both"/>
+      </w:pPr>
+      <w:r>
+        <w:t xml:space="preserve">Наконец, частота среза после искажения шкалы: ωср ЦФ = (2/Тд)·tg(ωср·Тд/2) =</w:t>
+      </w:r>
+    </w:p>
+    <w:p>
+      <w:pPr>
+        <w:ind w:firstLine="709"/>
+        <w:spacing w:line="360" w:lineRule="auto"/>
+        <w:jc w:val="both"/>
+      </w:pPr>
+      <w:r>
+        <w:t xml:space="preserve">1,393·10⁶ рад/с вместо 1,272·10⁶ у аналогового прототипа. Шкала растянута,</w:t>
+      </w:r>
+    </w:p>
+    <w:p>
+      <w:pPr>
+        <w:ind w:firstLine="709"/>
+        <w:spacing w:line="360" w:lineRule="auto"/>
+        <w:jc w:val="both"/>
+      </w:pPr>
+      <w:r>
+        <w:t xml:space="preserve">поэтому цифровой фильтр пропускает чуть более широкую полосу.</w:t>
       </w:r>
     </w:p>
     <w:p>
@@ -5676,16 +6477,16 @@
         <w:drawing>
           <wp:inline distT="0" distB="0" distL="0" distR="0">
             <wp:extent cx="5486400" cy="2743200"/>
-            <wp:docPr id="11" name="Рисунок 11"/>
+            <wp:docPr id="12" name="Рисунок 12"/>
             <a:graphic>
               <a:graphicData uri="http://schemas.openxmlformats.org/drawingml/2006/picture">
                 <pic:pic>
                   <pic:nvPicPr>
-                    <pic:cNvPr id="11" name="image11.png"/>
+                    <pic:cNvPr id="12" name="image12.png"/>
                     <pic:cNvPicPr/>
                   </pic:nvPicPr>
                   <pic:blipFill>
-                    <a:blip r:embed="rId21"/>
+                    <a:blip r:embed="rId22"/>
                     <a:stretch>
                       <a:fillRect/>
                     </a:stretch>
@@ -5712,7 +6513,7 @@
         <w:spacing w:before="120" w:after="120"/>
       </w:pPr>
       <w:r>
-        <w:t xml:space="preserve">Рисунок 11 — АЧХ ЦФ и аналогового прототипа на оси θ</w:t>
+        <w:t xml:space="preserve">Рисунок 12 — АЧХ ЦФ и аналогового прототипа на оси θ</w:t>
       </w:r>
     </w:p>
     <w:p>
@@ -5784,16 +6585,16 @@
         <w:drawing>
           <wp:inline distT="0" distB="0" distL="0" distR="0">
             <wp:extent cx="5486400" cy="2143125"/>
-            <wp:docPr id="12" name="Рисунок 12"/>
+            <wp:docPr id="13" name="Рисунок 13"/>
             <a:graphic>
               <a:graphicData uri="http://schemas.openxmlformats.org/drawingml/2006/picture">
                 <pic:pic>
                   <pic:nvPicPr>
-                    <pic:cNvPr id="12" name="image12.png"/>
+                    <pic:cNvPr id="13" name="image13.png"/>
                     <pic:cNvPicPr/>
                   </pic:nvPicPr>
                   <pic:blipFill>
-                    <a:blip r:embed="rId22"/>
+                    <a:blip r:embed="rId23"/>
                     <a:stretch>
                       <a:fillRect/>
                     </a:stretch>
@@ -5820,7 +6621,7 @@
         <w:spacing w:before="120" w:after="120"/>
       </w:pPr>
       <w:r>
-        <w:t xml:space="preserve">Рисунок 12 — Сравнение АЧХ на общих осях ω</w:t>
+        <w:t xml:space="preserve">Рисунок 13 — Сравнение АЧХ на общих осях ω</w:t>
       </w:r>
     </w:p>
     <w:p>
@@ -5860,7 +6661,7 @@
         <w:jc w:val="both"/>
       </w:pPr>
       <w:r>
-        <w:t xml:space="preserve">спаде, где билинейное искажение оси проявляется сильнее всего. Численно</w:t>
+        <w:t xml:space="preserve">спаде, где билинейное искажение оси проявляется сильнее всего.</w:t>
       </w:r>
     </w:p>
     <w:p>
@@ -5872,16 +6673,16 @@
         <w:drawing>
           <wp:inline distT="0" distB="0" distL="0" distR="0">
             <wp:extent cx="5486400" cy="2400300"/>
-            <wp:docPr id="13" name="Рисунок 13"/>
+            <wp:docPr id="14" name="Рисунок 14"/>
             <a:graphic>
               <a:graphicData uri="http://schemas.openxmlformats.org/drawingml/2006/picture">
                 <pic:pic>
                   <pic:nvPicPr>
-                    <pic:cNvPr id="13" name="image13.png"/>
+                    <pic:cNvPr id="14" name="image14.png"/>
                     <pic:cNvPicPr/>
                   </pic:nvPicPr>
                   <pic:blipFill>
-                    <a:blip r:embed="rId23"/>
+                    <a:blip r:embed="rId24"/>
                     <a:stretch>
                       <a:fillRect/>
                     </a:stretch>
@@ -5908,7 +6709,47 @@
         <w:spacing w:before="120" w:after="120"/>
       </w:pPr>
       <w:r>
-        <w:t xml:space="preserve">Рисунок 13 — ФЧХ ЦФ и аналогового прототипа на оси θ</w:t>
+        <w:t xml:space="preserve">Рисунок 14 — ФЧХ ЦФ и аналогового прототипа на оси θ</w:t>
+      </w:r>
+    </w:p>
+    <w:p>
+      <w:pPr>
+        <w:ind w:firstLine="709"/>
+        <w:spacing w:line="360" w:lineRule="auto"/>
+        <w:jc w:val="both"/>
+      </w:pPr>
+      <w:r>
+        <w:t xml:space="preserve">Здесь изображён аргумент коэффициента передачи в градусах: у аналогового</w:t>
+      </w:r>
+    </w:p>
+    <w:p>
+      <w:pPr>
+        <w:ind w:firstLine="709"/>
+        <w:spacing w:line="360" w:lineRule="auto"/>
+        <w:jc w:val="both"/>
+      </w:pPr>
+      <w:r>
+        <w:t xml:space="preserve">прототипа (сплошная синяя линия) и у цифрового фильтра (красный пунктир,</w:t>
+      </w:r>
+    </w:p>
+    <w:p>
+      <w:pPr>
+        <w:ind w:firstLine="709"/>
+        <w:spacing w:line="360" w:lineRule="auto"/>
+        <w:jc w:val="both"/>
+      </w:pPr>
+      <w:r>
+        <w:t xml:space="preserve">построенный методом билинейного преобразования). Обе кривые убывают от нуля</w:t>
+      </w:r>
+    </w:p>
+    <w:p>
+      <w:pPr>
+        <w:ind w:firstLine="709"/>
+        <w:spacing w:line="360" w:lineRule="auto"/>
+        <w:jc w:val="both"/>
+      </w:pPr>
+      <w:r>
+        <w:t xml:space="preserve">к отрицательным значениям, что характерно для причинной устойчивой системы.</w:t>
       </w:r>
     </w:p>
     <w:p>
@@ -5957,27 +6798,33 @@
         <w:jc w:val="both"/>
       </w:pPr>
       <w:r>
-        <w:t xml:space="preserve">Первый способ — КИХ (конечная импульсная характеристика), получаемая методом</w:t>
-      </w:r>
-    </w:p>
-    <w:p>
-      <w:pPr>
-        <w:ind w:firstLine="709"/>
-        <w:spacing w:line="360" w:lineRule="auto"/>
-        <w:jc w:val="both"/>
-      </w:pPr>
-      <w:r>
-        <w:t xml:space="preserve">инвариантности импульсной характеристики. Отсчёты берутся непосредственно из</w:t>
-      </w:r>
-    </w:p>
-    <w:p>
-      <w:pPr>
-        <w:ind w:firstLine="709"/>
-        <w:spacing w:line="360" w:lineRule="auto"/>
-        <w:jc w:val="both"/>
-      </w:pPr>
-      <w:r>
-        <w:t xml:space="preserve">аналоговой характеристики и нормируются на период дискретизации:</w:t>
+        <w:rPr>
+          <w:b/>
+        </w:rPr>
+        <w:t xml:space="preserve">Первый способ — КИХ</w:t>
+      </w:r>
+      <w:r>
+        <w:t xml:space="preserve">, получаемая методом инвариантности импульсной</w:t>
+      </w:r>
+    </w:p>
+    <w:p>
+      <w:pPr>
+        <w:ind w:firstLine="709"/>
+        <w:spacing w:line="360" w:lineRule="auto"/>
+        <w:jc w:val="both"/>
+      </w:pPr>
+      <w:r>
+        <w:t xml:space="preserve">характеристики. Отсчёты берутся непосредственно из аналоговой g(t),</w:t>
+      </w:r>
+    </w:p>
+    <w:p>
+      <w:pPr>
+        <w:ind w:firstLine="709"/>
+        <w:spacing w:line="360" w:lineRule="auto"/>
+        <w:jc w:val="both"/>
+      </w:pPr>
+      <w:r>
+        <w:t xml:space="preserve">найденной в п. 3.3, и нормируются на период дискретизации:</w:t>
       </w:r>
     </w:p>
     <w:p>
@@ -5995,47 +6842,571 @@
         <w:jc w:val="both"/>
       </w:pPr>
       <w:r>
-        <w:t xml:space="preserve">При N = 12 ненулевые отсчёты равны g₀ = 0,9723 и g₁ = 0,3061. Это</w:t>
-      </w:r>
-    </w:p>
-    <w:p>
-      <w:pPr>
-        <w:ind w:firstLine="709"/>
-        <w:spacing w:line="360" w:lineRule="auto"/>
-        <w:jc w:val="both"/>
-      </w:pPr>
-      <w:r>
-        <w:t xml:space="preserve">нерекурсивный фильтр: его отклик конечен, он всегда устойчив и прост в</w:t>
-      </w:r>
-    </w:p>
-    <w:p>
-      <w:pPr>
-        <w:ind w:firstLine="709"/>
-        <w:spacing w:line="360" w:lineRule="auto"/>
-        <w:jc w:val="both"/>
-      </w:pPr>
-      <w:r>
-        <w:t xml:space="preserve">реализации.</w:t>
-      </w:r>
-    </w:p>
-    <w:p>
-      <w:pPr>
-        <w:ind w:firstLine="709"/>
-        <w:spacing w:line="360" w:lineRule="auto"/>
-        <w:jc w:val="both"/>
-      </w:pPr>
-      <w:r>
-        <w:t xml:space="preserve">Второй способ — БИХ (бесконечная импульсная характеристика), получаемая</w:t>
-      </w:r>
-    </w:p>
-    <w:p>
-      <w:pPr>
-        <w:ind w:firstLine="709"/>
-        <w:spacing w:line="360" w:lineRule="auto"/>
-        <w:jc w:val="both"/>
-      </w:pPr>
-      <w:r>
-        <w:t xml:space="preserve">рекуррентно из разностного уравнения фильтра:</w:t>
+        <w:t xml:space="preserve">Подставляя g(t) из п. 3.3 и Тд = 0,7969 мкс, получаем отсчёты:</w:t>
+      </w:r>
+    </w:p>
+    <w:tbl>
+      <w:tblPr>
+        <w:tblW w:w="9300" w:type="dxa"/>
+        <w:tblBorders>
+          <w:top w:val="single" w:sz="6" w:color="000000"/>
+          <w:left w:val="single" w:sz="6" w:color="000000"/>
+          <w:bottom w:val="single" w:sz="6" w:color="000000"/>
+          <w:right w:val="single" w:sz="6" w:color="000000"/>
+          <w:insideH w:val="single" w:sz="6" w:color="000000"/>
+          <w:insideV w:val="single" w:sz="6" w:color="000000"/>
+        </w:tblBorders>
+      </w:tblPr>
+      <w:tr>
+        <w:trPr>
+          <w:tblHeader/>
+        </w:trPr>
+        <w:tc>
+          <w:tcPr>
+            <w:tcW w:w="715" w:type="dxa"/>
+            <w:vAlign w:val="center"/>
+          </w:tcPr>
+          <w:p>
+            <w:pPr>
+              <w:spacing w:before="40" w:after="40"/>
+            </w:pPr>
+            <w:r>
+              <w:rPr>
+                <w:b/>
+              </w:rPr>
+              <w:t xml:space="preserve">n</w:t>
+            </w:r>
+          </w:p>
+        </w:tc>
+        <w:tc>
+          <w:tcPr>
+            <w:tcW w:w="715" w:type="dxa"/>
+            <w:vAlign w:val="center"/>
+          </w:tcPr>
+          <w:p>
+            <w:pPr>
+              <w:spacing w:before="40" w:after="40"/>
+            </w:pPr>
+            <w:r>
+              <w:rPr>
+                <w:b/>
+              </w:rPr>
+              <w:t xml:space="preserve">0</w:t>
+            </w:r>
+          </w:p>
+        </w:tc>
+        <w:tc>
+          <w:tcPr>
+            <w:tcW w:w="715" w:type="dxa"/>
+            <w:vAlign w:val="center"/>
+          </w:tcPr>
+          <w:p>
+            <w:pPr>
+              <w:spacing w:before="40" w:after="40"/>
+            </w:pPr>
+            <w:r>
+              <w:rPr>
+                <w:b/>
+              </w:rPr>
+              <w:t xml:space="preserve">1</w:t>
+            </w:r>
+          </w:p>
+        </w:tc>
+        <w:tc>
+          <w:tcPr>
+            <w:tcW w:w="715" w:type="dxa"/>
+            <w:vAlign w:val="center"/>
+          </w:tcPr>
+          <w:p>
+            <w:pPr>
+              <w:spacing w:before="40" w:after="40"/>
+            </w:pPr>
+            <w:r>
+              <w:rPr>
+                <w:b/>
+              </w:rPr>
+              <w:t xml:space="preserve">2</w:t>
+            </w:r>
+          </w:p>
+        </w:tc>
+        <w:tc>
+          <w:tcPr>
+            <w:tcW w:w="715" w:type="dxa"/>
+            <w:vAlign w:val="center"/>
+          </w:tcPr>
+          <w:p>
+            <w:pPr>
+              <w:spacing w:before="40" w:after="40"/>
+            </w:pPr>
+            <w:r>
+              <w:rPr>
+                <w:b/>
+              </w:rPr>
+              <w:t xml:space="preserve">3</w:t>
+            </w:r>
+          </w:p>
+        </w:tc>
+        <w:tc>
+          <w:tcPr>
+            <w:tcW w:w="715" w:type="dxa"/>
+            <w:vAlign w:val="center"/>
+          </w:tcPr>
+          <w:p>
+            <w:pPr>
+              <w:spacing w:before="40" w:after="40"/>
+            </w:pPr>
+            <w:r>
+              <w:rPr>
+                <w:b/>
+              </w:rPr>
+              <w:t xml:space="preserve">4</w:t>
+            </w:r>
+          </w:p>
+        </w:tc>
+        <w:tc>
+          <w:tcPr>
+            <w:tcW w:w="715" w:type="dxa"/>
+            <w:vAlign w:val="center"/>
+          </w:tcPr>
+          <w:p>
+            <w:pPr>
+              <w:spacing w:before="40" w:after="40"/>
+            </w:pPr>
+            <w:r>
+              <w:rPr>
+                <w:b/>
+              </w:rPr>
+              <w:t xml:space="preserve">5</w:t>
+            </w:r>
+          </w:p>
+        </w:tc>
+        <w:tc>
+          <w:tcPr>
+            <w:tcW w:w="715" w:type="dxa"/>
+            <w:vAlign w:val="center"/>
+          </w:tcPr>
+          <w:p>
+            <w:pPr>
+              <w:spacing w:before="40" w:after="40"/>
+            </w:pPr>
+            <w:r>
+              <w:rPr>
+                <w:b/>
+              </w:rPr>
+              <w:t xml:space="preserve">6</w:t>
+            </w:r>
+          </w:p>
+        </w:tc>
+        <w:tc>
+          <w:tcPr>
+            <w:tcW w:w="715" w:type="dxa"/>
+            <w:vAlign w:val="center"/>
+          </w:tcPr>
+          <w:p>
+            <w:pPr>
+              <w:spacing w:before="40" w:after="40"/>
+            </w:pPr>
+            <w:r>
+              <w:rPr>
+                <w:b/>
+              </w:rPr>
+              <w:t xml:space="preserve">7</w:t>
+            </w:r>
+          </w:p>
+        </w:tc>
+        <w:tc>
+          <w:tcPr>
+            <w:tcW w:w="715" w:type="dxa"/>
+            <w:vAlign w:val="center"/>
+          </w:tcPr>
+          <w:p>
+            <w:pPr>
+              <w:spacing w:before="40" w:after="40"/>
+            </w:pPr>
+            <w:r>
+              <w:rPr>
+                <w:b/>
+              </w:rPr>
+              <w:t xml:space="preserve">8</w:t>
+            </w:r>
+          </w:p>
+        </w:tc>
+        <w:tc>
+          <w:tcPr>
+            <w:tcW w:w="715" w:type="dxa"/>
+            <w:vAlign w:val="center"/>
+          </w:tcPr>
+          <w:p>
+            <w:pPr>
+              <w:spacing w:before="40" w:after="40"/>
+            </w:pPr>
+            <w:r>
+              <w:rPr>
+                <w:b/>
+              </w:rPr>
+              <w:t xml:space="preserve">9</w:t>
+            </w:r>
+          </w:p>
+        </w:tc>
+        <w:tc>
+          <w:tcPr>
+            <w:tcW w:w="715" w:type="dxa"/>
+            <w:vAlign w:val="center"/>
+          </w:tcPr>
+          <w:p>
+            <w:pPr>
+              <w:spacing w:before="40" w:after="40"/>
+            </w:pPr>
+            <w:r>
+              <w:rPr>
+                <w:b/>
+              </w:rPr>
+              <w:t xml:space="preserve">10</w:t>
+            </w:r>
+          </w:p>
+        </w:tc>
+        <w:tc>
+          <w:tcPr>
+            <w:tcW w:w="715" w:type="dxa"/>
+            <w:vAlign w:val="center"/>
+          </w:tcPr>
+          <w:p>
+            <w:pPr>
+              <w:spacing w:before="40" w:after="40"/>
+            </w:pPr>
+            <w:r>
+              <w:rPr>
+                <w:b/>
+              </w:rPr>
+              <w:t xml:space="preserve">11</w:t>
+            </w:r>
+          </w:p>
+        </w:tc>
+      </w:tr>
+    </w:tbl>
+    <w:p>
+      <w:pPr>
+        <w:spacing w:line="360" w:lineRule="auto"/>
+      </w:pPr>
+    </w:p>
+    <w:tbl>
+      <w:tblPr>
+        <w:tblW w:w="9300" w:type="dxa"/>
+        <w:tblBorders>
+          <w:top w:val="single" w:sz="6" w:color="000000"/>
+          <w:left w:val="single" w:sz="6" w:color="000000"/>
+          <w:bottom w:val="single" w:sz="6" w:color="000000"/>
+          <w:right w:val="single" w:sz="6" w:color="000000"/>
+          <w:insideH w:val="single" w:sz="6" w:color="000000"/>
+          <w:insideV w:val="single" w:sz="6" w:color="000000"/>
+        </w:tblBorders>
+      </w:tblPr>
+      <w:tr>
+        <w:trPr>
+          <w:tblHeader/>
+        </w:trPr>
+        <w:tc>
+          <w:tcPr>
+            <w:tcW w:w="715" w:type="dxa"/>
+            <w:vAlign w:val="center"/>
+          </w:tcPr>
+          <w:p>
+            <w:pPr>
+              <w:spacing w:before="40" w:after="40"/>
+            </w:pPr>
+            <w:r>
+              <w:rPr>
+                <w:b/>
+              </w:rPr>
+              <w:t xml:space="preserve">gₙ</w:t>
+            </w:r>
+          </w:p>
+        </w:tc>
+        <w:tc>
+          <w:tcPr>
+            <w:tcW w:w="715" w:type="dxa"/>
+            <w:vAlign w:val="center"/>
+          </w:tcPr>
+          <w:p>
+            <w:pPr>
+              <w:spacing w:before="40" w:after="40"/>
+            </w:pPr>
+            <w:r>
+              <w:rPr>
+                <w:b/>
+              </w:rPr>
+              <w:t xml:space="preserve">1,594</w:t>
+            </w:r>
+          </w:p>
+        </w:tc>
+        <w:tc>
+          <w:tcPr>
+            <w:tcW w:w="715" w:type="dxa"/>
+            <w:vAlign w:val="center"/>
+          </w:tcPr>
+          <w:p>
+            <w:pPr>
+              <w:spacing w:before="40" w:after="40"/>
+            </w:pPr>
+            <w:r>
+              <w:rPr>
+                <w:b/>
+              </w:rPr>
+              <w:t xml:space="preserve">0,249</w:t>
+            </w:r>
+          </w:p>
+        </w:tc>
+        <w:tc>
+          <w:tcPr>
+            <w:tcW w:w="715" w:type="dxa"/>
+            <w:vAlign w:val="center"/>
+          </w:tcPr>
+          <w:p>
+            <w:pPr>
+              <w:spacing w:before="40" w:after="40"/>
+            </w:pPr>
+            <w:r>
+              <w:rPr>
+                <w:b/>
+              </w:rPr>
+              <w:t xml:space="preserve">0,069</w:t>
+            </w:r>
+          </w:p>
+        </w:tc>
+        <w:tc>
+          <w:tcPr>
+            <w:tcW w:w="715" w:type="dxa"/>
+            <w:vAlign w:val="center"/>
+          </w:tcPr>
+          <w:p>
+            <w:pPr>
+              <w:spacing w:before="40" w:after="40"/>
+            </w:pPr>
+            <w:r>
+              <w:rPr>
+                <w:b/>
+              </w:rPr>
+              <w:t xml:space="preserve">0,037</w:t>
+            </w:r>
+          </w:p>
+        </w:tc>
+        <w:tc>
+          <w:tcPr>
+            <w:tcW w:w="715" w:type="dxa"/>
+            <w:vAlign w:val="center"/>
+          </w:tcPr>
+          <w:p>
+            <w:pPr>
+              <w:spacing w:before="40" w:after="40"/>
+            </w:pPr>
+            <w:r>
+              <w:rPr>
+                <w:b/>
+              </w:rPr>
+              <w:t xml:space="preserve">0,025</w:t>
+            </w:r>
+          </w:p>
+        </w:tc>
+        <w:tc>
+          <w:tcPr>
+            <w:tcW w:w="715" w:type="dxa"/>
+            <w:vAlign w:val="center"/>
+          </w:tcPr>
+          <w:p>
+            <w:pPr>
+              <w:spacing w:before="40" w:after="40"/>
+            </w:pPr>
+            <w:r>
+              <w:rPr>
+                <w:b/>
+              </w:rPr>
+              <w:t xml:space="preserve">0,018</w:t>
+            </w:r>
+          </w:p>
+        </w:tc>
+        <w:tc>
+          <w:tcPr>
+            <w:tcW w:w="715" w:type="dxa"/>
+            <w:vAlign w:val="center"/>
+          </w:tcPr>
+          <w:p>
+            <w:pPr>
+              <w:spacing w:before="40" w:after="40"/>
+            </w:pPr>
+            <w:r>
+              <w:rPr>
+                <w:b/>
+              </w:rPr>
+              <w:t xml:space="preserve">0,014</w:t>
+            </w:r>
+          </w:p>
+        </w:tc>
+        <w:tc>
+          <w:tcPr>
+            <w:tcW w:w="715" w:type="dxa"/>
+            <w:vAlign w:val="center"/>
+          </w:tcPr>
+          <w:p>
+            <w:pPr>
+              <w:spacing w:before="40" w:after="40"/>
+            </w:pPr>
+            <w:r>
+              <w:rPr>
+                <w:b/>
+              </w:rPr>
+              <w:t xml:space="preserve">0,010</w:t>
+            </w:r>
+          </w:p>
+        </w:tc>
+        <w:tc>
+          <w:tcPr>
+            <w:tcW w:w="715" w:type="dxa"/>
+            <w:vAlign w:val="center"/>
+          </w:tcPr>
+          <w:p>
+            <w:pPr>
+              <w:spacing w:before="40" w:after="40"/>
+            </w:pPr>
+            <w:r>
+              <w:rPr>
+                <w:b/>
+              </w:rPr>
+              <w:t xml:space="preserve">0,007</w:t>
+            </w:r>
+          </w:p>
+        </w:tc>
+        <w:tc>
+          <w:tcPr>
+            <w:tcW w:w="715" w:type="dxa"/>
+            <w:vAlign w:val="center"/>
+          </w:tcPr>
+          <w:p>
+            <w:pPr>
+              <w:spacing w:before="40" w:after="40"/>
+            </w:pPr>
+            <w:r>
+              <w:rPr>
+                <w:b/>
+              </w:rPr>
+              <w:t xml:space="preserve">0,005</w:t>
+            </w:r>
+          </w:p>
+        </w:tc>
+        <w:tc>
+          <w:tcPr>
+            <w:tcW w:w="715" w:type="dxa"/>
+            <w:vAlign w:val="center"/>
+          </w:tcPr>
+          <w:p>
+            <w:pPr>
+              <w:spacing w:before="40" w:after="40"/>
+            </w:pPr>
+            <w:r>
+              <w:rPr>
+                <w:b/>
+              </w:rPr>
+              <w:t xml:space="preserve">0,004</w:t>
+            </w:r>
+          </w:p>
+        </w:tc>
+        <w:tc>
+          <w:tcPr>
+            <w:tcW w:w="715" w:type="dxa"/>
+            <w:vAlign w:val="center"/>
+          </w:tcPr>
+          <w:p>
+            <w:pPr>
+              <w:spacing w:before="40" w:after="40"/>
+            </w:pPr>
+            <w:r>
+              <w:rPr>
+                <w:b/>
+              </w:rPr>
+              <w:t xml:space="preserve">0,003</w:t>
+            </w:r>
+          </w:p>
+        </w:tc>
+      </w:tr>
+    </w:tbl>
+    <w:p>
+      <w:pPr>
+        <w:spacing w:line="360" w:lineRule="auto"/>
+      </w:pPr>
+    </w:p>
+    <w:p>
+      <w:pPr>
+        <w:ind w:firstLine="709"/>
+        <w:spacing w:line="360" w:lineRule="auto"/>
+        <w:jc w:val="both"/>
+      </w:pPr>
+      <w:r>
+        <w:t xml:space="preserve">Характеристика затухает медленно, поэтому КИХ приходится усекать: строго</w:t>
+      </w:r>
+    </w:p>
+    <w:p>
+      <w:pPr>
+        <w:ind w:firstLine="709"/>
+        <w:spacing w:line="360" w:lineRule="auto"/>
+        <w:jc w:val="both"/>
+      </w:pPr>
+      <w:r>
+        <w:t xml:space="preserve">говоря, gₙ ≠ 0 при любом конечном n. При N = 12 отсчёты ещё не спадают до</w:t>
+      </w:r>
+    </w:p>
+    <w:p>
+      <w:pPr>
+        <w:ind w:firstLine="709"/>
+        <w:spacing w:line="360" w:lineRule="auto"/>
+        <w:jc w:val="both"/>
+      </w:pPr>
+      <w:r>
+        <w:t xml:space="preserve">пренебрежимо малых, и это означает, что усечение вносит наибольшую ошибку</w:t>
+      </w:r>
+    </w:p>
+    <w:p>
+      <w:pPr>
+        <w:ind w:firstLine="709"/>
+        <w:spacing w:line="360" w:lineRule="auto"/>
+        <w:jc w:val="both"/>
+      </w:pPr>
+      <w:r>
+        <w:t xml:space="preserve">именно в этом методе. Такой КИХ нерекурсивен: он всегда устойчив и прост в</w:t>
+      </w:r>
+    </w:p>
+    <w:p>
+      <w:pPr>
+        <w:ind w:firstLine="709"/>
+        <w:spacing w:line="360" w:lineRule="auto"/>
+        <w:jc w:val="both"/>
+      </w:pPr>
+      <w:r>
+        <w:t xml:space="preserve">реализации, но требует N умножителей.</w:t>
+      </w:r>
+    </w:p>
+    <w:p>
+      <w:pPr>
+        <w:ind w:firstLine="709"/>
+        <w:spacing w:line="360" w:lineRule="auto"/>
+        <w:jc w:val="both"/>
+      </w:pPr>
+      <w:r>
+        <w:rPr>
+          <w:b/>
+        </w:rPr>
+        <w:t xml:space="preserve">Второй способ — БИХ</w:t>
+      </w:r>
+      <w:r>
+        <w:t xml:space="preserve">, получаемая рекуррентно из разностного уравнения</w:t>
+      </w:r>
+    </w:p>
+    <w:p>
+      <w:pPr>
+        <w:ind w:firstLine="709"/>
+        <w:spacing w:line="360" w:lineRule="auto"/>
+        <w:jc w:val="both"/>
+      </w:pPr>
+      <w:r>
+        <w:t xml:space="preserve">фильтра с коэффициентами п. 3.5:</w:t>
       </w:r>
     </w:p>
     <w:p>
@@ -6063,7 +7434,27 @@
         <w:jc w:val="both"/>
       </w:pPr>
       <w:r>
-        <w:t xml:space="preserve">последовательно и затухают по экспоненте, определяемой полюсами.</w:t>
+        <w:t xml:space="preserve">последовательно и затухают по экспоненте, определяемой полюсами</w:t>
+      </w:r>
+    </w:p>
+    <w:p>
+      <w:pPr>
+        <w:ind w:firstLine="709"/>
+        <w:spacing w:line="360" w:lineRule="auto"/>
+        <w:jc w:val="both"/>
+      </w:pPr>
+      <w:r>
+        <w:t xml:space="preserve">z₁ = 0,735831 и z₂ = −0,021094. Медленно затухающий полюс z₁ и задаёт</w:t>
+      </w:r>
+    </w:p>
+    <w:p>
+      <w:pPr>
+        <w:ind w:firstLine="709"/>
+        <w:spacing w:line="360" w:lineRule="auto"/>
+        <w:jc w:val="both"/>
+      </w:pPr>
+      <w:r>
+        <w:t xml:space="preserve">длинный хвост: переходный процесс здесь заметно длиннее, чем у КИХ.</w:t>
       </w:r>
     </w:p>
     <w:p>
@@ -6162,16 +7553,16 @@
         <w:drawing>
           <wp:inline distT="0" distB="0" distL="0" distR="0">
             <wp:extent cx="5486400" cy="2571750"/>
-            <wp:docPr id="14" name="Рисунок 14"/>
+            <wp:docPr id="15" name="Рисунок 15"/>
             <a:graphic>
               <a:graphicData uri="http://schemas.openxmlformats.org/drawingml/2006/picture">
                 <pic:pic>
                   <pic:nvPicPr>
-                    <pic:cNvPr id="14" name="image14.png"/>
+                    <pic:cNvPr id="15" name="image15.png"/>
                     <pic:cNvPicPr/>
                   </pic:nvPicPr>
                   <pic:blipFill>
-                    <a:blip r:embed="rId24"/>
+                    <a:blip r:embed="rId25"/>
                     <a:stretch>
                       <a:fillRect/>
                     </a:stretch>
@@ -6198,840 +7589,27 @@
         <w:spacing w:before="120" w:after="120"/>
       </w:pPr>
       <w:r>
-        <w:t xml:space="preserve">Рисунок 14 — Отклик ЦФ на последовательность x(n)</w:t>
-      </w:r>
-    </w:p>
-    <w:p>
-      <w:pPr>
-        <w:ind w:firstLine="709"/>
-        <w:spacing w:line="360" w:lineRule="auto"/>
-        <w:jc w:val="both"/>
-      </w:pPr>
-      <w:r>
-        <w:t xml:space="preserve">На рисунке отклик изображён «гребёнкой» по отсчётам. Синие столбики — отклик</w:t>
-      </w:r>
-    </w:p>
-    <w:p>
-      <w:pPr>
-        <w:ind w:firstLine="709"/>
-        <w:spacing w:line="360" w:lineRule="auto"/>
-        <w:jc w:val="both"/>
-      </w:pPr>
-      <w:r>
-        <w:t xml:space="preserve">при реализации КИХ, красные — при БИХ. Обе реализации дают отклик</w:t>
-      </w:r>
-    </w:p>
-    <w:p>
-      <w:pPr>
-        <w:ind w:firstLine="709"/>
-        <w:spacing w:line="360" w:lineRule="auto"/>
-        <w:jc w:val="both"/>
-      </w:pPr>
-      <w:r>
-        <w:t xml:space="preserve">сглаженной формы: входной сигнал нарастает почти мгновенно, а на выходе</w:t>
-      </w:r>
-    </w:p>
-    <w:p>
-      <w:pPr>
-        <w:ind w:firstLine="709"/>
-        <w:spacing w:line="360" w:lineRule="auto"/>
-        <w:jc w:val="both"/>
-      </w:pPr>
-      <w:r>
-        <w:t xml:space="preserve">фильтра фронт получается пологим, растянутым на несколько отсчётов. Максимум</w:t>
-      </w:r>
-    </w:p>
-    <w:p>
-      <w:pPr>
-        <w:ind w:firstLine="709"/>
-        <w:spacing w:line="360" w:lineRule="auto"/>
-        <w:jc w:val="both"/>
-      </w:pPr>
-      <w:r>
-        <w:t xml:space="preserve">отклика приходится на n = 4 и составляет около 1,40 при КИХ и 0,83 при БИХ —</w:t>
-      </w:r>
-    </w:p>
-    <w:p>
-      <w:pPr>
-        <w:ind w:firstLine="709"/>
-        <w:spacing w:line="360" w:lineRule="auto"/>
-        <w:jc w:val="both"/>
-      </w:pPr>
-      <w:r>
-        <w:t xml:space="preserve">различие вызвано нормалировкой метода инвариантности. Принципиально важно,</w:t>
-      </w:r>
-    </w:p>
-    <w:p>
-      <w:pPr>
-        <w:ind w:firstLine="709"/>
-        <w:spacing w:line="360" w:lineRule="auto"/>
-        <w:jc w:val="both"/>
-      </w:pPr>
-      <w:r>
-        <w:t xml:space="preserve">что обе кривые повторяют форму входного импульса: фильтр не искажает</w:t>
-      </w:r>
-    </w:p>
-    <w:p>
-      <w:pPr>
-        <w:ind w:firstLine="709"/>
-        <w:spacing w:line="360" w:lineRule="auto"/>
-        <w:jc w:val="both"/>
-      </w:pPr>
-      <w:r>
-        <w:t xml:space="preserve">огибающую, а лишь сглаживает фронт, что и является ожидаемым результатом</w:t>
-      </w:r>
-    </w:p>
-    <w:p>
-      <w:pPr>
-        <w:ind w:firstLine="709"/>
-        <w:spacing w:line="360" w:lineRule="auto"/>
-        <w:jc w:val="both"/>
-      </w:pPr>
-      <w:r>
-        <w:t xml:space="preserve">низкочастотной фильтрации.</w:t>
-      </w:r>
-    </w:p>
-    <w:p>
-      <w:pPr>
-        <w:jc w:val="left"/>
-        <w:spacing w:before="180" w:after="120"/>
-      </w:pPr>
-      <w:r>
-        <w:t xml:space="preserve">3.9. Сравнительные выводы (п. 2.2.6)</w:t>
-      </w:r>
-    </w:p>
-    <w:p>
-      <w:pPr>
-        <w:spacing w:after="60"/>
-        <w:ind w:left="709" w:hanging="284"/>
-        <w:jc w:val="both"/>
-      </w:pPr>
-      <w:r>
-        <w:t xml:space="preserve">1. </w:t>
-      </w:r>
-      <w:r>
-        <w:rPr>
-          <w:b/>
-        </w:rPr>
-        <w:t xml:space="preserve">Билинейное преобразование</w:t>
-      </w:r>
-      <w:r>
-        <w:t xml:space="preserve"> даёт точное совпадение АЧХ ЦФ со скорректированной</w:t>
-      </w:r>
-    </w:p>
-    <w:p>
-      <w:pPr>
-        <w:ind w:firstLine="709"/>
-        <w:spacing w:line="360" w:lineRule="auto"/>
-        <w:jc w:val="both"/>
-      </w:pPr>
-      <w:r>
-        <w:t xml:space="preserve">   АЧХ аналогового прототипа (расхождение 2,66·10⁻¹⁵), но частотная шкала оказывается</w:t>
-      </w:r>
-    </w:p>
-    <w:p>
-      <w:pPr>
-        <w:ind w:firstLine="709"/>
-        <w:spacing w:line="360" w:lineRule="auto"/>
-        <w:jc w:val="both"/>
-      </w:pPr>
-      <w:r>
-        <w:t xml:space="preserve">   сжатой: частота среза ЦФ ωср = (2/Тд)·tg(ωср·Тд/2) больше, чем у прототипа.</w:t>
-      </w:r>
-    </w:p>
-    <w:p>
-      <w:pPr>
-        <w:spacing w:after="60"/>
-        <w:ind w:left="709" w:hanging="284"/>
-        <w:jc w:val="both"/>
-      </w:pPr>
-      <w:r>
-        <w:t xml:space="preserve">1. </w:t>
-      </w:r>
-      <w:r>
-        <w:rPr>
-          <w:b/>
-        </w:rPr>
-        <w:t xml:space="preserve">Метод инвариантности ИИХ</w:t>
-      </w:r>
-      <w:r>
-        <w:t xml:space="preserve"> сохраняет форму g(t) в узлах отсчёта, но </w:t>
-      </w:r>
-      <w:r>
-        <w:t xml:space="preserve">*</w:t>
-      </w:r>
-      <w:r>
-        <w:t xml:space="preserve">*не</w:t>
-      </w:r>
-    </w:p>
-    <w:p>
-      <w:pPr>
-        <w:ind w:firstLine="709"/>
-        <w:spacing w:line="360" w:lineRule="auto"/>
-        <w:jc w:val="both"/>
-      </w:pPr>
-      <w:r>
-        <w:t xml:space="preserve">   сохраняет форму АЧХ</w:t>
-      </w:r>
-      <w:r>
-        <w:t xml:space="preserve">*</w:t>
-      </w:r>
-      <w:r>
-        <w:t xml:space="preserve">*: в области ωв спектра дискретного сигнала отдельные</w:t>
-      </w:r>
-    </w:p>
-    <w:p>
-      <w:pPr>
-        <w:ind w:firstLine="709"/>
-        <w:spacing w:line="360" w:lineRule="auto"/>
-        <w:jc w:val="both"/>
-      </w:pPr>
-      <w:r>
-        <w:t xml:space="preserve">   составляющие перекрываются (алиасинг), отсюда искажение переходной</w:t>
-      </w:r>
-    </w:p>
-    <w:p>
-      <w:pPr>
-        <w:ind w:firstLine="709"/>
-        <w:spacing w:line="360" w:lineRule="auto"/>
-        <w:jc w:val="both"/>
-      </w:pPr>
-      <w:r>
-        <w:t xml:space="preserve">   характеристики и осцилляции отклика по сравнению с БИХ.</w:t>
-      </w:r>
-    </w:p>
-    <w:p>
-      <w:pPr>
-        <w:spacing w:after="60"/>
-        <w:ind w:left="709" w:hanging="284"/>
-        <w:jc w:val="both"/>
-      </w:pPr>
-      <w:r>
-        <w:t xml:space="preserve">1. </w:t>
-      </w:r>
-      <w:r>
-        <w:rPr>
-          <w:b/>
-        </w:rPr>
-        <w:t xml:space="preserve">КИХ проще реализовать</w:t>
-      </w:r>
-      <w:r>
-        <w:t xml:space="preserve">: не требуется рекурсия, импульсная характеристика</w:t>
-      </w:r>
-    </w:p>
-    <w:p>
-      <w:pPr>
-        <w:ind w:firstLine="709"/>
-        <w:spacing w:line="360" w:lineRule="auto"/>
-        <w:jc w:val="both"/>
-      </w:pPr>
-      <w:r>
-        <w:t xml:space="preserve">   получается усечением. </w:t>
-      </w:r>
-      <w:r>
-        <w:rPr>
-          <w:b/>
-        </w:rPr>
-        <w:t xml:space="preserve">БИХ точнее повторяет АЧХ</w:t>
-      </w:r>
-      <w:r>
-        <w:t xml:space="preserve"> на перекрывающихся частотах</w:t>
-      </w:r>
-    </w:p>
-    <w:p>
-      <w:pPr>
-        <w:ind w:firstLine="709"/>
-        <w:spacing w:line="360" w:lineRule="auto"/>
-        <w:jc w:val="both"/>
-      </w:pPr>
-      <w:r>
-        <w:t xml:space="preserve">   и даёт более согласованный отклик; однако возможны автоколебания при |z| ≥ 1.</w:t>
-      </w:r>
-    </w:p>
-    <w:p>
-      <w:pPr>
-        <w:spacing w:after="60"/>
-        <w:ind w:left="709" w:hanging="284"/>
-        <w:jc w:val="both"/>
-      </w:pPr>
-      <w:r>
-        <w:t xml:space="preserve">1. Обе реализации дают </w:t>
-      </w:r>
-      <w:r>
-        <w:rPr>
-          <w:b/>
-        </w:rPr>
-        <w:t xml:space="preserve">аналогичную форму отклика</w:t>
-      </w:r>
-      <w:r>
-        <w:t xml:space="preserve"> — различие в масштабе и в</w:t>
-      </w:r>
-    </w:p>
-    <w:p>
-      <w:pPr>
-        <w:ind w:firstLine="709"/>
-        <w:spacing w:line="360" w:lineRule="auto"/>
-        <w:jc w:val="both"/>
-      </w:pPr>
-      <w:r>
-        <w:t xml:space="preserve">   характере начального участка, что и объясняется различной методикой синтеза.</w:t>
-      </w:r>
-    </w:p>
-    <w:p>
-      <w:pPr>
-        <w:spacing w:after="60"/>
-        <w:ind w:left="709" w:hanging="284"/>
-        <w:jc w:val="both"/>
-      </w:pPr>
-      <w:r>
-        <w:t xml:space="preserve">1. Проверка по первому отсчёту: y(0) = b₀·x(0). При x(0) = 0 получаем y(0) = 0,</w:t>
-      </w:r>
-    </w:p>
-    <w:p>
-      <w:pPr>
-        <w:ind w:firstLine="709"/>
-        <w:spacing w:line="360" w:lineRule="auto"/>
-        <w:jc w:val="both"/>
-      </w:pPr>
-      <w:r>
-        <w:t xml:space="preserve">   а остальные отсчёты определяются только коэффициентами b₁ и b₂.</w:t>
-      </w:r>
-    </w:p>
-    <w:p>
-      <w:pPr>
-        <w:ind w:firstLine="709"/>
-        <w:spacing w:line="360" w:lineRule="auto"/>
-        <w:jc w:val="both"/>
-      </w:pPr>
-      <w:r>
-        <w:t xml:space="preserve">расхождение модулей не превышает 2,66·10⁻¹⁵, то есть АЧХ цифрового фильтра</w:t>
-      </w:r>
-    </w:p>
-    <w:p>
-      <w:pPr>
-        <w:ind w:firstLine="709"/>
-        <w:spacing w:line="360" w:lineRule="auto"/>
-        <w:jc w:val="both"/>
-      </w:pPr>
-      <w:r>
-        <w:t xml:space="preserve">точно воспроизводит скорректированную характеристику аналогового прототипа.</w:t>
-      </w:r>
-    </w:p>
-    <w:p>
-      <w:pPr>
-        <w:ind w:firstLine="709"/>
-        <w:spacing w:line="360" w:lineRule="auto"/>
-        <w:jc w:val="both"/>
-      </w:pPr>
-      <w:r>
-        <w:t xml:space="preserve">Это главный количественный результат билинейного синтеза.</w:t>
-      </w:r>
-    </w:p>
-    <w:p>
-      <w:pPr>
-        <w:ind w:firstLine="709"/>
-        <w:spacing w:line="360" w:lineRule="auto"/>
-        <w:jc w:val="both"/>
-      </w:pPr>
-      <w:r>
-        <w:t xml:space="preserve">Фазочастотная характеристика ЦФ на нормированной оси θ ведёт себя так же, как</w:t>
-      </w:r>
-    </w:p>
-    <w:p>
-      <w:pPr>
-        <w:ind w:firstLine="709"/>
-        <w:spacing w:line="360" w:lineRule="auto"/>
-        <w:jc w:val="both"/>
-      </w:pPr>
-      <w:r>
-        <w:t xml:space="preserve">фазовая характеристика прототипа: она убывает от нуля, достигает примерно</w:t>
-      </w:r>
-    </w:p>
-    <w:p>
-      <w:pPr>
-        <w:ind w:firstLine="709"/>
-        <w:spacing w:line="360" w:lineRule="auto"/>
-        <w:jc w:val="both"/>
-      </w:pPr>
-      <w:r>
-        <w:t xml:space="preserve">−350° у верхней границы частоты и затем резко возрастает, что является</w:t>
-      </w:r>
-    </w:p>
-    <w:p>
-      <w:pPr>
-        <w:ind w:firstLine="709"/>
-        <w:spacing w:line="360" w:lineRule="auto"/>
-        <w:jc w:val="both"/>
-      </w:pPr>
-      <w:r>
-        <w:t xml:space="preserve">известным эффектом билинейного преобразования на краю полосы и не влияет на</w:t>
-      </w:r>
-    </w:p>
-    <w:p>
-      <w:pPr>
-        <w:ind w:firstLine="709"/>
-        <w:spacing w:line="360" w:lineRule="auto"/>
-        <w:jc w:val="both"/>
-      </w:pPr>
-      <w:r>
-        <w:t xml:space="preserve">АЧХ в полосе пропускания.</w:t>
-      </w:r>
-    </w:p>
-    <w:p>
-      <w:pPr>
-        <w:ind w:firstLine="709"/>
-        <w:spacing w:line="360" w:lineRule="auto"/>
-        <w:jc w:val="both"/>
-      </w:pPr>
-      <w:r>
-        <w:t xml:space="preserve">на две экспоненты, соответствующие двум полюсам: медленно затухающий член</w:t>
-      </w:r>
-    </w:p>
-    <w:p>
-      <w:pPr>
-        <w:ind w:firstLine="709"/>
-        <w:spacing w:line="360" w:lineRule="auto"/>
-        <w:jc w:val="both"/>
-      </w:pPr>
-      <w:r>
-        <w:t xml:space="preserve">с постоянной времени 1/3,820·10⁵ = 2,62 мкс и быстро затухающий член с</w:t>
-      </w:r>
-    </w:p>
-    <w:p>
-      <w:pPr>
-        <w:ind w:firstLine="709"/>
-        <w:spacing w:line="360" w:lineRule="auto"/>
-        <w:jc w:val="both"/>
-      </w:pPr>
-      <w:r>
-        <w:t xml:space="preserve">постоянной 1/2,618·10⁶ = 0,38 мкс.</w:t>
-      </w:r>
-    </w:p>
-    <w:p>
-      <w:pPr>
-        <w:ind w:firstLine="709"/>
-        <w:spacing w:line="360" w:lineRule="auto"/>
-        <w:jc w:val="both"/>
-      </w:pPr>
-      <w:r>
-        <w:t xml:space="preserve">На рисунке изображён главный лепесток g(t). Функция начинается с нуля,</w:t>
-      </w:r>
-    </w:p>
-    <w:p>
-      <w:pPr>
-        <w:ind w:firstLine="709"/>
-        <w:spacing w:line="360" w:lineRule="auto"/>
-        <w:jc w:val="both"/>
-      </w:pPr>
-      <w:r>
-        <w:t xml:space="preserve">быстро возрастает и достигает максимума порядка 0,39 в точке t = 1 мкс, после</w:t>
-      </w:r>
-    </w:p>
-    <w:p>
-      <w:pPr>
-        <w:ind w:firstLine="709"/>
-        <w:spacing w:line="360" w:lineRule="auto"/>
-        <w:jc w:val="both"/>
-      </w:pPr>
-      <w:r>
-        <w:t xml:space="preserve">чего плавно спадает. Форма кривой характерна для фильтра низких частот</w:t>
-      </w:r>
-    </w:p>
-    <w:p>
-      <w:pPr>
-        <w:ind w:firstLine="709"/>
-        <w:spacing w:line="360" w:lineRule="auto"/>
-        <w:jc w:val="both"/>
-      </w:pPr>
-      <w:r>
-        <w:t xml:space="preserve">второго порядка: это не импульс, а плавно меняющаяся во времени кривая,</w:t>
-      </w:r>
-    </w:p>
-    <w:p>
-      <w:pPr>
-        <w:ind w:firstLine="709"/>
-        <w:spacing w:line="360" w:lineRule="auto"/>
-        <w:jc w:val="both"/>
-      </w:pPr>
-      <w:r>
-        <w:t xml:space="preserve">поскольку частотная характеристика не имеет резкого обрыва. Именно главный</w:t>
-      </w:r>
-    </w:p>
-    <w:p>
-      <w:pPr>
-        <w:ind w:firstLine="709"/>
-        <w:spacing w:line="360" w:lineRule="auto"/>
-        <w:jc w:val="both"/>
-      </w:pPr>
-      <w:r>
-        <w:t xml:space="preserve">лепесток и определяет наибольший выходной отклик при фильтрации.</w:t>
-      </w:r>
-    </w:p>
-    <w:p>
-      <w:pPr>
-        <w:pageBreakBefore/>
-        <w:jc w:val="center"/>
-        <w:spacing w:before="240" w:after="180"/>
-      </w:pPr>
-      <w:r>
-        <w:t xml:space="preserve">4. ВЫВОДЫ</w:t>
-      </w:r>
-    </w:p>
-    <w:p>
-      <w:pPr>
-        <w:spacing w:after="60"/>
-        <w:ind w:left="709" w:hanging="284"/>
-        <w:jc w:val="both"/>
-      </w:pPr>
-      <w:r>
-        <w:t xml:space="preserve">1. Выполнен полный расчёт варианта 7: обработка сигнала (п. 2.1) и синтез ЦФ</w:t>
-      </w:r>
-    </w:p>
-    <w:p>
-      <w:pPr>
-        <w:ind w:firstLine="709"/>
-        <w:spacing w:line="360" w:lineRule="auto"/>
-        <w:jc w:val="both"/>
-      </w:pPr>
-      <w:r>
-        <w:t xml:space="preserve">   по аналоговому прототипу (п. 2.2).</w:t>
-      </w:r>
-    </w:p>
-    <w:p>
-      <w:pPr>
-        <w:spacing w:after="60"/>
-        <w:ind w:left="709" w:hanging="284"/>
-        <w:jc w:val="both"/>
-      </w:pPr>
-      <w:r>
-        <w:t xml:space="preserve">1. Частота дискретизации определена по критерию 0,1 от максимума спектра:</w:t>
-      </w:r>
-    </w:p>
-    <w:p>
-      <w:pPr>
-        <w:ind w:firstLine="709"/>
-        <w:spacing w:line="360" w:lineRule="auto"/>
-        <w:jc w:val="both"/>
-      </w:pPr>
-      <w:r>
-        <w:t xml:space="preserve">   ωв = 6,467·10⁶ рад/с, Тд = 0,4858 мкс, ωд = 1,293·10⁷ рад/с — условие</w:t>
-      </w:r>
-    </w:p>
-    <w:p>
-      <w:pPr>
-        <w:ind w:firstLine="709"/>
-        <w:spacing w:line="360" w:lineRule="auto"/>
-        <w:jc w:val="both"/>
-      </w:pPr>
-      <w:r>
-        <w:t xml:space="preserve">   теоремы Котельникова выполнено.</w:t>
-      </w:r>
-    </w:p>
-    <w:p>
-      <w:pPr>
-        <w:spacing w:after="60"/>
-        <w:ind w:left="709" w:hanging="284"/>
-        <w:jc w:val="both"/>
-      </w:pPr>
-      <w:r>
-        <w:t xml:space="preserve">1. Коэффициент передачи аналогового прототипа цепи 12 восстановлен методом</w:t>
-      </w:r>
-    </w:p>
-    <w:p>
-      <w:pPr>
-        <w:ind w:firstLine="709"/>
-        <w:spacing w:line="360" w:lineRule="auto"/>
-        <w:jc w:val="both"/>
-      </w:pPr>
-      <w:r>
-        <w:t xml:space="preserve">   модифицированных узловых потенциалов </w:t>
-      </w:r>
-      <w:r>
-        <w:rPr>
-          <w:b/>
-        </w:rPr>
-        <w:t xml:space="preserve">прямо из рисунка схемы</w:t>
-      </w:r>
-      <w:r>
-        <w:t xml:space="preserve">; контрольное</w:t>
-      </w:r>
-    </w:p>
-    <w:p>
-      <w:pPr>
-        <w:ind w:firstLine="709"/>
-        <w:spacing w:line="360" w:lineRule="auto"/>
-        <w:jc w:val="both"/>
-      </w:pPr>
-      <w:r>
-        <w:t xml:space="preserve">   сравнение с полиномами дало расхождение 1,12·10⁻¹⁶, что подтверждает</w:t>
-      </w:r>
-    </w:p>
-    <w:p>
-      <w:pPr>
-        <w:ind w:firstLine="709"/>
-        <w:spacing w:line="360" w:lineRule="auto"/>
-        <w:jc w:val="both"/>
-      </w:pPr>
-      <w:r>
-        <w:t xml:space="preserve">   правильность расчёта.</w:t>
-      </w:r>
-    </w:p>
-    <w:p>
-      <w:pPr>
-        <w:spacing w:after="60"/>
-        <w:ind w:left="709" w:hanging="284"/>
-        <w:jc w:val="both"/>
-      </w:pPr>
-      <w:r>
-        <w:t xml:space="preserve">1. Аналоговый прототип устойчив (полюса 2,618·10⁶ и 3,820·10⁵ в левой</w:t>
-      </w:r>
-    </w:p>
-    <w:p>
-      <w:pPr>
-        <w:ind w:firstLine="709"/>
-        <w:spacing w:line="360" w:lineRule="auto"/>
-        <w:jc w:val="both"/>
-      </w:pPr>
-      <w:r>
-        <w:t xml:space="preserve">   полуплоскости); синтезированный ЦФ 2-го порядка устойчив (полюса 0,8302</w:t>
-      </w:r>
-    </w:p>
-    <w:p>
-      <w:pPr>
-        <w:ind w:firstLine="709"/>
-        <w:spacing w:line="360" w:lineRule="auto"/>
-        <w:jc w:val="both"/>
-      </w:pPr>
-      <w:r>
-        <w:t xml:space="preserve">   и 0,2225).</w:t>
-      </w:r>
-    </w:p>
-    <w:p>
-      <w:pPr>
-        <w:spacing w:after="60"/>
-        <w:ind w:left="709" w:hanging="284"/>
-        <w:jc w:val="both"/>
-      </w:pPr>
-      <w:r>
-        <w:t xml:space="preserve">1. Сплошная АЧХ ЦФ, полученная билинейным преобразованием, совпадает со</w:t>
-      </w:r>
-    </w:p>
-    <w:p>
-      <w:pPr>
-        <w:ind w:firstLine="709"/>
-        <w:spacing w:line="360" w:lineRule="auto"/>
-        <w:jc w:val="both"/>
-      </w:pPr>
-      <w:r>
-        <w:t xml:space="preserve">   скорректированной АЧХ прототипа с точностью 2,66·10⁻¹⁵.</w:t>
-      </w:r>
-    </w:p>
-    <w:p>
-      <w:pPr>
-        <w:spacing w:after="60"/>
-        <w:ind w:left="709" w:hanging="284"/>
-        <w:jc w:val="both"/>
-      </w:pPr>
-      <w:r>
-        <w:t xml:space="preserve">1. Метод билинейного преобразования обеспечивает точное совпадение АЧХ, но со</w:t>
-      </w:r>
-    </w:p>
-    <w:p>
-      <w:pPr>
-        <w:ind w:firstLine="709"/>
-        <w:spacing w:line="360" w:lineRule="auto"/>
-        <w:jc w:val="both"/>
-      </w:pPr>
-      <w:r>
-        <w:t xml:space="preserve">   сжатием частотной шкалы; метод инвариантности сохраняет ИИХ в узлах отсчёта,</w:t>
-      </w:r>
-    </w:p>
-    <w:p>
-      <w:pPr>
-        <w:ind w:firstLine="709"/>
-        <w:spacing w:line="360" w:lineRule="auto"/>
-        <w:jc w:val="both"/>
-      </w:pPr>
-      <w:r>
-        <w:t xml:space="preserve">   но искажает АЧХ вследствие алиасинга.</w:t>
-      </w:r>
-    </w:p>
-    <w:p>
-      <w:pPr>
-        <w:pageBreakBefore/>
-        <w:jc w:val="center"/>
-        <w:spacing w:before="240" w:after="180"/>
-      </w:pPr>
-      <w:r>
-        <w:t xml:space="preserve">5. СПИСОК ЛИТЕРАТУРЫ</w:t>
-      </w:r>
-    </w:p>
-    <w:p>
-      <w:pPr>
-        <w:spacing w:after="60"/>
-        <w:ind w:left="709" w:hanging="284"/>
-        <w:jc w:val="both"/>
-      </w:pPr>
-      <w:r>
-        <w:t xml:space="preserve">1. Каратаева Л.Ф. и др. Дискретная обработка сигналов и цифровая фильтрация:</w:t>
-      </w:r>
-    </w:p>
-    <w:p>
-      <w:pPr>
-        <w:ind w:firstLine="709"/>
-        <w:spacing w:line="360" w:lineRule="auto"/>
-        <w:jc w:val="both"/>
-      </w:pPr>
-      <w:r>
-        <w:t xml:space="preserve">   методические указания к курсовой работе. — 2002. — 93 с.</w:t>
-      </w:r>
-    </w:p>
-    <w:p>
-      <w:pPr>
-        <w:spacing w:after="60"/>
-        <w:ind w:left="709" w:hanging="284"/>
-        <w:jc w:val="both"/>
-      </w:pPr>
-      <w:r>
-        <w:t xml:space="preserve">1. Гоноровский И.С. Радиотехнические цепи и сигналы. — 4-е изд., перераб. и доп. —</w:t>
-      </w:r>
-    </w:p>
-    <w:p>
-      <w:pPr>
-        <w:ind w:firstLine="709"/>
-        <w:spacing w:line="360" w:lineRule="auto"/>
-        <w:jc w:val="both"/>
-      </w:pPr>
-      <w:r>
-        <w:t xml:space="preserve">   М.: Радио и связь.</w:t>
-      </w:r>
-    </w:p>
-    <w:p>
-      <w:pPr>
-        <w:spacing w:after="60"/>
-        <w:ind w:left="709" w:hanging="284"/>
-        <w:jc w:val="both"/>
-      </w:pPr>
-      <w:r>
-        <w:t xml:space="preserve">1. Оппенгейм А.В., Шафер Р.У. Цифровая обработка сигналов. — М.: Мир.</w:t>
-      </w:r>
-    </w:p>
-    <w:p>
-      <w:pPr>
-        <w:pageBreakBefore/>
-        <w:jc w:val="center"/>
-        <w:spacing w:before="240" w:after="180"/>
-      </w:pPr>
-      <w:r>
-        <w:t xml:space="preserve">ПРИЛОЖЕНИЕ А. Схема цепи-прототипа (шифр 12) и нетлист</w:t>
-      </w:r>
-    </w:p>
-    <w:p>
-      <w:pPr>
-        <w:spacing w:after="0" w:line="240" w:lineRule="auto"/>
-        <w:ind w:left="284"/>
-      </w:pPr>
-      <w:r>
-        <w:t xml:space="preserve"> </w:t>
-      </w:r>
-    </w:p>
-    <w:p>
-      <w:pPr>
-        <w:spacing w:line="360" w:lineRule="auto"/>
-      </w:pPr>
-    </w:p>
-    <w:p>
-      <w:pPr>
-        <w:ind w:firstLine="709"/>
-        <w:spacing w:line="360" w:lineRule="auto"/>
-        <w:jc w:val="both"/>
-      </w:pPr>
-      <w:r>
-        <w:t xml:space="preserve">        вход ──[ L1 ]──● A ──┬── ΔUвых (метка «Изменение»)</w:t>
-      </w:r>
-    </w:p>
-    <w:p>
-      <w:pPr>
-        <w:ind w:firstLine="709"/>
-        <w:spacing w:line="360" w:lineRule="auto"/>
-        <w:jc w:val="both"/>
-      </w:pPr>
-      <w:r>
-        <w:t xml:space="preserve">                          │</w:t>
-      </w:r>
-    </w:p>
-    <w:p>
-      <w:pPr>
-        <w:ind w:firstLine="709"/>
-        <w:spacing w:line="360" w:lineRule="auto"/>
-        <w:jc w:val="both"/>
-      </w:pPr>
-      <w:r>
-        <w:t xml:space="preserve">                        [ R1 ]  (шунт)</w:t>
-      </w:r>
-    </w:p>
-    <w:p>
-      <w:pPr>
-        <w:ind w:firstLine="709"/>
-        <w:spacing w:line="360" w:lineRule="auto"/>
-        <w:jc w:val="both"/>
-      </w:pPr>
-      <w:r>
-        <w:t xml:space="preserve">                          │</w:t>
-      </w:r>
-    </w:p>
-    <w:p>
-      <w:pPr>
-        <w:ind w:firstLine="709"/>
-        <w:spacing w:line="360" w:lineRule="auto"/>
-        <w:jc w:val="both"/>
-      </w:pPr>
-      <w:r>
-        <w:t xml:space="preserve">                          ● B ──┬──[ R2 ]──</w:t>
-      </w:r>
-    </w:p>
-    <w:p>
-      <w:pPr>
-        <w:ind w:firstLine="709"/>
-        <w:spacing w:line="360" w:lineRule="auto"/>
-        <w:jc w:val="both"/>
-      </w:pPr>
-      <w:r>
-        <w:t xml:space="preserve">                                └──[ L2 ]──┬── общий (земля)</w:t>
-      </w:r>
-    </w:p>
-    <w:p>
-      <w:pPr>
-        <w:ind w:firstLine="709"/>
-        <w:spacing w:line="360" w:lineRule="auto"/>
-        <w:jc w:val="both"/>
-      </w:pPr>
-      <w:r>
-        <w:t xml:space="preserve">вход ───────────────────────────────────────┴── выход (общий)</w:t>
-      </w:r>
-    </w:p>
-    <w:p>
-      <w:pPr>
-        <w:spacing w:after="0" w:line="240" w:lineRule="auto"/>
-        <w:ind w:left="284"/>
-      </w:pPr>
-      <w:r>
-        <w:t xml:space="preserve"> </w:t>
-      </w:r>
-    </w:p>
-    <w:p>
-      <w:pPr>
-        <w:spacing w:line="360" w:lineRule="auto"/>
-      </w:pPr>
-    </w:p>
-    <w:p>
-      <w:pPr>
-        <w:ind w:firstLine="709"/>
-        <w:spacing w:line="360" w:lineRule="auto"/>
-        <w:jc w:val="both"/>
-      </w:pPr>
-      <w:r>
-        <w:t xml:space="preserve">Нетлист, вычисленный из рисунка:</w:t>
+        <w:t xml:space="preserve">Рисунок 15 — Отклик ЦФ на последовательность x(n)</w:t>
+      </w:r>
+    </w:p>
+    <w:p>
+      <w:pPr>
+        <w:ind w:firstLine="709"/>
+        <w:spacing w:line="360" w:lineRule="auto"/>
+        <w:jc w:val="both"/>
+      </w:pPr>
+      <w:r>
+        <w:t xml:space="preserve">На рисунке показан отклик БИХ-фильтра на отсчётную последовательность</w:t>
+      </w:r>
+    </w:p>
+    <w:p>
+      <w:pPr>
+        <w:ind w:firstLine="709"/>
+        <w:spacing w:line="360" w:lineRule="auto"/>
+        <w:jc w:val="both"/>
+      </w:pPr>
+      <w:r>
+        <w:t xml:space="preserve">x(n) из части 1, вычисленный по разностному уравнению:</w:t>
       </w:r>
     </w:p>
     <w:tbl>
@@ -7052,69 +7630,137 @@
         </w:trPr>
         <w:tc>
           <w:tcPr>
-            <w:tcW w:w="2325" w:type="dxa"/>
-            <w:vAlign w:val="center"/>
-          </w:tcPr>
-          <w:p>
-            <w:pPr>
-              <w:spacing w:before="40" w:after="40"/>
-            </w:pPr>
-            <w:r>
-              <w:rPr>
-                <w:b/>
-              </w:rPr>
-              <w:t xml:space="preserve">Элемент</w:t>
-            </w:r>
-          </w:p>
-        </w:tc>
-        <w:tc>
-          <w:tcPr>
-            <w:tcW w:w="2325" w:type="dxa"/>
-            <w:vAlign w:val="center"/>
-          </w:tcPr>
-          <w:p>
-            <w:pPr>
-              <w:spacing w:before="40" w:after="40"/>
-            </w:pPr>
-            <w:r>
-              <w:rPr>
-                <w:b/>
-              </w:rPr>
-              <w:t xml:space="preserve">Тип</w:t>
-            </w:r>
-          </w:p>
-        </w:tc>
-        <w:tc>
-          <w:tcPr>
-            <w:tcW w:w="2325" w:type="dxa"/>
-            <w:vAlign w:val="center"/>
-          </w:tcPr>
-          <w:p>
-            <w:pPr>
-              <w:spacing w:before="40" w:after="40"/>
-            </w:pPr>
-            <w:r>
-              <w:rPr>
-                <w:b/>
-              </w:rPr>
-              <w:t xml:space="preserve">Номинал</w:t>
-            </w:r>
-          </w:p>
-        </w:tc>
-        <w:tc>
-          <w:tcPr>
-            <w:tcW w:w="2325" w:type="dxa"/>
-            <w:vAlign w:val="center"/>
-          </w:tcPr>
-          <w:p>
-            <w:pPr>
-              <w:spacing w:before="40" w:after="40"/>
-            </w:pPr>
-            <w:r>
-              <w:rPr>
-                <w:b/>
-              </w:rPr>
-              <w:t xml:space="preserve">Узел a — узел b</w:t>
+            <w:tcW w:w="1162" w:type="dxa"/>
+            <w:vAlign w:val="center"/>
+          </w:tcPr>
+          <w:p>
+            <w:pPr>
+              <w:spacing w:before="40" w:after="40"/>
+            </w:pPr>
+            <w:r>
+              <w:rPr>
+                <w:b/>
+              </w:rPr>
+              <w:t xml:space="preserve">n</w:t>
+            </w:r>
+          </w:p>
+        </w:tc>
+        <w:tc>
+          <w:tcPr>
+            <w:tcW w:w="1162" w:type="dxa"/>
+            <w:vAlign w:val="center"/>
+          </w:tcPr>
+          <w:p>
+            <w:pPr>
+              <w:spacing w:before="40" w:after="40"/>
+            </w:pPr>
+            <w:r>
+              <w:rPr>
+                <w:b/>
+              </w:rPr>
+              <w:t xml:space="preserve">0</w:t>
+            </w:r>
+          </w:p>
+        </w:tc>
+        <w:tc>
+          <w:tcPr>
+            <w:tcW w:w="1162" w:type="dxa"/>
+            <w:vAlign w:val="center"/>
+          </w:tcPr>
+          <w:p>
+            <w:pPr>
+              <w:spacing w:before="40" w:after="40"/>
+            </w:pPr>
+            <w:r>
+              <w:rPr>
+                <w:b/>
+              </w:rPr>
+              <w:t xml:space="preserve">1</w:t>
+            </w:r>
+          </w:p>
+        </w:tc>
+        <w:tc>
+          <w:tcPr>
+            <w:tcW w:w="1162" w:type="dxa"/>
+            <w:vAlign w:val="center"/>
+          </w:tcPr>
+          <w:p>
+            <w:pPr>
+              <w:spacing w:before="40" w:after="40"/>
+            </w:pPr>
+            <w:r>
+              <w:rPr>
+                <w:b/>
+              </w:rPr>
+              <w:t xml:space="preserve">2</w:t>
+            </w:r>
+          </w:p>
+        </w:tc>
+        <w:tc>
+          <w:tcPr>
+            <w:tcW w:w="1162" w:type="dxa"/>
+            <w:vAlign w:val="center"/>
+          </w:tcPr>
+          <w:p>
+            <w:pPr>
+              <w:spacing w:before="40" w:after="40"/>
+            </w:pPr>
+            <w:r>
+              <w:rPr>
+                <w:b/>
+              </w:rPr>
+              <w:t xml:space="preserve">3</w:t>
+            </w:r>
+          </w:p>
+        </w:tc>
+        <w:tc>
+          <w:tcPr>
+            <w:tcW w:w="1162" w:type="dxa"/>
+            <w:vAlign w:val="center"/>
+          </w:tcPr>
+          <w:p>
+            <w:pPr>
+              <w:spacing w:before="40" w:after="40"/>
+            </w:pPr>
+            <w:r>
+              <w:rPr>
+                <w:b/>
+              </w:rPr>
+              <w:t xml:space="preserve">4</w:t>
+            </w:r>
+          </w:p>
+        </w:tc>
+        <w:tc>
+          <w:tcPr>
+            <w:tcW w:w="1162" w:type="dxa"/>
+            <w:vAlign w:val="center"/>
+          </w:tcPr>
+          <w:p>
+            <w:pPr>
+              <w:spacing w:before="40" w:after="40"/>
+            </w:pPr>
+            <w:r>
+              <w:rPr>
+                <w:b/>
+              </w:rPr>
+              <w:t xml:space="preserve">5</w:t>
+            </w:r>
+          </w:p>
+        </w:tc>
+        <w:tc>
+          <w:tcPr>
+            <w:tcW w:w="1162" w:type="dxa"/>
+            <w:vAlign w:val="center"/>
+          </w:tcPr>
+          <w:p>
+            <w:pPr>
+              <w:spacing w:before="40" w:after="40"/>
+            </w:pPr>
+            <w:r>
+              <w:rPr>
+                <w:b/>
+              </w:rPr>
+              <w:t xml:space="preserve">6</w:t>
             </w:r>
           </w:p>
         </w:tc>
@@ -7143,69 +7789,137 @@
         </w:trPr>
         <w:tc>
           <w:tcPr>
-            <w:tcW w:w="2325" w:type="dxa"/>
-            <w:vAlign w:val="center"/>
-          </w:tcPr>
-          <w:p>
-            <w:pPr>
-              <w:spacing w:before="40" w:after="40"/>
-            </w:pPr>
-            <w:r>
-              <w:rPr>
-                <w:b/>
-              </w:rPr>
-              <w:t xml:space="preserve">L1</w:t>
-            </w:r>
-          </w:p>
-        </w:tc>
-        <w:tc>
-          <w:tcPr>
-            <w:tcW w:w="2325" w:type="dxa"/>
-            <w:vAlign w:val="center"/>
-          </w:tcPr>
-          <w:p>
-            <w:pPr>
-              <w:spacing w:before="40" w:after="40"/>
-            </w:pPr>
-            <w:r>
-              <w:rPr>
-                <w:b/>
-              </w:rPr>
-              <w:t xml:space="preserve">L</w:t>
-            </w:r>
-          </w:p>
-        </w:tc>
-        <w:tc>
-          <w:tcPr>
-            <w:tcW w:w="2325" w:type="dxa"/>
-            <w:vAlign w:val="center"/>
-          </w:tcPr>
-          <w:p>
-            <w:pPr>
-              <w:spacing w:before="40" w:after="40"/>
-            </w:pPr>
-            <w:r>
-              <w:rPr>
-                <w:b/>
-              </w:rPr>
-              <w:t xml:space="preserve">1 мГн</w:t>
-            </w:r>
-          </w:p>
-        </w:tc>
-        <w:tc>
-          <w:tcPr>
-            <w:tcW w:w="2325" w:type="dxa"/>
-            <w:vAlign w:val="center"/>
-          </w:tcPr>
-          <w:p>
-            <w:pPr>
-              <w:spacing w:before="40" w:after="40"/>
-            </w:pPr>
-            <w:r>
-              <w:rPr>
-                <w:b/>
-              </w:rPr>
-              <w:t xml:space="preserve">1 — 2</w:t>
+            <w:tcW w:w="1162" w:type="dxa"/>
+            <w:vAlign w:val="center"/>
+          </w:tcPr>
+          <w:p>
+            <w:pPr>
+              <w:spacing w:before="40" w:after="40"/>
+            </w:pPr>
+            <w:r>
+              <w:rPr>
+                <w:b/>
+              </w:rPr>
+              <w:t xml:space="preserve">y(n)</w:t>
+            </w:r>
+          </w:p>
+        </w:tc>
+        <w:tc>
+          <w:tcPr>
+            <w:tcW w:w="1162" w:type="dxa"/>
+            <w:vAlign w:val="center"/>
+          </w:tcPr>
+          <w:p>
+            <w:pPr>
+              <w:spacing w:before="40" w:after="40"/>
+            </w:pPr>
+            <w:r>
+              <w:rPr>
+                <w:b/>
+              </w:rPr>
+              <w:t xml:space="preserve">0,000</w:t>
+            </w:r>
+          </w:p>
+        </w:tc>
+        <w:tc>
+          <w:tcPr>
+            <w:tcW w:w="1162" w:type="dxa"/>
+            <w:vAlign w:val="center"/>
+          </w:tcPr>
+          <w:p>
+            <w:pPr>
+              <w:spacing w:before="40" w:after="40"/>
+            </w:pPr>
+            <w:r>
+              <w:rPr>
+                <w:b/>
+              </w:rPr>
+              <w:t xml:space="preserve">0,323</w:t>
+            </w:r>
+          </w:p>
+        </w:tc>
+        <w:tc>
+          <w:tcPr>
+            <w:tcW w:w="1162" w:type="dxa"/>
+            <w:vAlign w:val="center"/>
+          </w:tcPr>
+          <w:p>
+            <w:pPr>
+              <w:spacing w:before="40" w:after="40"/>
+            </w:pPr>
+            <w:r>
+              <w:rPr>
+                <w:b/>
+              </w:rPr>
+              <w:t xml:space="preserve">0,745</w:t>
+            </w:r>
+          </w:p>
+        </w:tc>
+        <w:tc>
+          <w:tcPr>
+            <w:tcW w:w="1162" w:type="dxa"/>
+            <w:vAlign w:val="center"/>
+          </w:tcPr>
+          <w:p>
+            <w:pPr>
+              <w:spacing w:before="40" w:after="40"/>
+            </w:pPr>
+            <w:r>
+              <w:rPr>
+                <w:b/>
+              </w:rPr>
+              <w:t xml:space="preserve">0,456</w:t>
+            </w:r>
+          </w:p>
+        </w:tc>
+        <w:tc>
+          <w:tcPr>
+            <w:tcW w:w="1162" w:type="dxa"/>
+            <w:vAlign w:val="center"/>
+          </w:tcPr>
+          <w:p>
+            <w:pPr>
+              <w:spacing w:before="40" w:after="40"/>
+            </w:pPr>
+            <w:r>
+              <w:rPr>
+                <w:b/>
+              </w:rPr>
+              <w:t xml:space="preserve">0,066</w:t>
+            </w:r>
+          </w:p>
+        </w:tc>
+        <w:tc>
+          <w:tcPr>
+            <w:tcW w:w="1162" w:type="dxa"/>
+            <w:vAlign w:val="center"/>
+          </w:tcPr>
+          <w:p>
+            <w:pPr>
+              <w:spacing w:before="40" w:after="40"/>
+            </w:pPr>
+            <w:r>
+              <w:rPr>
+                <w:b/>
+              </w:rPr>
+              <w:t xml:space="preserve">0,055</w:t>
+            </w:r>
+          </w:p>
+        </w:tc>
+        <w:tc>
+          <w:tcPr>
+            <w:tcW w:w="1162" w:type="dxa"/>
+            <w:vAlign w:val="center"/>
+          </w:tcPr>
+          <w:p>
+            <w:pPr>
+              <w:spacing w:before="40" w:after="40"/>
+            </w:pPr>
+            <w:r>
+              <w:rPr>
+                <w:b/>
+              </w:rPr>
+              <w:t xml:space="preserve">0,040</w:t>
             </w:r>
           </w:p>
         </w:tc>
@@ -7215,6 +7929,1291 @@
       <w:pPr>
         <w:spacing w:line="360" w:lineRule="auto"/>
       </w:pPr>
+    </w:p>
+    <w:p>
+      <w:pPr>
+        <w:ind w:firstLine="709"/>
+        <w:spacing w:line="360" w:lineRule="auto"/>
+        <w:jc w:val="both"/>
+      </w:pPr>
+      <w:r>
+        <w:t xml:space="preserve">На рисунке отклик изображён «гребёнкой» по отсчётам. Видно, что максимум</w:t>
+      </w:r>
+    </w:p>
+    <w:p>
+      <w:pPr>
+        <w:ind w:firstLine="709"/>
+        <w:spacing w:line="360" w:lineRule="auto"/>
+        <w:jc w:val="both"/>
+      </w:pPr>
+      <w:r>
+        <w:t xml:space="preserve">отклика приходится на n = 2 и равен 0,745, то есть практически совпадает с</w:t>
+      </w:r>
+    </w:p>
+    <w:p>
+      <w:pPr>
+        <w:ind w:firstLine="709"/>
+        <w:spacing w:line="360" w:lineRule="auto"/>
+        <w:jc w:val="both"/>
+      </w:pPr>
+      <w:r>
+        <w:t xml:space="preserve">максимумом входного сигнала. Форма отклика повторяет форму входа: подъём,</w:t>
+      </w:r>
+    </w:p>
+    <w:p>
+      <w:pPr>
+        <w:ind w:firstLine="709"/>
+        <w:spacing w:line="360" w:lineRule="auto"/>
+        <w:jc w:val="both"/>
+      </w:pPr>
+      <w:r>
+        <w:t xml:space="preserve">плато и спад. Принципиально важно, что фильтр </w:t>
+      </w:r>
+      <w:r>
+        <w:rPr>
+          <w:b/>
+        </w:rPr>
+        <w:t xml:space="preserve">не искажает огибающую</w:t>
+      </w:r>
+    </w:p>
+    <w:p>
+      <w:pPr>
+        <w:ind w:firstLine="709"/>
+        <w:spacing w:line="360" w:lineRule="auto"/>
+        <w:jc w:val="both"/>
+      </w:pPr>
+      <w:r>
+        <w:t xml:space="preserve">сигнала, а лишь слегка сглаживает фронт — это и есть ожидаемый результат</w:t>
+      </w:r>
+    </w:p>
+    <w:p>
+      <w:pPr>
+        <w:ind w:firstLine="709"/>
+        <w:spacing w:line="360" w:lineRule="auto"/>
+        <w:jc w:val="both"/>
+      </w:pPr>
+      <w:r>
+        <w:t xml:space="preserve">низкочастотной фильтрации при ωср = 1,272·10⁶ рад/с.</w:t>
+      </w:r>
+    </w:p>
+    <w:p>
+      <w:pPr>
+        <w:ind w:firstLine="709"/>
+        <w:spacing w:line="360" w:lineRule="auto"/>
+        <w:jc w:val="both"/>
+      </w:pPr>
+      <w:r>
+        <w:t xml:space="preserve">Сумма откликов равна 1,795 при сумме входных отсчётов 1,797: разница 0,002</w:t>
+      </w:r>
+    </w:p>
+    <w:p>
+      <w:pPr>
+        <w:ind w:firstLine="709"/>
+        <w:spacing w:line="360" w:lineRule="auto"/>
+        <w:jc w:val="both"/>
+      </w:pPr>
+      <w:r>
+        <w:t xml:space="preserve">объясняется тем, что часть сигнала выходит за полосу пропускания и подавляется</w:t>
+      </w:r>
+    </w:p>
+    <w:p>
+      <w:pPr>
+        <w:ind w:firstLine="709"/>
+        <w:spacing w:line="360" w:lineRule="auto"/>
+        <w:jc w:val="both"/>
+      </w:pPr>
+      <w:r>
+        <w:t xml:space="preserve">фильтром. Это же подтверждает, что постоянная составляющая проходит фильтр</w:t>
+      </w:r>
+    </w:p>
+    <w:p>
+      <w:pPr>
+        <w:ind w:firstLine="709"/>
+        <w:spacing w:line="360" w:lineRule="auto"/>
+        <w:jc w:val="both"/>
+      </w:pPr>
+      <w:r>
+        <w:t xml:space="preserve">практически без потерь.</w:t>
+      </w:r>
+    </w:p>
+    <w:p>
+      <w:pPr>
+        <w:ind w:firstLine="709"/>
+        <w:spacing w:line="360" w:lineRule="auto"/>
+        <w:jc w:val="both"/>
+      </w:pPr>
+      <w:r>
+        <w:t xml:space="preserve">Стоит отметить, что на входе всего два ненулевых отсчёта (п. 2.3), поэтому</w:t>
+      </w:r>
+    </w:p>
+    <w:p>
+      <w:pPr>
+        <w:ind w:firstLine="709"/>
+        <w:spacing w:line="360" w:lineRule="auto"/>
+        <w:jc w:val="both"/>
+      </w:pPr>
+      <w:r>
+        <w:t xml:space="preserve">и отклик содержит лишь несколько содержательных точек. Подробная форма</w:t>
+      </w:r>
+    </w:p>
+    <w:p>
+      <w:pPr>
+        <w:ind w:firstLine="709"/>
+        <w:spacing w:line="360" w:lineRule="auto"/>
+        <w:jc w:val="both"/>
+      </w:pPr>
+      <w:r>
+        <w:t xml:space="preserve">сигнала уже была потеряна при дискретизации, и фильтр, работающий с двумя</w:t>
+      </w:r>
+    </w:p>
+    <w:p>
+      <w:pPr>
+        <w:ind w:firstLine="709"/>
+        <w:spacing w:line="360" w:lineRule="auto"/>
+        <w:jc w:val="both"/>
+      </w:pPr>
+      <w:r>
+        <w:t xml:space="preserve">точками, не может её вернуть.</w:t>
+      </w:r>
+    </w:p>
+    <w:p>
+      <w:pPr>
+        <w:jc w:val="left"/>
+        <w:spacing w:before="180" w:after="120"/>
+      </w:pPr>
+      <w:r>
+        <w:t xml:space="preserve">3.9. Сравнительные выводы (п. 2.2.6)</w:t>
+      </w:r>
+    </w:p>
+    <w:p>
+      <w:pPr>
+        <w:spacing w:after="60"/>
+        <w:ind w:left="709" w:hanging="284"/>
+        <w:jc w:val="both"/>
+      </w:pPr>
+      <w:r>
+        <w:t xml:space="preserve">1. </w:t>
+      </w:r>
+      <w:r>
+        <w:rPr>
+          <w:b/>
+        </w:rPr>
+        <w:t xml:space="preserve">Билинейное преобразование</w:t>
+      </w:r>
+      <w:r>
+        <w:t xml:space="preserve"> даёт совпадение АЧХ ЦФ со скорректированной</w:t>
+      </w:r>
+    </w:p>
+    <w:p>
+      <w:pPr>
+        <w:ind w:firstLine="709"/>
+        <w:spacing w:line="360" w:lineRule="auto"/>
+        <w:jc w:val="both"/>
+      </w:pPr>
+      <w:r>
+        <w:t xml:space="preserve">   АЧХ аналогового прототипа (расхождение 3,3·10⁻⁷), но частотная шкала оказывается</w:t>
+      </w:r>
+    </w:p>
+    <w:p>
+      <w:pPr>
+        <w:ind w:firstLine="709"/>
+        <w:spacing w:line="360" w:lineRule="auto"/>
+        <w:jc w:val="both"/>
+      </w:pPr>
+      <w:r>
+        <w:t xml:space="preserve">   растянутой: частота среза ЦФ ωср = (2/Тд)·tg(ωср·Тд/2) больше, чем у прототипа.</w:t>
+      </w:r>
+    </w:p>
+    <w:p>
+      <w:pPr>
+        <w:spacing w:after="60"/>
+        <w:ind w:left="709" w:hanging="284"/>
+        <w:jc w:val="both"/>
+      </w:pPr>
+      <w:r>
+        <w:t xml:space="preserve">1. </w:t>
+      </w:r>
+      <w:r>
+        <w:rPr>
+          <w:b/>
+        </w:rPr>
+        <w:t xml:space="preserve">Метод инвариантности ИИХ</w:t>
+      </w:r>
+      <w:r>
+        <w:t xml:space="preserve"> сохраняет форму g(t) в узлах отсчёта, но </w:t>
+      </w:r>
+      <w:r>
+        <w:t xml:space="preserve">*</w:t>
+      </w:r>
+      <w:r>
+        <w:t xml:space="preserve">*не</w:t>
+      </w:r>
+    </w:p>
+    <w:p>
+      <w:pPr>
+        <w:ind w:firstLine="709"/>
+        <w:spacing w:line="360" w:lineRule="auto"/>
+        <w:jc w:val="both"/>
+      </w:pPr>
+      <w:r>
+        <w:t xml:space="preserve">   сохраняет форму АЧХ</w:t>
+      </w:r>
+      <w:r>
+        <w:t xml:space="preserve">*</w:t>
+      </w:r>
+      <w:r>
+        <w:t xml:space="preserve">*: в области ωв спектра дискретного сигнала отдельные</w:t>
+      </w:r>
+    </w:p>
+    <w:p>
+      <w:pPr>
+        <w:ind w:firstLine="709"/>
+        <w:spacing w:line="360" w:lineRule="auto"/>
+        <w:jc w:val="both"/>
+      </w:pPr>
+      <w:r>
+        <w:t xml:space="preserve">   составляющие перекрываются (алиасинг), отсюда искажение переходной</w:t>
+      </w:r>
+    </w:p>
+    <w:p>
+      <w:pPr>
+        <w:ind w:firstLine="709"/>
+        <w:spacing w:line="360" w:lineRule="auto"/>
+        <w:jc w:val="both"/>
+      </w:pPr>
+      <w:r>
+        <w:t xml:space="preserve">   характеристики и осцилляции отклика по сравнению с БИХ.</w:t>
+      </w:r>
+    </w:p>
+    <w:p>
+      <w:pPr>
+        <w:spacing w:after="60"/>
+        <w:ind w:left="709" w:hanging="284"/>
+        <w:jc w:val="both"/>
+      </w:pPr>
+      <w:r>
+        <w:t xml:space="preserve">1. </w:t>
+      </w:r>
+      <w:r>
+        <w:rPr>
+          <w:b/>
+        </w:rPr>
+        <w:t xml:space="preserve">КИХ проще реализовать</w:t>
+      </w:r>
+      <w:r>
+        <w:t xml:space="preserve">: не требуется рекурсия, импульсная характеристика</w:t>
+      </w:r>
+    </w:p>
+    <w:p>
+      <w:pPr>
+        <w:ind w:firstLine="709"/>
+        <w:spacing w:line="360" w:lineRule="auto"/>
+        <w:jc w:val="both"/>
+      </w:pPr>
+      <w:r>
+        <w:t xml:space="preserve">   получается усечением. </w:t>
+      </w:r>
+      <w:r>
+        <w:rPr>
+          <w:b/>
+        </w:rPr>
+        <w:t xml:space="preserve">БИХ точнее повторяет АЧХ</w:t>
+      </w:r>
+      <w:r>
+        <w:t xml:space="preserve"> на перекрывающихся частотах</w:t>
+      </w:r>
+    </w:p>
+    <w:p>
+      <w:pPr>
+        <w:ind w:firstLine="709"/>
+        <w:spacing w:line="360" w:lineRule="auto"/>
+        <w:jc w:val="both"/>
+      </w:pPr>
+      <w:r>
+        <w:t xml:space="preserve">   и даёт более согласованный отклик; однако возможны автоколебания при |z| ≥ 1.</w:t>
+      </w:r>
+    </w:p>
+    <w:p>
+      <w:pPr>
+        <w:spacing w:after="60"/>
+        <w:ind w:left="709" w:hanging="284"/>
+        <w:jc w:val="both"/>
+      </w:pPr>
+      <w:r>
+        <w:t xml:space="preserve">1. Обе реализации дают </w:t>
+      </w:r>
+      <w:r>
+        <w:rPr>
+          <w:b/>
+        </w:rPr>
+        <w:t xml:space="preserve">аналогичную форму отклика</w:t>
+      </w:r>
+      <w:r>
+        <w:t xml:space="preserve"> — различие в масштабе и в</w:t>
+      </w:r>
+    </w:p>
+    <w:p>
+      <w:pPr>
+        <w:ind w:firstLine="709"/>
+        <w:spacing w:line="360" w:lineRule="auto"/>
+        <w:jc w:val="both"/>
+      </w:pPr>
+      <w:r>
+        <w:t xml:space="preserve">   характере начального участка, что и объясняется различной методикой синтеза.</w:t>
+      </w:r>
+    </w:p>
+    <w:p>
+      <w:pPr>
+        <w:spacing w:after="60"/>
+        <w:ind w:left="709" w:hanging="284"/>
+        <w:jc w:val="both"/>
+      </w:pPr>
+      <w:r>
+        <w:t xml:space="preserve">1. Проверка по первому отсчёту: y(0) = b₀·x(0). При x(0) = 0 получаем y(0) = 0,</w:t>
+      </w:r>
+    </w:p>
+    <w:p>
+      <w:pPr>
+        <w:ind w:firstLine="709"/>
+        <w:spacing w:line="360" w:lineRule="auto"/>
+        <w:jc w:val="both"/>
+      </w:pPr>
+      <w:r>
+        <w:t xml:space="preserve">   а остальные отсчёты определяются только коэффициентами b₁ и b₂.</w:t>
+      </w:r>
+    </w:p>
+    <w:p>
+      <w:pPr>
+        <w:ind w:firstLine="709"/>
+        <w:spacing w:line="360" w:lineRule="auto"/>
+        <w:jc w:val="both"/>
+      </w:pPr>
+      <w:r>
+        <w:rPr>
+          <w:b/>
+        </w:rPr>
+        <w:t xml:space="preserve">О физической достоверности отклика.</w:t>
+      </w:r>
+      <w:r>
+        <w:t xml:space="preserve"> Здесь важно честно указать слабое</w:t>
+      </w:r>
+    </w:p>
+    <w:p>
+      <w:pPr>
+        <w:ind w:firstLine="709"/>
+        <w:spacing w:line="360" w:lineRule="auto"/>
+        <w:jc w:val="both"/>
+      </w:pPr>
+      <w:r>
+        <w:t xml:space="preserve">место полученного результата. Частота среза фильтра ωср = 1,272·10⁶ рад/с</w:t>
+      </w:r>
+    </w:p>
+    <w:p>
+      <w:pPr>
+        <w:ind w:firstLine="709"/>
+        <w:spacing w:line="360" w:lineRule="auto"/>
+        <w:jc w:val="both"/>
+      </w:pPr>
+      <w:r>
+        <w:t xml:space="preserve">оказалась заметно ниже верхней границы спектра сигнала ωв = 3,94·10⁶ рад/с.</w:t>
+      </w:r>
+    </w:p>
+    <w:p>
+      <w:pPr>
+        <w:ind w:firstLine="709"/>
+        <w:spacing w:line="360" w:lineRule="auto"/>
+        <w:jc w:val="both"/>
+      </w:pPr>
+      <w:r>
+        <w:t xml:space="preserve">Это означает, что фильтр подавляет существенную часть полезного спектра</w:t>
+      </w:r>
+    </w:p>
+    <w:p>
+      <w:pPr>
+        <w:ind w:firstLine="709"/>
+        <w:spacing w:line="360" w:lineRule="auto"/>
+        <w:jc w:val="both"/>
+      </w:pPr>
+      <w:r>
+        <w:t xml:space="preserve">входного сигнала, и на выходе сигнал приходит заметно сглаженным. Причина</w:t>
+      </w:r>
+    </w:p>
+    <w:p>
+      <w:pPr>
+        <w:ind w:firstLine="709"/>
+        <w:spacing w:line="360" w:lineRule="auto"/>
+        <w:jc w:val="both"/>
+      </w:pPr>
+      <w:r>
+        <w:t xml:space="preserve">не в ошибке расчёта, а в номиналах схемы: при R = 1 кОм и L = 1 мГн срез</w:t>
+      </w:r>
+    </w:p>
+    <w:p>
+      <w:pPr>
+        <w:ind w:firstLine="709"/>
+        <w:spacing w:line="360" w:lineRule="auto"/>
+        <w:jc w:val="both"/>
+      </w:pPr>
+      <w:r>
+        <w:t xml:space="preserve">неизбежно оказывается низким. Изменить это можно только изменением</w:t>
+      </w:r>
+    </w:p>
+    <w:p>
+      <w:pPr>
+        <w:ind w:firstLine="709"/>
+        <w:spacing w:line="360" w:lineRule="auto"/>
+        <w:jc w:val="both"/>
+      </w:pPr>
+      <w:r>
+        <w:t xml:space="preserve">номиналов элементов, а не выбором метода синтеза.</w:t>
+      </w:r>
+    </w:p>
+    <w:p>
+      <w:pPr>
+        <w:ind w:firstLine="709"/>
+        <w:spacing w:line="360" w:lineRule="auto"/>
+        <w:jc w:val="both"/>
+      </w:pPr>
+      <w:r>
+        <w:t xml:space="preserve">Кроме того, сам входной сигнал при выбранном периоде дискретизации</w:t>
+      </w:r>
+    </w:p>
+    <w:p>
+      <w:pPr>
+        <w:ind w:firstLine="709"/>
+        <w:spacing w:line="360" w:lineRule="auto"/>
+        <w:jc w:val="both"/>
+      </w:pPr>
+      <w:r>
+        <w:t xml:space="preserve">представлен всего двумя ненулевыми отсчётами, поэтому оба метода синтеза</w:t>
+      </w:r>
+    </w:p>
+    <w:p>
+      <w:pPr>
+        <w:ind w:firstLine="709"/>
+        <w:spacing w:line="360" w:lineRule="auto"/>
+        <w:jc w:val="both"/>
+      </w:pPr>
+      <w:r>
+        <w:t xml:space="preserve">работают с очень бедными данными. Форма отклика определяется в первую</w:t>
+      </w:r>
+    </w:p>
+    <w:p>
+      <w:pPr>
+        <w:ind w:firstLine="709"/>
+        <w:spacing w:line="360" w:lineRule="auto"/>
+        <w:jc w:val="both"/>
+      </w:pPr>
+      <w:r>
+        <w:t xml:space="preserve">очередь исходным сигналом, а не фильтром, и подробная форма фронта</w:t>
+      </w:r>
+    </w:p>
+    <w:p>
+      <w:pPr>
+        <w:ind w:firstLine="709"/>
+        <w:spacing w:line="360" w:lineRule="auto"/>
+        <w:jc w:val="both"/>
+      </w:pPr>
+      <w:r>
+        <w:t xml:space="preserve">восстановлению не подлежит.</w:t>
+      </w:r>
+    </w:p>
+    <w:p>
+      <w:pPr>
+        <w:ind w:firstLine="709"/>
+        <w:spacing w:line="360" w:lineRule="auto"/>
+        <w:jc w:val="both"/>
+      </w:pPr>
+      <w:r>
+        <w:t xml:space="preserve">Фазочастотная характеристика ЦФ на нормированной оси θ ведёт себя так же,</w:t>
+      </w:r>
+    </w:p>
+    <w:p>
+      <w:pPr>
+        <w:ind w:firstLine="709"/>
+        <w:spacing w:line="360" w:lineRule="auto"/>
+        <w:jc w:val="both"/>
+      </w:pPr>
+      <w:r>
+        <w:t xml:space="preserve">как фазовая характеристика прототипа: она убывает от нуля и затем резко</w:t>
+      </w:r>
+    </w:p>
+    <w:p>
+      <w:pPr>
+        <w:ind w:firstLine="709"/>
+        <w:spacing w:line="360" w:lineRule="auto"/>
+        <w:jc w:val="both"/>
+      </w:pPr>
+      <w:r>
+        <w:t xml:space="preserve">возрастает у верхней границы частоты, что является известным эффектом</w:t>
+      </w:r>
+    </w:p>
+    <w:p>
+      <w:pPr>
+        <w:ind w:firstLine="709"/>
+        <w:spacing w:line="360" w:lineRule="auto"/>
+        <w:jc w:val="both"/>
+      </w:pPr>
+      <w:r>
+        <w:t xml:space="preserve">билинейного преобразования на краю полосы и не влияет на АЧХ в полосе</w:t>
+      </w:r>
+    </w:p>
+    <w:p>
+      <w:pPr>
+        <w:ind w:firstLine="709"/>
+        <w:spacing w:line="360" w:lineRule="auto"/>
+        <w:jc w:val="both"/>
+      </w:pPr>
+      <w:r>
+        <w:t xml:space="preserve">пропускания.</w:t>
+      </w:r>
+    </w:p>
+    <w:p>
+      <w:pPr>
+        <w:ind w:firstLine="709"/>
+        <w:spacing w:line="360" w:lineRule="auto"/>
+        <w:jc w:val="both"/>
+      </w:pPr>
+      <w:r>
+        <w:t xml:space="preserve">расхождение модулей не превышает 3,3·10⁻⁷, то есть АЧХ цифрового фильтра</w:t>
+      </w:r>
+    </w:p>
+    <w:p>
+      <w:pPr>
+        <w:ind w:firstLine="709"/>
+        <w:spacing w:line="360" w:lineRule="auto"/>
+        <w:jc w:val="both"/>
+      </w:pPr>
+      <w:r>
+        <w:t xml:space="preserve">воспроизводит скорректированную характеристику аналогового прототипа в</w:t>
+      </w:r>
+    </w:p>
+    <w:p>
+      <w:pPr>
+        <w:ind w:firstLine="709"/>
+        <w:spacing w:line="360" w:lineRule="auto"/>
+        <w:jc w:val="both"/>
+      </w:pPr>
+      <w:r>
+        <w:t xml:space="preserve">пределах точности расчёта. Это главный количественный результат билинейного</w:t>
+      </w:r>
+    </w:p>
+    <w:p>
+      <w:pPr>
+        <w:ind w:firstLine="709"/>
+        <w:spacing w:line="360" w:lineRule="auto"/>
+        <w:jc w:val="both"/>
+      </w:pPr>
+      <w:r>
+        <w:t xml:space="preserve">синтеза.</w:t>
+      </w:r>
+    </w:p>
+    <w:p>
+      <w:pPr>
+        <w:ind w:firstLine="709"/>
+        <w:spacing w:line="360" w:lineRule="auto"/>
+        <w:jc w:val="both"/>
+      </w:pPr>
+      <w:r>
+        <w:t xml:space="preserve">Фазочастотная характеристика ЦФ на нормированной оси θ ведёт себя так же, как</w:t>
+      </w:r>
+    </w:p>
+    <w:p>
+      <w:pPr>
+        <w:ind w:firstLine="709"/>
+        <w:spacing w:line="360" w:lineRule="auto"/>
+        <w:jc w:val="both"/>
+      </w:pPr>
+      <w:r>
+        <w:t xml:space="preserve">фазовая характеристика прототипа: она убывает от нуля, достигает примерно</w:t>
+      </w:r>
+    </w:p>
+    <w:p>
+      <w:pPr>
+        <w:ind w:firstLine="709"/>
+        <w:spacing w:line="360" w:lineRule="auto"/>
+        <w:jc w:val="both"/>
+      </w:pPr>
+      <w:r>
+        <w:t xml:space="preserve">−350° у верхней границы частоты и затем резко возрастает, что является</w:t>
+      </w:r>
+    </w:p>
+    <w:p>
+      <w:pPr>
+        <w:ind w:firstLine="709"/>
+        <w:spacing w:line="360" w:lineRule="auto"/>
+        <w:jc w:val="both"/>
+      </w:pPr>
+      <w:r>
+        <w:t xml:space="preserve">известным эффектом билинейного преобразования на краю полосы и не влияет на</w:t>
+      </w:r>
+    </w:p>
+    <w:p>
+      <w:pPr>
+        <w:ind w:firstLine="709"/>
+        <w:spacing w:line="360" w:lineRule="auto"/>
+        <w:jc w:val="both"/>
+      </w:pPr>
+      <w:r>
+        <w:t xml:space="preserve">АЧХ в полосе пропускания.</w:t>
+      </w:r>
+    </w:p>
+    <w:p>
+      <w:pPr>
+        <w:ind w:firstLine="709"/>
+        <w:spacing w:line="360" w:lineRule="auto"/>
+        <w:jc w:val="both"/>
+      </w:pPr>
+      <w:r>
+        <w:t xml:space="preserve">Импульсная характеристика аналогового прототипа, рассмотренная в п. 3.3,</w:t>
+      </w:r>
+    </w:p>
+    <w:p>
+      <w:pPr>
+        <w:ind w:firstLine="709"/>
+        <w:spacing w:line="360" w:lineRule="auto"/>
+        <w:jc w:val="both"/>
+      </w:pPr>
+      <w:r>
+        <w:t xml:space="preserve">раскладывается на две экспоненты, соответствующие двум полюсам: медленно</w:t>
+      </w:r>
+    </w:p>
+    <w:p>
+      <w:pPr>
+        <w:ind w:firstLine="709"/>
+        <w:spacing w:line="360" w:lineRule="auto"/>
+        <w:jc w:val="both"/>
+      </w:pPr>
+      <w:r>
+        <w:t xml:space="preserve">затухающий член с постоянной времени 1/3,820·10⁵ = 2,62 мкс и быстро</w:t>
+      </w:r>
+    </w:p>
+    <w:p>
+      <w:pPr>
+        <w:ind w:firstLine="709"/>
+        <w:spacing w:line="360" w:lineRule="auto"/>
+        <w:jc w:val="both"/>
+      </w:pPr>
+      <w:r>
+        <w:t xml:space="preserve">затухающий член с постоянной 1/2,618·10⁶ = 0,38 мкс.</w:t>
+      </w:r>
+    </w:p>
+    <w:p>
+      <w:pPr>
+        <w:ind w:firstLine="709"/>
+        <w:spacing w:line="360" w:lineRule="auto"/>
+        <w:jc w:val="both"/>
+      </w:pPr>
+      <w:r>
+        <w:t xml:space="preserve">На рисунке изображён главный лепесток g(t). Функция начинается с нуля,</w:t>
+      </w:r>
+    </w:p>
+    <w:p>
+      <w:pPr>
+        <w:ind w:firstLine="709"/>
+        <w:spacing w:line="360" w:lineRule="auto"/>
+        <w:jc w:val="both"/>
+      </w:pPr>
+      <w:r>
+        <w:t xml:space="preserve">быстро возрастает и достигает максимума порядка 0,39 в точке t = 1 мкс, после</w:t>
+      </w:r>
+    </w:p>
+    <w:p>
+      <w:pPr>
+        <w:ind w:firstLine="709"/>
+        <w:spacing w:line="360" w:lineRule="auto"/>
+        <w:jc w:val="both"/>
+      </w:pPr>
+      <w:r>
+        <w:t xml:space="preserve">чего плавно спадает. Форма кривой характерна для фильтра низких частот</w:t>
+      </w:r>
+    </w:p>
+    <w:p>
+      <w:pPr>
+        <w:ind w:firstLine="709"/>
+        <w:spacing w:line="360" w:lineRule="auto"/>
+        <w:jc w:val="both"/>
+      </w:pPr>
+      <w:r>
+        <w:t xml:space="preserve">второго порядка: это не импульс, а плавно меняющаяся во времени кривая,</w:t>
+      </w:r>
+    </w:p>
+    <w:p>
+      <w:pPr>
+        <w:ind w:firstLine="709"/>
+        <w:spacing w:line="360" w:lineRule="auto"/>
+        <w:jc w:val="both"/>
+      </w:pPr>
+      <w:r>
+        <w:t xml:space="preserve">поскольку частотная характеристика не имеет резкого обрыва. Именно главный</w:t>
+      </w:r>
+    </w:p>
+    <w:p>
+      <w:pPr>
+        <w:ind w:firstLine="709"/>
+        <w:spacing w:line="360" w:lineRule="auto"/>
+        <w:jc w:val="both"/>
+      </w:pPr>
+      <w:r>
+        <w:t xml:space="preserve">лепесток и определяет наибольший выходной отклик при фильтрации.</w:t>
+      </w:r>
+    </w:p>
+    <w:p>
+      <w:pPr>
+        <w:pageBreakBefore/>
+        <w:jc w:val="center"/>
+        <w:spacing w:before="240" w:after="180"/>
+      </w:pPr>
+      <w:r>
+        <w:t xml:space="preserve">4. ВЫВОДЫ</w:t>
+      </w:r>
+    </w:p>
+    <w:p>
+      <w:pPr>
+        <w:spacing w:after="60"/>
+        <w:ind w:left="709" w:hanging="284"/>
+        <w:jc w:val="both"/>
+      </w:pPr>
+      <w:r>
+        <w:t xml:space="preserve">1. Выполнен полный расчёт варианта 7: обработка сигнала (п. 2.1) и синтез ЦФ</w:t>
+      </w:r>
+    </w:p>
+    <w:p>
+      <w:pPr>
+        <w:ind w:firstLine="709"/>
+        <w:spacing w:line="360" w:lineRule="auto"/>
+        <w:jc w:val="both"/>
+      </w:pPr>
+      <w:r>
+        <w:t xml:space="preserve">   по аналоговому прототипу (п. 2.2).</w:t>
+      </w:r>
+    </w:p>
+    <w:p>
+      <w:pPr>
+        <w:spacing w:after="60"/>
+        <w:ind w:left="709" w:hanging="284"/>
+        <w:jc w:val="both"/>
+      </w:pPr>
+      <w:r>
+        <w:t xml:space="preserve">1. Частота дискретизации определена по критерию 0,1 от максимума спектра:</w:t>
+      </w:r>
+    </w:p>
+    <w:p>
+      <w:pPr>
+        <w:ind w:firstLine="709"/>
+        <w:spacing w:line="360" w:lineRule="auto"/>
+        <w:jc w:val="both"/>
+      </w:pPr>
+      <w:r>
+        <w:t xml:space="preserve">   ωв = 3,9425·10⁶ рад/с (первое пересечение уровня), Тд = 0,7969 мкс,</w:t>
+      </w:r>
+    </w:p>
+    <w:p>
+      <w:pPr>
+        <w:ind w:firstLine="709"/>
+        <w:spacing w:line="360" w:lineRule="auto"/>
+        <w:jc w:val="both"/>
+      </w:pPr>
+      <w:r>
+        <w:t xml:space="preserve">   ωд = 7,885·10⁶ рад/с = 2ωв — условие теоремы Котельникова выполнено.</w:t>
+      </w:r>
+    </w:p>
+    <w:p>
+      <w:pPr>
+        <w:spacing w:after="60"/>
+        <w:ind w:left="709" w:hanging="284"/>
+        <w:jc w:val="both"/>
+      </w:pPr>
+      <w:r>
+        <w:t xml:space="preserve">1. Коэффициент передачи аналогового прототипа цепи 12 восстановлен методом</w:t>
+      </w:r>
+    </w:p>
+    <w:p>
+      <w:pPr>
+        <w:ind w:firstLine="709"/>
+        <w:spacing w:line="360" w:lineRule="auto"/>
+        <w:jc w:val="both"/>
+      </w:pPr>
+      <w:r>
+        <w:t xml:space="preserve">   модифицированных узловых потенциалов </w:t>
+      </w:r>
+      <w:r>
+        <w:rPr>
+          <w:b/>
+        </w:rPr>
+        <w:t xml:space="preserve">прямо из рисунка схемы</w:t>
+      </w:r>
+      <w:r>
+        <w:t xml:space="preserve">. Выход</w:t>
+      </w:r>
+    </w:p>
+    <w:p>
+      <w:pPr>
+        <w:ind w:firstLine="709"/>
+        <w:spacing w:line="360" w:lineRule="auto"/>
+        <w:jc w:val="both"/>
+      </w:pPr>
+      <w:r>
+        <w:t xml:space="preserve">   снимается на шунте, поэтому K(p) = Zш/(pL₁ + Zш), что даёт фильтр нижних</w:t>
+      </w:r>
+    </w:p>
+    <w:p>
+      <w:pPr>
+        <w:ind w:firstLine="709"/>
+        <w:spacing w:line="360" w:lineRule="auto"/>
+        <w:jc w:val="both"/>
+      </w:pPr>
+      <w:r>
+        <w:t xml:space="preserve">   частот с K(0) = 1. Полиномы N(p) = 10⁶ + 2p и D(p) = 10⁶ + 3p + 10⁻⁶p²</w:t>
+      </w:r>
+    </w:p>
+    <w:p>
+      <w:pPr>
+        <w:ind w:firstLine="709"/>
+        <w:spacing w:line="360" w:lineRule="auto"/>
+        <w:jc w:val="both"/>
+      </w:pPr>
+      <w:r>
+        <w:t xml:space="preserve">   сверены с прямым вычислением на 800 частотах: расхождение 3,3·10⁻⁷.</w:t>
+      </w:r>
+    </w:p>
+    <w:p>
+      <w:pPr>
+        <w:spacing w:after="60"/>
+        <w:ind w:left="709" w:hanging="284"/>
+        <w:jc w:val="both"/>
+      </w:pPr>
+      <w:r>
+        <w:t xml:space="preserve">1. Аналоговый прототип устойчив (полюса −2,618·10⁶ и −3,820·10⁵ в левой</w:t>
+      </w:r>
+    </w:p>
+    <w:p>
+      <w:pPr>
+        <w:ind w:firstLine="709"/>
+        <w:spacing w:line="360" w:lineRule="auto"/>
+        <w:jc w:val="both"/>
+      </w:pPr>
+      <w:r>
+        <w:t xml:space="preserve">   полуплоскости); синтезированный ЦФ 2-го порядка устойчив (полюса</w:t>
+      </w:r>
+    </w:p>
+    <w:p>
+      <w:pPr>
+        <w:ind w:firstLine="709"/>
+        <w:spacing w:line="360" w:lineRule="auto"/>
+        <w:jc w:val="both"/>
+      </w:pPr>
+      <w:r>
+        <w:t xml:space="preserve">   0,735831 и −0,021094, оба по модулю меньше единицы).</w:t>
+      </w:r>
+    </w:p>
+    <w:p>
+      <w:pPr>
+        <w:spacing w:after="60"/>
+        <w:ind w:left="709" w:hanging="284"/>
+        <w:jc w:val="both"/>
+      </w:pPr>
+      <w:r>
+        <w:t xml:space="preserve">1. Сплошная АЧХ ЦФ, полученная билинейным преобразованием, воспроизводит</w:t>
+      </w:r>
+    </w:p>
+    <w:p>
+      <w:pPr>
+        <w:ind w:firstLine="709"/>
+        <w:spacing w:line="360" w:lineRule="auto"/>
+        <w:jc w:val="both"/>
+      </w:pPr>
+      <w:r>
+        <w:t xml:space="preserve">   скорректированную АЧХ прототипа; контроль H(1) = K(0) = 1 выполнен точно.</w:t>
+      </w:r>
+    </w:p>
+    <w:p>
+      <w:pPr>
+        <w:spacing w:after="60"/>
+        <w:ind w:left="709" w:hanging="284"/>
+        <w:jc w:val="both"/>
+      </w:pPr>
+      <w:r>
+        <w:t xml:space="preserve">1. Метод билинейного преобразования обеспечивает совпадение АЧХ ценой</w:t>
+      </w:r>
+    </w:p>
+    <w:p>
+      <w:pPr>
+        <w:ind w:firstLine="709"/>
+        <w:spacing w:line="360" w:lineRule="auto"/>
+        <w:jc w:val="both"/>
+      </w:pPr>
+      <w:r>
+        <w:t xml:space="preserve">   нелинейного искажения шкалы (ωср ЦФ = 1,393·10⁶ вместо 1,272·10⁶ рад/с);</w:t>
+      </w:r>
+    </w:p>
+    <w:p>
+      <w:pPr>
+        <w:ind w:firstLine="709"/>
+        <w:spacing w:line="360" w:lineRule="auto"/>
+        <w:jc w:val="both"/>
+      </w:pPr>
+      <w:r>
+        <w:t xml:space="preserve">   метод инвариантности сохраняет g(t) в узлах отсчёта, но требует усечения</w:t>
+      </w:r>
+    </w:p>
+    <w:p>
+      <w:pPr>
+        <w:ind w:firstLine="709"/>
+        <w:spacing w:line="360" w:lineRule="auto"/>
+        <w:jc w:val="both"/>
+      </w:pPr>
+      <w:r>
+        <w:t xml:space="preserve">   КИХ и вносит наибольшую ошибку.</w:t>
+      </w:r>
+    </w:p>
+    <w:p>
+      <w:pPr>
+        <w:spacing w:after="60"/>
+        <w:ind w:left="709" w:hanging="284"/>
+        <w:jc w:val="both"/>
+      </w:pPr>
+      <w:r>
+        <w:t xml:space="preserve">1. Главное ограничение результата: частота среза фильтра 1,272·10⁶ рад/с</w:t>
+      </w:r>
+    </w:p>
+    <w:p>
+      <w:pPr>
+        <w:ind w:firstLine="709"/>
+        <w:spacing w:line="360" w:lineRule="auto"/>
+        <w:jc w:val="both"/>
+      </w:pPr>
+      <w:r>
+        <w:t xml:space="preserve">   существенно ниже верхней границы спектра сигнала 3,94·10⁶ рад/с, поэтому</w:t>
+      </w:r>
+    </w:p>
+    <w:p>
+      <w:pPr>
+        <w:ind w:firstLine="709"/>
+        <w:spacing w:line="360" w:lineRule="auto"/>
+        <w:jc w:val="both"/>
+      </w:pPr>
+      <w:r>
+        <w:t xml:space="preserve">   фильтр подавляет значительную часть полезного спектра. Это свойство</w:t>
+      </w:r>
+    </w:p>
+    <w:p>
+      <w:pPr>
+        <w:ind w:firstLine="709"/>
+        <w:spacing w:line="360" w:lineRule="auto"/>
+        <w:jc w:val="both"/>
+      </w:pPr>
+      <w:r>
+        <w:t xml:space="preserve">   заданных номиналов, а не ошибка синтеза.</w:t>
+      </w:r>
+    </w:p>
+    <w:p>
+      <w:pPr>
+        <w:pageBreakBefore/>
+        <w:jc w:val="center"/>
+        <w:spacing w:before="240" w:after="180"/>
+      </w:pPr>
+      <w:r>
+        <w:t xml:space="preserve">5. СПИСОК ЛИТЕРАТУРЫ</w:t>
+      </w:r>
+    </w:p>
+    <w:p>
+      <w:pPr>
+        <w:ind w:firstLine="709"/>
+        <w:spacing w:line="360" w:lineRule="auto"/>
+        <w:jc w:val="both"/>
+      </w:pPr>
+      <w:r>
+        <w:t xml:space="preserve">Список приведён в соответствии с разделом 6 методических указаний.</w:t>
+      </w:r>
+    </w:p>
+    <w:p>
+      <w:pPr>
+        <w:spacing w:after="60"/>
+        <w:ind w:left="709" w:hanging="284"/>
+        <w:jc w:val="both"/>
+      </w:pPr>
+      <w:r>
+        <w:t xml:space="preserve">1. Каратаева Н.А. Радиотехнические цепи и сигналы. Дискретная обработка сигналов</w:t>
+      </w:r>
+    </w:p>
+    <w:p>
+      <w:pPr>
+        <w:ind w:firstLine="709"/>
+        <w:spacing w:line="360" w:lineRule="auto"/>
+        <w:jc w:val="both"/>
+      </w:pPr>
+      <w:r>
+        <w:t xml:space="preserve">   и цифровая фильтрация: методические указания по выполнению курсовой работы. —</w:t>
+      </w:r>
+    </w:p>
+    <w:p>
+      <w:pPr>
+        <w:ind w:firstLine="709"/>
+        <w:spacing w:line="360" w:lineRule="auto"/>
+        <w:jc w:val="both"/>
+      </w:pPr>
+      <w:r>
+        <w:t xml:space="preserve">   Томск: Томский межвузовый центр дистанционного образования, 2002. — 93 с.</w:t>
+      </w:r>
+    </w:p>
+    <w:p>
+      <w:pPr>
+        <w:spacing w:after="60"/>
+        <w:ind w:left="709" w:hanging="284"/>
+        <w:jc w:val="both"/>
+      </w:pPr>
+      <w:r>
+        <w:t xml:space="preserve">1. Гоноровский И.С. Радиотехнические цепи и сигналы. — 4-е изд., перераб. и доп. —</w:t>
+      </w:r>
+    </w:p>
+    <w:p>
+      <w:pPr>
+        <w:ind w:firstLine="709"/>
+        <w:spacing w:line="360" w:lineRule="auto"/>
+        <w:jc w:val="both"/>
+      </w:pPr>
+      <w:r>
+        <w:t xml:space="preserve">   М.: Радио и связь, 1986. — 512 с.</w:t>
+      </w:r>
+    </w:p>
+    <w:p>
+      <w:pPr>
+        <w:spacing w:after="60"/>
+        <w:ind w:left="709" w:hanging="284"/>
+        <w:jc w:val="both"/>
+      </w:pPr>
+      <w:r>
+        <w:t xml:space="preserve">1. Баскаков С.И. Радиотехнические цепи и сигналы. — 2-е изд. — М.: Высш. шк.,</w:t>
+      </w:r>
+    </w:p>
+    <w:p>
+      <w:pPr>
+        <w:spacing w:after="60"/>
+        <w:ind w:left="709" w:hanging="284"/>
+        <w:jc w:val="both"/>
+      </w:pPr>
+      <w:r>
+        <w:t xml:space="preserve">1. — 448 с.</w:t>
+      </w:r>
+    </w:p>
+    <w:p>
+      <w:pPr>
+        <w:spacing w:after="60"/>
+        <w:ind w:left="709" w:hanging="284"/>
+        <w:jc w:val="both"/>
+      </w:pPr>
+      <w:r>
+        <w:t xml:space="preserve">1. Хемминг Р.В. Цифровые фильтры / пер. с англ. под ред. А.М. Трахтмана. —</w:t>
+      </w:r>
+    </w:p>
+    <w:p>
+      <w:pPr>
+        <w:ind w:firstLine="709"/>
+        <w:spacing w:line="360" w:lineRule="auto"/>
+        <w:jc w:val="both"/>
+      </w:pPr>
+      <w:r>
+        <w:t xml:space="preserve">   М.: Сов. Радио, 1980. — 224 с.</w:t>
+      </w:r>
+    </w:p>
+    <w:p>
+      <w:pPr>
+        <w:spacing w:after="60"/>
+        <w:ind w:left="709" w:hanging="284"/>
+        <w:jc w:val="both"/>
+      </w:pPr>
+      <w:r>
+        <w:t xml:space="preserve">1. Цифровая обработка сигналов: справочник / Л.М. Гольденберг, Б.Д. Матюшкин,</w:t>
+      </w:r>
+    </w:p>
+    <w:p>
+      <w:pPr>
+        <w:ind w:firstLine="709"/>
+        <w:spacing w:line="360" w:lineRule="auto"/>
+        <w:jc w:val="both"/>
+      </w:pPr>
+      <w:r>
+        <w:t xml:space="preserve">   М.Н. Поляк. — М.: Радио и связь, 1985. — 312 с.</w:t>
+      </w:r>
+    </w:p>
+    <w:p>
+      <w:pPr>
+        <w:spacing w:after="60"/>
+        <w:ind w:left="709" w:hanging="284"/>
+        <w:jc w:val="both"/>
+      </w:pPr>
+      <w:r>
+        <w:t xml:space="preserve">1. Рабинер Л., Гольдберг Р. Цифровая обработка сигналов / пер. с англ. —</w:t>
+      </w:r>
+    </w:p>
+    <w:p>
+      <w:pPr>
+        <w:ind w:firstLine="709"/>
+        <w:spacing w:line="360" w:lineRule="auto"/>
+        <w:jc w:val="both"/>
+      </w:pPr>
+      <w:r>
+        <w:t xml:space="preserve">   М.: Вильямс, 2003. — 656 с.</w:t>
+      </w:r>
+    </w:p>
+    <w:p>
+      <w:pPr>
+        <w:spacing w:after="60"/>
+        <w:ind w:left="709" w:hanging="284"/>
+        <w:jc w:val="both"/>
+      </w:pPr>
+      <w:r>
+        <w:t xml:space="preserve">1. Лэм Р. Системы и сигналы / пер. с англ. — М.: Вильямс, 2003. — 984 с.</w:t>
+      </w:r>
+    </w:p>
+    <w:p>
+      <w:pPr>
+        <w:spacing w:after="60"/>
+        <w:ind w:left="709" w:hanging="284"/>
+        <w:jc w:val="both"/>
+      </w:pPr>
+      <w:r>
+        <w:t xml:space="preserve">1. Карни Ш. Теория цепей. Анализ и синтез. — М.: Связь, 1973. — 672 с.</w:t>
+      </w:r>
+    </w:p>
+    <w:p>
+      <w:pPr>
+        <w:spacing w:after="60"/>
+        <w:ind w:left="709" w:hanging="284"/>
+        <w:jc w:val="both"/>
+      </w:pPr>
+      <w:r>
+        <w:t xml:space="preserve">1. Янке Е., Эмде Ф., Леш Ф. Специальные функции / пер. с нем. — М.: Наука,</w:t>
+      </w:r>
+    </w:p>
+    <w:p>
+      <w:pPr>
+        <w:spacing w:after="60"/>
+        <w:ind w:left="709" w:hanging="284"/>
+        <w:jc w:val="both"/>
+      </w:pPr>
+      <w:r>
+        <w:t xml:space="preserve">1. — 342 с.</w:t>
+      </w:r>
+    </w:p>
+    <w:p>
+      <w:pPr>
+        <w:pageBreakBefore/>
+        <w:jc w:val="center"/>
+        <w:spacing w:before="240" w:after="180"/>
+      </w:pPr>
+      <w:r>
+        <w:t xml:space="preserve">ПРИЛОЖЕНИЕ А. Схема цепи-прототипа (шифр 12) и нетлист</w:t>
+      </w:r>
+    </w:p>
+    <w:p>
+      <w:pPr>
+        <w:spacing w:after="0" w:line="240" w:lineRule="auto"/>
+        <w:ind w:left="284"/>
+      </w:pPr>
+      <w:r>
+        <w:t xml:space="preserve"> </w:t>
+      </w:r>
+    </w:p>
+    <w:p>
+      <w:pPr>
+        <w:spacing w:line="360" w:lineRule="auto"/>
+      </w:pPr>
+    </w:p>
+    <w:p>
+      <w:pPr>
+        <w:ind w:firstLine="709"/>
+        <w:spacing w:line="360" w:lineRule="auto"/>
+        <w:jc w:val="both"/>
+      </w:pPr>
+      <w:r>
+        <w:t xml:space="preserve">        вход ──[ L1 ]──● A ──┬── ΔUвых (метка «Изменение»)</w:t>
+      </w:r>
+    </w:p>
+    <w:p>
+      <w:pPr>
+        <w:ind w:firstLine="709"/>
+        <w:spacing w:line="360" w:lineRule="auto"/>
+        <w:jc w:val="both"/>
+      </w:pPr>
+      <w:r>
+        <w:t xml:space="preserve">                          │</w:t>
+      </w:r>
+    </w:p>
+    <w:p>
+      <w:pPr>
+        <w:ind w:firstLine="709"/>
+        <w:spacing w:line="360" w:lineRule="auto"/>
+        <w:jc w:val="both"/>
+      </w:pPr>
+      <w:r>
+        <w:t xml:space="preserve">                        [ R1 ]  (шунт)</w:t>
+      </w:r>
+    </w:p>
+    <w:p>
+      <w:pPr>
+        <w:ind w:firstLine="709"/>
+        <w:spacing w:line="360" w:lineRule="auto"/>
+        <w:jc w:val="both"/>
+      </w:pPr>
+      <w:r>
+        <w:t xml:space="preserve">                          │</w:t>
+      </w:r>
+    </w:p>
+    <w:p>
+      <w:pPr>
+        <w:ind w:firstLine="709"/>
+        <w:spacing w:line="360" w:lineRule="auto"/>
+        <w:jc w:val="both"/>
+      </w:pPr>
+      <w:r>
+        <w:t xml:space="preserve">                          ● B ──┬──[ R2 ]──</w:t>
+      </w:r>
+    </w:p>
+    <w:p>
+      <w:pPr>
+        <w:ind w:firstLine="709"/>
+        <w:spacing w:line="360" w:lineRule="auto"/>
+        <w:jc w:val="both"/>
+      </w:pPr>
+      <w:r>
+        <w:t xml:space="preserve">                                └──[ L2 ]──┬── общий (земля)</w:t>
+      </w:r>
+    </w:p>
+    <w:p>
+      <w:pPr>
+        <w:ind w:firstLine="709"/>
+        <w:spacing w:line="360" w:lineRule="auto"/>
+        <w:jc w:val="both"/>
+      </w:pPr>
+      <w:r>
+        <w:t xml:space="preserve">вход ───────────────────────────────────────┴── выход (общий)</w:t>
+      </w:r>
+    </w:p>
+    <w:p>
+      <w:pPr>
+        <w:spacing w:after="0" w:line="240" w:lineRule="auto"/>
+        <w:ind w:left="284"/>
+      </w:pPr>
+      <w:r>
+        <w:t xml:space="preserve"> </w:t>
+      </w:r>
+    </w:p>
+    <w:p>
+      <w:pPr>
+        <w:spacing w:line="360" w:lineRule="auto"/>
+      </w:pPr>
+    </w:p>
+    <w:p>
+      <w:pPr>
+        <w:ind w:firstLine="709"/>
+        <w:spacing w:line="360" w:lineRule="auto"/>
+        <w:jc w:val="both"/>
+      </w:pPr>
+      <w:r>
+        <w:t xml:space="preserve">Нетлист, вычисленный из рисунка:</w:t>
+      </w:r>
     </w:p>
     <w:tbl>
       <w:tblPr>
@@ -7245,7 +9244,7 @@
               <w:rPr>
                 <w:b/>
               </w:rPr>
-              <w:t xml:space="preserve">R1</w:t>
+              <w:t xml:space="preserve">Элемент</w:t>
             </w:r>
           </w:p>
         </w:tc>
@@ -7262,7 +9261,7 @@
               <w:rPr>
                 <w:b/>
               </w:rPr>
-              <w:t xml:space="preserve">R</w:t>
+              <w:t xml:space="preserve">Тип</w:t>
             </w:r>
           </w:p>
         </w:tc>
@@ -7279,7 +9278,7 @@
               <w:rPr>
                 <w:b/>
               </w:rPr>
-              <w:t xml:space="preserve">1 кОм</w:t>
+              <w:t xml:space="preserve">Номинал</w:t>
             </w:r>
           </w:p>
         </w:tc>
@@ -7296,7 +9295,7 @@
               <w:rPr>
                 <w:b/>
               </w:rPr>
-              <w:t xml:space="preserve">2 — 3</w:t>
+              <w:t xml:space="preserve">Узел a — узел b</w:t>
             </w:r>
           </w:p>
         </w:tc>
@@ -7336,7 +9335,7 @@
               <w:rPr>
                 <w:b/>
               </w:rPr>
-              <w:t xml:space="preserve">R2</w:t>
+              <w:t xml:space="preserve">L1</w:t>
             </w:r>
           </w:p>
         </w:tc>
@@ -7353,7 +9352,7 @@
               <w:rPr>
                 <w:b/>
               </w:rPr>
-              <w:t xml:space="preserve">R</w:t>
+              <w:t xml:space="preserve">L</w:t>
             </w:r>
           </w:p>
         </w:tc>
@@ -7370,7 +9369,7 @@
               <w:rPr>
                 <w:b/>
               </w:rPr>
-              <w:t xml:space="preserve">1 кОм</w:t>
+              <w:t xml:space="preserve">1 мГн</w:t>
             </w:r>
           </w:p>
         </w:tc>
@@ -7387,7 +9386,7 @@
               <w:rPr>
                 <w:b/>
               </w:rPr>
-              <w:t xml:space="preserve">3 — 0</w:t>
+              <w:t xml:space="preserve">1 — 2</w:t>
             </w:r>
           </w:p>
         </w:tc>
@@ -7427,7 +9426,7 @@
               <w:rPr>
                 <w:b/>
               </w:rPr>
-              <w:t xml:space="preserve">L2</w:t>
+              <w:t xml:space="preserve">R1</w:t>
             </w:r>
           </w:p>
         </w:tc>
@@ -7444,7 +9443,7 @@
               <w:rPr>
                 <w:b/>
               </w:rPr>
-              <w:t xml:space="preserve">L</w:t>
+              <w:t xml:space="preserve">R</w:t>
             </w:r>
           </w:p>
         </w:tc>
@@ -7461,7 +9460,7 @@
               <w:rPr>
                 <w:b/>
               </w:rPr>
-              <w:t xml:space="preserve">1 мГн</w:t>
+              <w:t xml:space="preserve">1 кОм</w:t>
             </w:r>
           </w:p>
         </w:tc>
@@ -7478,7 +9477,7 @@
               <w:rPr>
                 <w:b/>
               </w:rPr>
-              <w:t xml:space="preserve">3 — 0</w:t>
+              <w:t xml:space="preserve">2 — 3</w:t>
             </w:r>
           </w:p>
         </w:tc>
@@ -7489,14 +9488,245 @@
         <w:spacing w:line="360" w:lineRule="auto"/>
       </w:pPr>
     </w:p>
-    <w:p>
-      <w:pPr>
-        <w:ind w:firstLine="709"/>
-        <w:spacing w:line="360" w:lineRule="auto"/>
-        <w:jc w:val="both"/>
-      </w:pPr>
-      <w:r>
-        <w:t xml:space="preserve">Источник U = 1 В между узлом 1 и узлом 0. Метка «Изменение» ΔUвых — в узле 2.</w:t>
+    <w:tbl>
+      <w:tblPr>
+        <w:tblW w:w="9300" w:type="dxa"/>
+        <w:tblBorders>
+          <w:top w:val="single" w:sz="6" w:color="000000"/>
+          <w:left w:val="single" w:sz="6" w:color="000000"/>
+          <w:bottom w:val="single" w:sz="6" w:color="000000"/>
+          <w:right w:val="single" w:sz="6" w:color="000000"/>
+          <w:insideH w:val="single" w:sz="6" w:color="000000"/>
+          <w:insideV w:val="single" w:sz="6" w:color="000000"/>
+        </w:tblBorders>
+      </w:tblPr>
+      <w:tr>
+        <w:trPr>
+          <w:tblHeader/>
+        </w:trPr>
+        <w:tc>
+          <w:tcPr>
+            <w:tcW w:w="2325" w:type="dxa"/>
+            <w:vAlign w:val="center"/>
+          </w:tcPr>
+          <w:p>
+            <w:pPr>
+              <w:spacing w:before="40" w:after="40"/>
+            </w:pPr>
+            <w:r>
+              <w:rPr>
+                <w:b/>
+              </w:rPr>
+              <w:t xml:space="preserve">R2</w:t>
+            </w:r>
+          </w:p>
+        </w:tc>
+        <w:tc>
+          <w:tcPr>
+            <w:tcW w:w="2325" w:type="dxa"/>
+            <w:vAlign w:val="center"/>
+          </w:tcPr>
+          <w:p>
+            <w:pPr>
+              <w:spacing w:before="40" w:after="40"/>
+            </w:pPr>
+            <w:r>
+              <w:rPr>
+                <w:b/>
+              </w:rPr>
+              <w:t xml:space="preserve">R</w:t>
+            </w:r>
+          </w:p>
+        </w:tc>
+        <w:tc>
+          <w:tcPr>
+            <w:tcW w:w="2325" w:type="dxa"/>
+            <w:vAlign w:val="center"/>
+          </w:tcPr>
+          <w:p>
+            <w:pPr>
+              <w:spacing w:before="40" w:after="40"/>
+            </w:pPr>
+            <w:r>
+              <w:rPr>
+                <w:b/>
+              </w:rPr>
+              <w:t xml:space="preserve">1 кОм</w:t>
+            </w:r>
+          </w:p>
+        </w:tc>
+        <w:tc>
+          <w:tcPr>
+            <w:tcW w:w="2325" w:type="dxa"/>
+            <w:vAlign w:val="center"/>
+          </w:tcPr>
+          <w:p>
+            <w:pPr>
+              <w:spacing w:before="40" w:after="40"/>
+            </w:pPr>
+            <w:r>
+              <w:rPr>
+                <w:b/>
+              </w:rPr>
+              <w:t xml:space="preserve">3 — 0</w:t>
+            </w:r>
+          </w:p>
+        </w:tc>
+      </w:tr>
+    </w:tbl>
+    <w:p>
+      <w:pPr>
+        <w:spacing w:line="360" w:lineRule="auto"/>
+      </w:pPr>
+    </w:p>
+    <w:tbl>
+      <w:tblPr>
+        <w:tblW w:w="9300" w:type="dxa"/>
+        <w:tblBorders>
+          <w:top w:val="single" w:sz="6" w:color="000000"/>
+          <w:left w:val="single" w:sz="6" w:color="000000"/>
+          <w:bottom w:val="single" w:sz="6" w:color="000000"/>
+          <w:right w:val="single" w:sz="6" w:color="000000"/>
+          <w:insideH w:val="single" w:sz="6" w:color="000000"/>
+          <w:insideV w:val="single" w:sz="6" w:color="000000"/>
+        </w:tblBorders>
+      </w:tblPr>
+      <w:tr>
+        <w:trPr>
+          <w:tblHeader/>
+        </w:trPr>
+        <w:tc>
+          <w:tcPr>
+            <w:tcW w:w="2325" w:type="dxa"/>
+            <w:vAlign w:val="center"/>
+          </w:tcPr>
+          <w:p>
+            <w:pPr>
+              <w:spacing w:before="40" w:after="40"/>
+            </w:pPr>
+            <w:r>
+              <w:rPr>
+                <w:b/>
+              </w:rPr>
+              <w:t xml:space="preserve">L2</w:t>
+            </w:r>
+          </w:p>
+        </w:tc>
+        <w:tc>
+          <w:tcPr>
+            <w:tcW w:w="2325" w:type="dxa"/>
+            <w:vAlign w:val="center"/>
+          </w:tcPr>
+          <w:p>
+            <w:pPr>
+              <w:spacing w:before="40" w:after="40"/>
+            </w:pPr>
+            <w:r>
+              <w:rPr>
+                <w:b/>
+              </w:rPr>
+              <w:t xml:space="preserve">L</w:t>
+            </w:r>
+          </w:p>
+        </w:tc>
+        <w:tc>
+          <w:tcPr>
+            <w:tcW w:w="2325" w:type="dxa"/>
+            <w:vAlign w:val="center"/>
+          </w:tcPr>
+          <w:p>
+            <w:pPr>
+              <w:spacing w:before="40" w:after="40"/>
+            </w:pPr>
+            <w:r>
+              <w:rPr>
+                <w:b/>
+              </w:rPr>
+              <w:t xml:space="preserve">1 мГн</w:t>
+            </w:r>
+          </w:p>
+        </w:tc>
+        <w:tc>
+          <w:tcPr>
+            <w:tcW w:w="2325" w:type="dxa"/>
+            <w:vAlign w:val="center"/>
+          </w:tcPr>
+          <w:p>
+            <w:pPr>
+              <w:spacing w:before="40" w:after="40"/>
+            </w:pPr>
+            <w:r>
+              <w:rPr>
+                <w:b/>
+              </w:rPr>
+              <w:t xml:space="preserve">3 — 0</w:t>
+            </w:r>
+          </w:p>
+        </w:tc>
+      </w:tr>
+    </w:tbl>
+    <w:p>
+      <w:pPr>
+        <w:spacing w:line="360" w:lineRule="auto"/>
+      </w:pPr>
+    </w:p>
+    <w:p>
+      <w:pPr>
+        <w:ind w:firstLine="709"/>
+        <w:spacing w:line="360" w:lineRule="auto"/>
+        <w:jc w:val="both"/>
+      </w:pPr>
+      <w:r>
+        <w:t xml:space="preserve">Источник U = 1 В между узлом 1 и узлом 0. Метка «Изменение» ΔUвых — в узле 2,</w:t>
+      </w:r>
+    </w:p>
+    <w:p>
+      <w:pPr>
+        <w:ind w:firstLine="709"/>
+        <w:spacing w:line="360" w:lineRule="auto"/>
+        <w:jc w:val="both"/>
+      </w:pPr>
+      <w:r>
+        <w:t xml:space="preserve">то есть </w:t>
+      </w:r>
+      <w:r>
+        <w:rPr>
+          <w:b/>
+        </w:rPr>
+        <w:t xml:space="preserve">на шунте</w:t>
+      </w:r>
+      <w:r>
+        <w:t xml:space="preserve">, а не на L₁. Отсюда K(p) = Zш/(pL₁ + Zш) с</w:t>
+      </w:r>
+    </w:p>
+    <w:p>
+      <w:pPr>
+        <w:ind w:firstLine="709"/>
+        <w:spacing w:line="360" w:lineRule="auto"/>
+        <w:jc w:val="both"/>
+      </w:pPr>
+      <w:r>
+        <w:t xml:space="preserve">Zш = R₁ + (R₂‖pL₂).</w:t>
+      </w:r>
+    </w:p>
+    <w:p>
+      <w:pPr>
+        <w:ind w:firstLine="709"/>
+        <w:spacing w:line="360" w:lineRule="auto"/>
+        <w:jc w:val="both"/>
+      </w:pPr>
+      <w:r>
+        <w:t xml:space="preserve">Полиномы, полученные из этого нетлиста:</w:t>
+      </w:r>
+    </w:p>
+    <w:p>
+      <w:pPr>
+        <w:ind w:firstLine="709"/>
+        <w:spacing w:line="360" w:lineRule="auto"/>
+        <w:jc w:val="both"/>
+      </w:pPr>
+      <w:r>
+        <w:t xml:space="preserve">N(p) = 1,0·10⁶ + 2,0·p;  D(p) = 1,0·10⁶ + 3,0·p + 1,0·10⁻⁶·p².</w:t>
       </w:r>
     </w:p>
     <w:p>
